--- a/Docs/02-D_プDynamoDB仕様書.docx
+++ b/Docs/02-D_プDynamoDB仕様書.docx
@@ -30,6 +30,32 @@
     </w:p>
     <w:p>
       <w:pPr>
+        <w:pStyle w:val="Heading2"/>
+        <w:pBdr>
+          <w:top w:space="0" w:sz="0" w:val="nil"/>
+          <w:left w:space="0" w:sz="0" w:val="nil"/>
+          <w:bottom w:space="0" w:sz="0" w:val="nil"/>
+          <w:right w:space="0" w:sz="0" w:val="nil"/>
+          <w:between w:space="0" w:sz="0" w:val="nil"/>
+        </w:pBdr>
+        <w:shd w:fill="auto" w:val="clear"/>
+        <w:spacing w:after="120" w:before="0" w:line="275.9999942779541" w:lineRule="auto"/>
+        <w:rPr>
+          <w:rFonts w:ascii="Arial" w:cs="Arial" w:eastAsia="Arial" w:hAnsi="Arial"/>
+          <w:color w:val="1f1f1f"/>
+        </w:rPr>
+      </w:pPr>
+      <w:r>
+        <w:rPr>
+          <w:rFonts w:ascii="Arial Unicode MS" w:cs="Arial Unicode MS" w:eastAsia="Arial Unicode MS" w:hAnsi="Arial Unicode MS"/>
+          <w:color w:val="1f1f1f"/>
+          <w:rtl w:val="0"/>
+        </w:rPr>
+        <w:t xml:space="preserve">【前提：認証・ユーザー管理基盤について】</w:t>
+      </w:r>
+    </w:p>
+    <w:p>
+      <w:pPr>
         <w:pBdr>
           <w:top w:space="0" w:sz="0" w:val="nil"/>
           <w:left w:space="0" w:sz="0" w:val="nil"/>
@@ -50,7 +76,93 @@
           <w:color w:val="1f1f1f"/>
           <w:rtl w:val="0"/>
         </w:rPr>
-        <w:t xml:space="preserve">本システムはAWS CDK（hesokuri-backend-stack.ts）によって定義された3つのDynamoDBテーブルで構成されています。すべてのテーブルは PAY_PER_REQUEST（オンデマンドキャパシティ）に設定され、スタック削除時のポリシーは DESTROY に設定されています。</w:t>
+        <w:t xml:space="preserve">本システムにおけるユーザー認証（サインアップ、ログイン、パスワード管理）およびセッショントークン（JWT）の発行は、すべて </w:t>
+      </w:r>
+      <w:r>
+        <w:rPr>
+          <w:rFonts w:ascii="Arial" w:cs="Arial" w:eastAsia="Arial" w:hAnsi="Arial"/>
+          <w:b w:val="1"/>
+          <w:bCs w:val="1"/>
+          <w:color w:val="1f1f1f"/>
+          <w:rtl w:val="0"/>
+        </w:rPr>
+        <w:t xml:space="preserve">AWS Cognito (User Pool)</w:t>
+      </w:r>
+      <w:r>
+        <w:rPr>
+          <w:rFonts w:ascii="Arial Unicode MS" w:cs="Arial Unicode MS" w:eastAsia="Arial Unicode MS" w:hAnsi="Arial Unicode MS"/>
+          <w:color w:val="1f1f1f"/>
+          <w:rtl w:val="0"/>
+        </w:rPr>
+        <w:t xml:space="preserve"> にて一元管理しています。</w:t>
+      </w:r>
+    </w:p>
+    <w:p>
+      <w:pPr>
+        <w:pBdr>
+          <w:top w:space="0" w:sz="0" w:val="nil"/>
+          <w:left w:space="0" w:sz="0" w:val="nil"/>
+          <w:bottom w:space="0" w:sz="0" w:val="nil"/>
+          <w:right w:space="0" w:sz="0" w:val="nil"/>
+          <w:between w:space="0" w:sz="0" w:val="nil"/>
+        </w:pBdr>
+        <w:shd w:fill="auto" w:val="clear"/>
+        <w:spacing w:after="150" w:line="275.9999942779541" w:lineRule="auto"/>
+        <w:rPr>
+          <w:rFonts w:ascii="Arial" w:cs="Arial" w:eastAsia="Arial" w:hAnsi="Arial"/>
+          <w:color w:val="1f1f1f"/>
+        </w:rPr>
+      </w:pPr>
+      <w:r>
+        <w:rPr>
+          <w:rFonts w:ascii="Arial Unicode MS" w:cs="Arial Unicode MS" w:eastAsia="Arial Unicode MS" w:hAnsi="Arial Unicode MS"/>
+          <w:color w:val="1f1f1f"/>
+          <w:rtl w:val="0"/>
+        </w:rPr>
+        <w:t xml:space="preserve">そのため、DynamoDB側にはパスワードやセキュリティに直結する認証クレデンシャルは保持しません。Cognitoから発行される一意のユーザー識別子（sub）を、各テーブルのパーティションキー（householdId または accountId）として利用することで、家族ごとのデータを安全に分離するマルチテナント・アーキテクチャを実現しています。</w:t>
+      </w:r>
+    </w:p>
+    <w:p>
+      <w:pPr>
+        <w:pBdr>
+          <w:top w:space="0" w:sz="0" w:val="nil"/>
+          <w:left w:space="0" w:sz="0" w:val="nil"/>
+          <w:bottom w:space="0" w:sz="0" w:val="nil"/>
+          <w:right w:space="0" w:sz="0" w:val="nil"/>
+          <w:between w:space="0" w:sz="0" w:val="nil"/>
+        </w:pBdr>
+        <w:shd w:fill="auto" w:val="clear"/>
+        <w:spacing w:after="150" w:line="275.9999942779541" w:lineRule="auto"/>
+        <w:rPr>
+          <w:rFonts w:ascii="Arial" w:cs="Arial" w:eastAsia="Arial" w:hAnsi="Arial"/>
+          <w:color w:val="1f1f1f"/>
+        </w:rPr>
+      </w:pPr>
+      <w:r>
+        <w:rPr>
+          <w:rFonts w:ascii="Arial Unicode MS" w:cs="Arial Unicode MS" w:eastAsia="Arial Unicode MS" w:hAnsi="Arial Unicode MS"/>
+          <w:color w:val="1f1f1f"/>
+          <w:rtl w:val="0"/>
+        </w:rPr>
+        <w:t xml:space="preserve">本システムはAWS CDK（hesokuri-backend-stack.ts）によって定義された </w:t>
+      </w:r>
+      <w:r>
+        <w:rPr>
+          <w:rFonts w:ascii="Arial Unicode MS" w:cs="Arial Unicode MS" w:eastAsia="Arial Unicode MS" w:hAnsi="Arial Unicode MS"/>
+          <w:b w:val="1"/>
+          <w:bCs w:val="1"/>
+          <w:color w:val="1f1f1f"/>
+          <w:rtl w:val="0"/>
+        </w:rPr>
+        <w:t xml:space="preserve">4つ</w:t>
+      </w:r>
+      <w:r>
+        <w:rPr>
+          <w:rFonts w:ascii="Arial Unicode MS" w:cs="Arial Unicode MS" w:eastAsia="Arial Unicode MS" w:hAnsi="Arial Unicode MS"/>
+          <w:color w:val="1f1f1f"/>
+          <w:rtl w:val="0"/>
+        </w:rPr>
+        <w:t xml:space="preserve"> のDynamoDBテーブルで構成されています。すべてのテーブルは PAY_PER_REQUEST（オンデマンドキャパシティ）に設定され、スタック削除時のポリシーは DESTROY に設定されています。</w:t>
       </w:r>
     </w:p>
     <w:p>
@@ -64,12 +176,17 @@
           <w:between w:space="0" w:sz="0" w:val="nil"/>
         </w:pBdr>
         <w:shd w:fill="auto" w:val="clear"/>
-        <w:spacing w:after="120" w:before="0" w:line="275.9999942779541" w:lineRule="auto"/>
+        <w:spacing w:after="120" w:before="120" w:line="275.9999942779541" w:lineRule="auto"/>
         <w:rPr>
           <w:rFonts w:ascii="Arial" w:cs="Arial" w:eastAsia="Arial" w:hAnsi="Arial"/>
           <w:color w:val="1f1f1f"/>
         </w:rPr>
       </w:pPr>
+      <w:r>
+        <w:pict>
+          <v:rect style="width:0.0pt;height:1.5pt" o:hr="t" o:hrstd="t" o:hralign="center" fillcolor="#A0A0A0" stroked="f"/>
+        </w:pict>
+      </w:r>
       <w:r>
         <w:rPr>
           <w:rFonts w:ascii="Arial Unicode MS" w:cs="Arial Unicode MS" w:eastAsia="Arial Unicode MS" w:hAnsi="Arial Unicode MS"/>
@@ -138,7 +255,7 @@
           <w:color w:val="1f1f1f"/>
           <w:rtl w:val="0"/>
         </w:rPr>
-        <w:t xml:space="preserve">: 環境変数 SETTINGS_TABLE_NAME</w:t>
+        <w:t xml:space="preserve"> : 環境変数 SETTINGS_TABLE_NAME</w:t>
       </w:r>
     </w:p>
     <w:p>
@@ -174,7 +291,7 @@
           <w:color w:val="1f1f1f"/>
           <w:rtl w:val="0"/>
         </w:rPr>
-        <w:t xml:space="preserve">: householdId (String型)</w:t>
+        <w:t xml:space="preserve"> : householdId (String型) ※Cognitoのsubと一致</w:t>
       </w:r>
     </w:p>
     <w:p>
@@ -210,7 +327,7 @@
           <w:color w:val="1f1f1f"/>
           <w:rtl w:val="0"/>
         </w:rPr>
-        <w:t xml:space="preserve">: なし</w:t>
+        <w:t xml:space="preserve"> : なし</w:t>
       </w:r>
     </w:p>
     <w:p>
@@ -262,6 +379,763 @@
           <w:rtl w:val="0"/>
         </w:rPr>
         <w:t xml:space="preserve">TypeScriptの HouseholdSettings インターフェースに基づき、以下の属性が保存されます。</w:t>
+      </w:r>
+    </w:p>
+    <w:p>
+      <w:pPr>
+        <w:numPr>
+          <w:ilvl w:val="0"/>
+          <w:numId w:val="4"/>
+        </w:numPr>
+        <w:pBdr>
+          <w:top w:space="0" w:sz="0" w:val="nil"/>
+          <w:left w:space="0" w:sz="0" w:val="nil"/>
+          <w:bottom w:space="0" w:sz="0" w:val="nil"/>
+          <w:right w:space="0" w:sz="0" w:val="nil"/>
+          <w:between w:space="0" w:sz="0" w:val="nil"/>
+        </w:pBdr>
+        <w:shd w:fill="auto" w:val="clear"/>
+        <w:spacing w:after="0" w:afterAutospacing="0" w:line="275.9999942779541" w:lineRule="auto"/>
+        <w:ind w:left="570" w:hanging="360"/>
+      </w:pPr>
+      <w:r>
+        <w:rPr>
+          <w:rFonts w:ascii="Arial" w:cs="Arial" w:eastAsia="Arial" w:hAnsi="Arial"/>
+          <w:b w:val="1"/>
+          <w:bCs w:val="1"/>
+          <w:color w:val="1f1f1f"/>
+          <w:rtl w:val="0"/>
+        </w:rPr>
+        <w:t xml:space="preserve">householdId</w:t>
+      </w:r>
+      <w:r>
+        <w:rPr>
+          <w:rFonts w:ascii="Arial Unicode MS" w:cs="Arial Unicode MS" w:eastAsia="Arial Unicode MS" w:hAnsi="Arial Unicode MS"/>
+          <w:color w:val="1f1f1f"/>
+          <w:rtl w:val="0"/>
+        </w:rPr>
+        <w:t xml:space="preserve"> (string): パーティションキー</w:t>
+      </w:r>
+    </w:p>
+    <w:p>
+      <w:pPr>
+        <w:numPr>
+          <w:ilvl w:val="0"/>
+          <w:numId w:val="4"/>
+        </w:numPr>
+        <w:pBdr>
+          <w:top w:space="0" w:sz="0" w:val="nil"/>
+          <w:left w:space="0" w:sz="0" w:val="nil"/>
+          <w:bottom w:space="0" w:sz="0" w:val="nil"/>
+          <w:right w:space="0" w:sz="0" w:val="nil"/>
+          <w:between w:space="0" w:sz="0" w:val="nil"/>
+        </w:pBdr>
+        <w:shd w:fill="auto" w:val="clear"/>
+        <w:spacing w:after="0" w:afterAutospacing="0" w:before="0" w:beforeAutospacing="0" w:line="275.9999942779541" w:lineRule="auto"/>
+        <w:ind w:left="570" w:hanging="360"/>
+      </w:pPr>
+      <w:r>
+        <w:rPr>
+          <w:rFonts w:ascii="Arial" w:cs="Arial" w:eastAsia="Arial" w:hAnsi="Arial"/>
+          <w:b w:val="1"/>
+          <w:bCs w:val="1"/>
+          <w:color w:val="1f1f1f"/>
+          <w:rtl w:val="0"/>
+        </w:rPr>
+        <w:t xml:space="preserve">familyMembers</w:t>
+      </w:r>
+      <w:r>
+        <w:rPr>
+          <w:rFonts w:ascii="Arial Unicode MS" w:cs="Arial Unicode MS" w:eastAsia="Arial Unicode MS" w:hAnsi="Arial Unicode MS"/>
+          <w:color w:val="1f1f1f"/>
+          <w:rtl w:val="0"/>
+        </w:rPr>
+        <w:t xml:space="preserve"> (FamilyMember配列): 家族構成情報</w:t>
+      </w:r>
+    </w:p>
+    <w:p>
+      <w:pPr>
+        <w:numPr>
+          <w:ilvl w:val="1"/>
+          <w:numId w:val="5"/>
+        </w:numPr>
+        <w:pBdr>
+          <w:top w:space="0" w:sz="0" w:val="nil"/>
+          <w:left w:space="0" w:sz="0" w:val="nil"/>
+          <w:bottom w:space="0" w:sz="0" w:val="nil"/>
+          <w:right w:space="0" w:sz="0" w:val="nil"/>
+          <w:between w:space="0" w:sz="0" w:val="nil"/>
+        </w:pBdr>
+        <w:shd w:fill="auto" w:val="clear"/>
+        <w:spacing w:after="0" w:afterAutospacing="0" w:line="275.9999942779541" w:lineRule="auto"/>
+        <w:ind w:left="1050" w:hanging="360"/>
+      </w:pPr>
+      <w:r>
+        <w:rPr>
+          <w:rFonts w:ascii="Arial Unicode MS" w:cs="Arial Unicode MS" w:eastAsia="Arial Unicode MS" w:hAnsi="Arial Unicode MS"/>
+          <w:color w:val="1f1f1f"/>
+          <w:rtl w:val="0"/>
+        </w:rPr>
+        <w:t xml:space="preserve">配列内の各オブジェクト構造: id (string), name (string), role ('大人' | '子供'), age (number / 任意), hasPocketMoney (boolean), pocketMoneyAmount (number)</w:t>
+      </w:r>
+    </w:p>
+    <w:p>
+      <w:pPr>
+        <w:numPr>
+          <w:ilvl w:val="0"/>
+          <w:numId w:val="4"/>
+        </w:numPr>
+        <w:pBdr>
+          <w:top w:space="0" w:sz="0" w:val="nil"/>
+          <w:left w:space="0" w:sz="0" w:val="nil"/>
+          <w:bottom w:space="0" w:sz="0" w:val="nil"/>
+          <w:right w:space="0" w:sz="0" w:val="nil"/>
+          <w:between w:space="0" w:sz="0" w:val="nil"/>
+        </w:pBdr>
+        <w:shd w:fill="auto" w:val="clear"/>
+        <w:spacing w:after="0" w:afterAutospacing="0" w:before="0" w:beforeAutospacing="0" w:line="275.9999942779541" w:lineRule="auto"/>
+        <w:ind w:left="570" w:hanging="360"/>
+      </w:pPr>
+      <w:r>
+        <w:rPr>
+          <w:rFonts w:ascii="Arial" w:cs="Arial" w:eastAsia="Arial" w:hAnsi="Arial"/>
+          <w:b w:val="1"/>
+          <w:bCs w:val="1"/>
+          <w:color w:val="1f1f1f"/>
+          <w:rtl w:val="0"/>
+        </w:rPr>
+        <w:t xml:space="preserve">categories</w:t>
+      </w:r>
+      <w:r>
+        <w:rPr>
+          <w:rFonts w:ascii="Arial Unicode MS" w:cs="Arial Unicode MS" w:eastAsia="Arial Unicode MS" w:hAnsi="Arial Unicode MS"/>
+          <w:color w:val="1f1f1f"/>
+          <w:rtl w:val="0"/>
+        </w:rPr>
+        <w:t xml:space="preserve"> (Category配列): カテゴリ情報</w:t>
+      </w:r>
+    </w:p>
+    <w:p>
+      <w:pPr>
+        <w:numPr>
+          <w:ilvl w:val="1"/>
+          <w:numId w:val="6"/>
+        </w:numPr>
+        <w:pBdr>
+          <w:top w:space="0" w:sz="0" w:val="nil"/>
+          <w:left w:space="0" w:sz="0" w:val="nil"/>
+          <w:bottom w:space="0" w:sz="0" w:val="nil"/>
+          <w:right w:space="0" w:sz="0" w:val="nil"/>
+          <w:between w:space="0" w:sz="0" w:val="nil"/>
+        </w:pBdr>
+        <w:shd w:fill="auto" w:val="clear"/>
+        <w:spacing w:after="0" w:afterAutospacing="0" w:line="275.9999942779541" w:lineRule="auto"/>
+        <w:ind w:left="1050" w:hanging="360"/>
+      </w:pPr>
+      <w:r>
+        <w:rPr>
+          <w:rFonts w:ascii="Arial Unicode MS" w:cs="Arial Unicode MS" w:eastAsia="Arial Unicode MS" w:hAnsi="Arial Unicode MS"/>
+          <w:color w:val="1f1f1f"/>
+          <w:rtl w:val="0"/>
+        </w:rPr>
+        <w:t xml:space="preserve">配列内の各オブジェクト構造: id (string), name (string), budget (number), isFixed (boolean), isCalculationTarget (boolean / 任意)</w:t>
+      </w:r>
+    </w:p>
+    <w:p>
+      <w:pPr>
+        <w:numPr>
+          <w:ilvl w:val="0"/>
+          <w:numId w:val="4"/>
+        </w:numPr>
+        <w:pBdr>
+          <w:top w:space="0" w:sz="0" w:val="nil"/>
+          <w:left w:space="0" w:sz="0" w:val="nil"/>
+          <w:bottom w:space="0" w:sz="0" w:val="nil"/>
+          <w:right w:space="0" w:sz="0" w:val="nil"/>
+          <w:between w:space="0" w:sz="0" w:val="nil"/>
+        </w:pBdr>
+        <w:shd w:fill="auto" w:val="clear"/>
+        <w:spacing w:after="0" w:afterAutospacing="0" w:before="0" w:beforeAutospacing="0" w:line="275.9999942779541" w:lineRule="auto"/>
+        <w:ind w:left="570" w:hanging="360"/>
+      </w:pPr>
+      <w:r>
+        <w:rPr>
+          <w:rFonts w:ascii="Arial" w:cs="Arial" w:eastAsia="Arial" w:hAnsi="Arial"/>
+          <w:b w:val="1"/>
+          <w:bCs w:val="1"/>
+          <w:color w:val="1f1f1f"/>
+          <w:rtl w:val="0"/>
+        </w:rPr>
+        <w:t xml:space="preserve">notificationsEnabled</w:t>
+      </w:r>
+      <w:r>
+        <w:rPr>
+          <w:rFonts w:ascii="Arial Unicode MS" w:cs="Arial Unicode MS" w:eastAsia="Arial Unicode MS" w:hAnsi="Arial Unicode MS"/>
+          <w:color w:val="1f1f1f"/>
+          <w:rtl w:val="0"/>
+        </w:rPr>
+        <w:t xml:space="preserve"> (boolean): 通知設定</w:t>
+      </w:r>
+    </w:p>
+    <w:p>
+      <w:pPr>
+        <w:numPr>
+          <w:ilvl w:val="0"/>
+          <w:numId w:val="4"/>
+        </w:numPr>
+        <w:pBdr>
+          <w:top w:space="0" w:sz="0" w:val="nil"/>
+          <w:left w:space="0" w:sz="0" w:val="nil"/>
+          <w:bottom w:space="0" w:sz="0" w:val="nil"/>
+          <w:right w:space="0" w:sz="0" w:val="nil"/>
+          <w:between w:space="0" w:sz="0" w:val="nil"/>
+        </w:pBdr>
+        <w:shd w:fill="auto" w:val="clear"/>
+        <w:spacing w:after="0" w:afterAutospacing="0" w:before="0" w:beforeAutospacing="0" w:line="275.9999942779541" w:lineRule="auto"/>
+        <w:ind w:left="570" w:hanging="360"/>
+      </w:pPr>
+      <w:r>
+        <w:rPr>
+          <w:rFonts w:ascii="Arial" w:cs="Arial" w:eastAsia="Arial" w:hAnsi="Arial"/>
+          <w:b w:val="1"/>
+          <w:bCs w:val="1"/>
+          <w:color w:val="1f1f1f"/>
+          <w:rtl w:val="0"/>
+        </w:rPr>
+        <w:t xml:space="preserve">updatedAt</w:t>
+      </w:r>
+      <w:r>
+        <w:rPr>
+          <w:rFonts w:ascii="Arial Unicode MS" w:cs="Arial Unicode MS" w:eastAsia="Arial Unicode MS" w:hAnsi="Arial Unicode MS"/>
+          <w:color w:val="1f1f1f"/>
+          <w:rtl w:val="0"/>
+        </w:rPr>
+        <w:t xml:space="preserve"> (Date | string): 最終更新日時。PUT API実行時にバックエンドで new Date().toISOString() がセットされる</w:t>
+      </w:r>
+    </w:p>
+    <w:p>
+      <w:pPr>
+        <w:numPr>
+          <w:ilvl w:val="0"/>
+          <w:numId w:val="4"/>
+        </w:numPr>
+        <w:pBdr>
+          <w:top w:space="0" w:sz="0" w:val="nil"/>
+          <w:left w:space="0" w:sz="0" w:val="nil"/>
+          <w:bottom w:space="0" w:sz="0" w:val="nil"/>
+          <w:right w:space="0" w:sz="0" w:val="nil"/>
+          <w:between w:space="0" w:sz="0" w:val="nil"/>
+        </w:pBdr>
+        <w:shd w:fill="auto" w:val="clear"/>
+        <w:spacing w:after="0" w:afterAutospacing="0" w:before="0" w:beforeAutospacing="0" w:line="275.9999942779541" w:lineRule="auto"/>
+        <w:ind w:left="570" w:hanging="360"/>
+      </w:pPr>
+      <w:r>
+        <w:rPr>
+          <w:rFonts w:ascii="Arial" w:cs="Arial" w:eastAsia="Arial" w:hAnsi="Arial"/>
+          <w:b w:val="1"/>
+          <w:bCs w:val="1"/>
+          <w:color w:val="1f1f1f"/>
+          <w:rtl w:val="0"/>
+        </w:rPr>
+        <w:t xml:space="preserve">storeNameHistory</w:t>
+      </w:r>
+      <w:r>
+        <w:rPr>
+          <w:rFonts w:ascii="Arial Unicode MS" w:cs="Arial Unicode MS" w:eastAsia="Arial Unicode MS" w:hAnsi="Arial Unicode MS"/>
+          <w:color w:val="1f1f1f"/>
+          <w:rtl w:val="0"/>
+        </w:rPr>
+        <w:t xml:space="preserve"> (string配列 / 任意): フロントエンドからの送信時、新規の店舗名がある場合は既存の履歴の先頭に追加され、最大50件にスライスされて保存される</w:t>
+      </w:r>
+    </w:p>
+    <w:p>
+      <w:pPr>
+        <w:numPr>
+          <w:ilvl w:val="0"/>
+          <w:numId w:val="4"/>
+        </w:numPr>
+        <w:pBdr>
+          <w:top w:space="0" w:sz="0" w:val="nil"/>
+          <w:left w:space="0" w:sz="0" w:val="nil"/>
+          <w:bottom w:space="0" w:sz="0" w:val="nil"/>
+          <w:right w:space="0" w:sz="0" w:val="nil"/>
+          <w:between w:space="0" w:sz="0" w:val="nil"/>
+        </w:pBdr>
+        <w:shd w:fill="auto" w:val="clear"/>
+        <w:spacing w:after="0" w:afterAutospacing="0" w:before="0" w:beforeAutospacing="0" w:line="275.9999942779541" w:lineRule="auto"/>
+        <w:ind w:left="570" w:hanging="360"/>
+      </w:pPr>
+      <w:r>
+        <w:rPr>
+          <w:rFonts w:ascii="Arial" w:cs="Arial" w:eastAsia="Arial" w:hAnsi="Arial"/>
+          <w:b w:val="1"/>
+          <w:bCs w:val="1"/>
+          <w:color w:val="1f1f1f"/>
+          <w:rtl w:val="0"/>
+        </w:rPr>
+        <w:t xml:space="preserve">memoHistory</w:t>
+      </w:r>
+      <w:r>
+        <w:rPr>
+          <w:rFonts w:ascii="Arial Unicode MS" w:cs="Arial Unicode MS" w:eastAsia="Arial Unicode MS" w:hAnsi="Arial Unicode MS"/>
+          <w:color w:val="1f1f1f"/>
+          <w:rtl w:val="0"/>
+        </w:rPr>
+        <w:t xml:space="preserve"> (string配列 / 任意): フロントエンドからの送信時、新規のメモがある場合は既存の履歴の先頭に追加され、最大50件にスライスされて保存される</w:t>
+      </w:r>
+    </w:p>
+    <w:p>
+      <w:pPr>
+        <w:numPr>
+          <w:ilvl w:val="0"/>
+          <w:numId w:val="4"/>
+        </w:numPr>
+        <w:pBdr>
+          <w:top w:space="0" w:sz="0" w:val="nil"/>
+          <w:left w:space="0" w:sz="0" w:val="nil"/>
+          <w:bottom w:space="0" w:sz="0" w:val="nil"/>
+          <w:right w:space="0" w:sz="0" w:val="nil"/>
+          <w:between w:space="0" w:sz="0" w:val="nil"/>
+        </w:pBdr>
+        <w:shd w:fill="auto" w:val="clear"/>
+        <w:spacing w:after="0" w:afterAutospacing="0" w:before="0" w:beforeAutospacing="0" w:line="275.9999942779541" w:lineRule="auto"/>
+        <w:ind w:left="570" w:hanging="360"/>
+      </w:pPr>
+      <w:r>
+        <w:rPr>
+          <w:rFonts w:ascii="Arial" w:cs="Arial" w:eastAsia="Arial" w:hAnsi="Arial"/>
+          <w:b w:val="1"/>
+          <w:bCs w:val="1"/>
+          <w:color w:val="1f1f1f"/>
+          <w:rtl w:val="0"/>
+        </w:rPr>
+        <w:t xml:space="preserve">gardenPoints</w:t>
+      </w:r>
+      <w:r>
+        <w:rPr>
+          <w:rFonts w:ascii="Arial Unicode MS" w:cs="Arial Unicode MS" w:eastAsia="Arial Unicode MS" w:hAnsi="Arial Unicode MS"/>
+          <w:color w:val="1f1f1f"/>
+          <w:rtl w:val="0"/>
+        </w:rPr>
+        <w:t xml:space="preserve"> (number): 庭機能のポイント</w:t>
+      </w:r>
+    </w:p>
+    <w:p>
+      <w:pPr>
+        <w:numPr>
+          <w:ilvl w:val="0"/>
+          <w:numId w:val="4"/>
+        </w:numPr>
+        <w:pBdr>
+          <w:top w:space="0" w:sz="0" w:val="nil"/>
+          <w:left w:space="0" w:sz="0" w:val="nil"/>
+          <w:bottom w:space="0" w:sz="0" w:val="nil"/>
+          <w:right w:space="0" w:sz="0" w:val="nil"/>
+          <w:between w:space="0" w:sz="0" w:val="nil"/>
+        </w:pBdr>
+        <w:shd w:fill="auto" w:val="clear"/>
+        <w:spacing w:after="0" w:afterAutospacing="0" w:before="0" w:beforeAutospacing="0" w:line="275.9999942779541" w:lineRule="auto"/>
+        <w:ind w:left="570" w:hanging="360"/>
+      </w:pPr>
+      <w:r>
+        <w:rPr>
+          <w:rFonts w:ascii="Arial" w:cs="Arial" w:eastAsia="Arial" w:hAnsi="Arial"/>
+          <w:b w:val="1"/>
+          <w:bCs w:val="1"/>
+          <w:color w:val="1f1f1f"/>
+          <w:rtl w:val="0"/>
+        </w:rPr>
+        <w:t xml:space="preserve">lastWateringDate</w:t>
+      </w:r>
+      <w:r>
+        <w:rPr>
+          <w:rFonts w:ascii="Arial Unicode MS" w:cs="Arial Unicode MS" w:eastAsia="Arial Unicode MS" w:hAnsi="Arial Unicode MS"/>
+          <w:color w:val="1f1f1f"/>
+          <w:rtl w:val="0"/>
+        </w:rPr>
+        <w:t xml:space="preserve"> (string | null): 最終水やり日時</w:t>
+      </w:r>
+    </w:p>
+    <w:p>
+      <w:pPr>
+        <w:numPr>
+          <w:ilvl w:val="0"/>
+          <w:numId w:val="4"/>
+        </w:numPr>
+        <w:pBdr>
+          <w:top w:space="0" w:sz="0" w:val="nil"/>
+          <w:left w:space="0" w:sz="0" w:val="nil"/>
+          <w:bottom w:space="0" w:sz="0" w:val="nil"/>
+          <w:right w:space="0" w:sz="0" w:val="nil"/>
+          <w:between w:space="0" w:sz="0" w:val="nil"/>
+        </w:pBdr>
+        <w:shd w:fill="auto" w:val="clear"/>
+        <w:spacing w:after="0" w:afterAutospacing="0" w:before="0" w:beforeAutospacing="0" w:line="275.9999942779541" w:lineRule="auto"/>
+        <w:ind w:left="570" w:hanging="360"/>
+      </w:pPr>
+      <w:r>
+        <w:rPr>
+          <w:rFonts w:ascii="Arial" w:cs="Arial" w:eastAsia="Arial" w:hAnsi="Arial"/>
+          <w:b w:val="1"/>
+          <w:bCs w:val="1"/>
+          <w:color w:val="1f1f1f"/>
+          <w:rtl w:val="0"/>
+        </w:rPr>
+        <w:t xml:space="preserve">ownedGardenItemIds</w:t>
+      </w:r>
+      <w:r>
+        <w:rPr>
+          <w:rFonts w:ascii="Arial Unicode MS" w:cs="Arial Unicode MS" w:eastAsia="Arial Unicode MS" w:hAnsi="Arial Unicode MS"/>
+          <w:color w:val="1f1f1f"/>
+          <w:rtl w:val="0"/>
+        </w:rPr>
+        <w:t xml:space="preserve"> (string配列): 所有している庭アイテムのIDリスト</w:t>
+      </w:r>
+    </w:p>
+    <w:p>
+      <w:pPr>
+        <w:numPr>
+          <w:ilvl w:val="0"/>
+          <w:numId w:val="4"/>
+        </w:numPr>
+        <w:pBdr>
+          <w:top w:space="0" w:sz="0" w:val="nil"/>
+          <w:left w:space="0" w:sz="0" w:val="nil"/>
+          <w:bottom w:space="0" w:sz="0" w:val="nil"/>
+          <w:right w:space="0" w:sz="0" w:val="nil"/>
+          <w:between w:space="0" w:sz="0" w:val="nil"/>
+        </w:pBdr>
+        <w:shd w:fill="auto" w:val="clear"/>
+        <w:spacing w:after="0" w:afterAutospacing="0" w:before="0" w:beforeAutospacing="0" w:line="275.9999942779541" w:lineRule="auto"/>
+        <w:ind w:left="570" w:hanging="360"/>
+      </w:pPr>
+      <w:r>
+        <w:rPr>
+          <w:rFonts w:ascii="Arial" w:cs="Arial" w:eastAsia="Arial" w:hAnsi="Arial"/>
+          <w:b w:val="1"/>
+          <w:bCs w:val="1"/>
+          <w:color w:val="1f1f1f"/>
+          <w:rtl w:val="0"/>
+        </w:rPr>
+        <w:t xml:space="preserve">gardenPlacements</w:t>
+      </w:r>
+      <w:r>
+        <w:rPr>
+          <w:rFonts w:ascii="Arial Unicode MS" w:cs="Arial Unicode MS" w:eastAsia="Arial Unicode MS" w:hAnsi="Arial Unicode MS"/>
+          <w:color w:val="1f1f1f"/>
+          <w:rtl w:val="0"/>
+        </w:rPr>
+        <w:t xml:space="preserve"> (GardenPlacement配列 / 任意): 永続化されるお庭の配置情報</w:t>
+      </w:r>
+    </w:p>
+    <w:p>
+      <w:pPr>
+        <w:numPr>
+          <w:ilvl w:val="0"/>
+          <w:numId w:val="4"/>
+        </w:numPr>
+        <w:pBdr>
+          <w:top w:space="0" w:sz="0" w:val="nil"/>
+          <w:left w:space="0" w:sz="0" w:val="nil"/>
+          <w:bottom w:space="0" w:sz="0" w:val="nil"/>
+          <w:right w:space="0" w:sz="0" w:val="nil"/>
+          <w:between w:space="0" w:sz="0" w:val="nil"/>
+        </w:pBdr>
+        <w:shd w:fill="auto" w:val="clear"/>
+        <w:spacing w:after="0" w:afterAutospacing="0" w:before="0" w:beforeAutospacing="0" w:line="275.9999942779541" w:lineRule="auto"/>
+        <w:ind w:left="570" w:hanging="360"/>
+      </w:pPr>
+      <w:r>
+        <w:rPr>
+          <w:rFonts w:ascii="Arial" w:cs="Arial" w:eastAsia="Arial" w:hAnsi="Arial"/>
+          <w:b w:val="1"/>
+          <w:bCs w:val="1"/>
+          <w:color w:val="1f1f1f"/>
+          <w:rtl w:val="0"/>
+        </w:rPr>
+        <w:t xml:space="preserve">plantLevel</w:t>
+      </w:r>
+      <w:r>
+        <w:rPr>
+          <w:rFonts w:ascii="Arial Unicode MS" w:cs="Arial Unicode MS" w:eastAsia="Arial Unicode MS" w:hAnsi="Arial Unicode MS"/>
+          <w:color w:val="1f1f1f"/>
+          <w:rtl w:val="0"/>
+        </w:rPr>
+        <w:t xml:space="preserve"> (number / 任意): 知恵の木のレベル(1〜5)</w:t>
+      </w:r>
+    </w:p>
+    <w:p>
+      <w:pPr>
+        <w:numPr>
+          <w:ilvl w:val="0"/>
+          <w:numId w:val="4"/>
+        </w:numPr>
+        <w:pBdr>
+          <w:top w:space="0" w:sz="0" w:val="nil"/>
+          <w:left w:space="0" w:sz="0" w:val="nil"/>
+          <w:bottom w:space="0" w:sz="0" w:val="nil"/>
+          <w:right w:space="0" w:sz="0" w:val="nil"/>
+          <w:between w:space="0" w:sz="0" w:val="nil"/>
+        </w:pBdr>
+        <w:shd w:fill="auto" w:val="clear"/>
+        <w:spacing w:after="0" w:afterAutospacing="0" w:before="0" w:beforeAutospacing="0" w:line="275.9999942779541" w:lineRule="auto"/>
+        <w:ind w:left="570" w:hanging="360"/>
+      </w:pPr>
+      <w:r>
+        <w:rPr>
+          <w:rFonts w:ascii="Arial" w:cs="Arial" w:eastAsia="Arial" w:hAnsi="Arial"/>
+          <w:b w:val="1"/>
+          <w:bCs w:val="1"/>
+          <w:color w:val="1f1f1f"/>
+          <w:rtl w:val="0"/>
+        </w:rPr>
+        <w:t xml:space="preserve">plantExp</w:t>
+      </w:r>
+      <w:r>
+        <w:rPr>
+          <w:rFonts w:ascii="Arial Unicode MS" w:cs="Arial Unicode MS" w:eastAsia="Arial Unicode MS" w:hAnsi="Arial Unicode MS"/>
+          <w:color w:val="1f1f1f"/>
+          <w:rtl w:val="0"/>
+        </w:rPr>
+        <w:t xml:space="preserve"> (number / 任意): 知恵の木に蓄積された経験値ポイント</w:t>
+      </w:r>
+    </w:p>
+    <w:p>
+      <w:pPr>
+        <w:numPr>
+          <w:ilvl w:val="0"/>
+          <w:numId w:val="4"/>
+        </w:numPr>
+        <w:pBdr>
+          <w:top w:space="0" w:sz="0" w:val="nil"/>
+          <w:left w:space="0" w:sz="0" w:val="nil"/>
+          <w:bottom w:space="0" w:sz="0" w:val="nil"/>
+          <w:right w:space="0" w:sz="0" w:val="nil"/>
+          <w:between w:space="0" w:sz="0" w:val="nil"/>
+        </w:pBdr>
+        <w:shd w:fill="auto" w:val="clear"/>
+        <w:spacing w:after="0" w:afterAutospacing="0" w:before="0" w:beforeAutospacing="0" w:line="275.9999942779541" w:lineRule="auto"/>
+        <w:ind w:left="570" w:hanging="360"/>
+      </w:pPr>
+      <w:r>
+        <w:rPr>
+          <w:rFonts w:ascii="Arial" w:cs="Arial" w:eastAsia="Arial" w:hAnsi="Arial"/>
+          <w:b w:val="1"/>
+          <w:bCs w:val="1"/>
+          <w:color w:val="1f1f1f"/>
+          <w:rtl w:val="0"/>
+        </w:rPr>
+        <w:t xml:space="preserve">itemLevels</w:t>
+      </w:r>
+      <w:r>
+        <w:rPr>
+          <w:rFonts w:ascii="Arial Unicode MS" w:cs="Arial Unicode MS" w:eastAsia="Arial Unicode MS" w:hAnsi="Arial Unicode MS"/>
+          <w:color w:val="1f1f1f"/>
+          <w:rtl w:val="0"/>
+        </w:rPr>
+        <w:t xml:space="preserve"> (Record&lt;string, number&gt; / 任意): 木それぞれ(itemId)のレベル</w:t>
+      </w:r>
+    </w:p>
+    <w:p>
+      <w:pPr>
+        <w:numPr>
+          <w:ilvl w:val="0"/>
+          <w:numId w:val="4"/>
+        </w:numPr>
+        <w:pBdr>
+          <w:top w:space="0" w:sz="0" w:val="nil"/>
+          <w:left w:space="0" w:sz="0" w:val="nil"/>
+          <w:bottom w:space="0" w:sz="0" w:val="nil"/>
+          <w:right w:space="0" w:sz="0" w:val="nil"/>
+          <w:between w:space="0" w:sz="0" w:val="nil"/>
+        </w:pBdr>
+        <w:shd w:fill="auto" w:val="clear"/>
+        <w:spacing w:after="0" w:afterAutospacing="0" w:before="0" w:beforeAutospacing="0" w:line="275.9999942779541" w:lineRule="auto"/>
+        <w:ind w:left="570" w:hanging="360"/>
+      </w:pPr>
+      <w:r>
+        <w:rPr>
+          <w:rFonts w:ascii="Arial" w:cs="Arial" w:eastAsia="Arial" w:hAnsi="Arial"/>
+          <w:b w:val="1"/>
+          <w:bCs w:val="1"/>
+          <w:color w:val="1f1f1f"/>
+          <w:rtl w:val="0"/>
+        </w:rPr>
+        <w:t xml:space="preserve">itemExps</w:t>
+      </w:r>
+      <w:r>
+        <w:rPr>
+          <w:rFonts w:ascii="Arial Unicode MS" w:cs="Arial Unicode MS" w:eastAsia="Arial Unicode MS" w:hAnsi="Arial Unicode MS"/>
+          <w:color w:val="1f1f1f"/>
+          <w:rtl w:val="0"/>
+        </w:rPr>
+        <w:t xml:space="preserve"> (Record&lt;string, number&gt; / 任意): 木それぞれ(itemId)の蓄積経験値</w:t>
+      </w:r>
+    </w:p>
+    <w:p>
+      <w:pPr>
+        <w:numPr>
+          <w:ilvl w:val="0"/>
+          <w:numId w:val="4"/>
+        </w:numPr>
+        <w:pBdr>
+          <w:top w:space="0" w:sz="0" w:val="nil"/>
+          <w:left w:space="0" w:sz="0" w:val="nil"/>
+          <w:bottom w:space="0" w:sz="0" w:val="nil"/>
+          <w:right w:space="0" w:sz="0" w:val="nil"/>
+          <w:between w:space="0" w:sz="0" w:val="nil"/>
+        </w:pBdr>
+        <w:shd w:fill="auto" w:val="clear"/>
+        <w:spacing w:after="0" w:afterAutospacing="0" w:before="0" w:beforeAutospacing="0" w:line="275.9999942779541" w:lineRule="auto"/>
+        <w:ind w:left="570" w:hanging="360"/>
+      </w:pPr>
+      <w:r>
+        <w:rPr>
+          <w:rFonts w:ascii="Arial" w:cs="Arial" w:eastAsia="Arial" w:hAnsi="Arial"/>
+          <w:b w:val="1"/>
+          <w:bCs w:val="1"/>
+          <w:color w:val="1f1f1f"/>
+          <w:rtl w:val="0"/>
+        </w:rPr>
+        <w:t xml:space="preserve">itemCounts</w:t>
+      </w:r>
+      <w:r>
+        <w:rPr>
+          <w:rFonts w:ascii="Arial Unicode MS" w:cs="Arial Unicode MS" w:eastAsia="Arial Unicode MS" w:hAnsi="Arial Unicode MS"/>
+          <w:color w:val="1f1f1f"/>
+          <w:rtl w:val="0"/>
+        </w:rPr>
+        <w:t xml:space="preserve"> (Record&lt;string, number&gt; / 任意): アイテムごとの所持個数</w:t>
+      </w:r>
+    </w:p>
+    <w:p>
+      <w:pPr>
+        <w:numPr>
+          <w:ilvl w:val="0"/>
+          <w:numId w:val="4"/>
+        </w:numPr>
+        <w:pBdr>
+          <w:top w:space="0" w:sz="0" w:val="nil"/>
+          <w:left w:space="0" w:sz="0" w:val="nil"/>
+          <w:bottom w:space="0" w:sz="0" w:val="nil"/>
+          <w:right w:space="0" w:sz="0" w:val="nil"/>
+          <w:between w:space="0" w:sz="0" w:val="nil"/>
+        </w:pBdr>
+        <w:shd w:fill="auto" w:val="clear"/>
+        <w:spacing w:after="0" w:afterAutospacing="0" w:before="0" w:beforeAutospacing="0" w:line="275.9999942779541" w:lineRule="auto"/>
+        <w:ind w:left="570" w:hanging="360"/>
+      </w:pPr>
+      <w:r>
+        <w:rPr>
+          <w:rFonts w:ascii="Arial" w:cs="Arial" w:eastAsia="Arial" w:hAnsi="Arial"/>
+          <w:b w:val="1"/>
+          <w:bCs w:val="1"/>
+          <w:color w:val="1f1f1f"/>
+          <w:rtl w:val="0"/>
+        </w:rPr>
+        <w:t xml:space="preserve">selectedTreeId</w:t>
+      </w:r>
+      <w:r>
+        <w:rPr>
+          <w:rFonts w:ascii="Arial Unicode MS" w:cs="Arial Unicode MS" w:eastAsia="Arial Unicode MS" w:hAnsi="Arial Unicode MS"/>
+          <w:color w:val="1f1f1f"/>
+          <w:rtl w:val="0"/>
+        </w:rPr>
+        <w:t xml:space="preserve"> (string / 任意): 選択中の木のID</w:t>
+      </w:r>
+    </w:p>
+    <w:p>
+      <w:pPr>
+        <w:numPr>
+          <w:ilvl w:val="0"/>
+          <w:numId w:val="4"/>
+        </w:numPr>
+        <w:pBdr>
+          <w:top w:space="0" w:sz="0" w:val="nil"/>
+          <w:left w:space="0" w:sz="0" w:val="nil"/>
+          <w:bottom w:space="0" w:sz="0" w:val="nil"/>
+          <w:right w:space="0" w:sz="0" w:val="nil"/>
+          <w:between w:space="0" w:sz="0" w:val="nil"/>
+        </w:pBdr>
+        <w:shd w:fill="auto" w:val="clear"/>
+        <w:spacing w:after="120" w:before="0" w:beforeAutospacing="0" w:line="275.9999942779541" w:lineRule="auto"/>
+        <w:ind w:left="570" w:hanging="360"/>
+      </w:pPr>
+      <w:r>
+        <w:rPr>
+          <w:rFonts w:ascii="Arial" w:cs="Arial" w:eastAsia="Arial" w:hAnsi="Arial"/>
+          <w:b w:val="1"/>
+          <w:bCs w:val="1"/>
+          <w:color w:val="1f1f1f"/>
+          <w:rtl w:val="0"/>
+        </w:rPr>
+        <w:t xml:space="preserve">selectedTileId</w:t>
+      </w:r>
+      <w:r>
+        <w:rPr>
+          <w:rFonts w:ascii="Arial Unicode MS" w:cs="Arial Unicode MS" w:eastAsia="Arial Unicode MS" w:hAnsi="Arial Unicode MS"/>
+          <w:color w:val="1f1f1f"/>
+          <w:rtl w:val="0"/>
+        </w:rPr>
+        <w:t xml:space="preserve"> (string / 任意): 選択中のタイルのID</w:t>
+      </w:r>
+    </w:p>
+    <w:p>
+      <w:pPr>
+        <w:pStyle w:val="Heading2"/>
+        <w:pBdr>
+          <w:top w:space="0" w:sz="0" w:val="nil"/>
+          <w:left w:space="0" w:sz="0" w:val="nil"/>
+          <w:bottom w:space="0" w:sz="0" w:val="nil"/>
+          <w:right w:space="0" w:sz="0" w:val="nil"/>
+          <w:between w:space="0" w:sz="0" w:val="nil"/>
+        </w:pBdr>
+        <w:shd w:fill="auto" w:val="clear"/>
+        <w:spacing w:after="120" w:before="120" w:line="275.9999942779541" w:lineRule="auto"/>
+        <w:rPr>
+          <w:rFonts w:ascii="Arial" w:cs="Arial" w:eastAsia="Arial" w:hAnsi="Arial"/>
+          <w:color w:val="1f1f1f"/>
+        </w:rPr>
+      </w:pPr>
+      <w:r>
+        <w:pict>
+          <v:rect style="width:0.0pt;height:1.5pt" o:hr="t" o:hrstd="t" o:hralign="center" fillcolor="#A0A0A0" stroked="f"/>
+        </w:pict>
+      </w:r>
+      <w:r>
+        <w:rPr>
+          <w:rFonts w:ascii="Arial Unicode MS" w:cs="Arial Unicode MS" w:eastAsia="Arial Unicode MS" w:hAnsi="Arial Unicode MS"/>
+          <w:color w:val="1f1f1f"/>
+          <w:rtl w:val="0"/>
+        </w:rPr>
+        <w:t xml:space="preserve">2. ExpenseRecordsTable（支出記録テーブル）</w:t>
+      </w:r>
+    </w:p>
+    <w:p>
+      <w:pPr>
+        <w:pStyle w:val="Heading3"/>
+        <w:pBdr>
+          <w:top w:space="0" w:sz="0" w:val="nil"/>
+          <w:left w:space="0" w:sz="0" w:val="nil"/>
+          <w:bottom w:space="0" w:sz="0" w:val="nil"/>
+          <w:right w:space="0" w:sz="0" w:val="nil"/>
+          <w:between w:space="0" w:sz="0" w:val="nil"/>
+        </w:pBdr>
+        <w:shd w:fill="auto" w:val="clear"/>
+        <w:spacing w:after="120" w:before="0" w:line="275.9999942779541" w:lineRule="auto"/>
+        <w:rPr>
+          <w:rFonts w:ascii="Arial" w:cs="Arial" w:eastAsia="Arial" w:hAnsi="Arial"/>
+          <w:color w:val="1f1f1f"/>
+        </w:rPr>
+      </w:pPr>
+      <w:r>
+        <w:rPr>
+          <w:rFonts w:ascii="Arial Unicode MS" w:cs="Arial Unicode MS" w:eastAsia="Arial Unicode MS" w:hAnsi="Arial Unicode MS"/>
+          <w:color w:val="1f1f1f"/>
+          <w:rtl w:val="0"/>
+        </w:rPr>
+        <w:t xml:space="preserve">2.1. インフラ定義</w:t>
       </w:r>
     </w:p>
     <w:p>
@@ -284,10 +1158,20 @@
       <w:r>
         <w:rPr>
           <w:rFonts w:ascii="Arial Unicode MS" w:cs="Arial Unicode MS" w:eastAsia="Arial Unicode MS" w:hAnsi="Arial Unicode MS"/>
-          <w:color w:val="1f1f1f"/>
-          <w:rtl w:val="0"/>
-        </w:rPr>
-        <w:t xml:space="preserve">householdId (string): パーティションキー</w:t>
+          <w:b w:val="1"/>
+          <w:bCs w:val="1"/>
+          <w:color w:val="1f1f1f"/>
+          <w:rtl w:val="0"/>
+        </w:rPr>
+        <w:t xml:space="preserve">テーブル名参照</w:t>
+      </w:r>
+      <w:r>
+        <w:rPr>
+          <w:rFonts w:ascii="Arial Unicode MS" w:cs="Arial Unicode MS" w:eastAsia="Arial Unicode MS" w:hAnsi="Arial Unicode MS"/>
+          <w:color w:val="1f1f1f"/>
+          <w:rtl w:val="0"/>
+        </w:rPr>
+        <w:t xml:space="preserve"> : 環境変数 EXPENSES_TABLE_NAME</w:t>
       </w:r>
     </w:p>
     <w:p>
@@ -310,36 +1194,20 @@
       <w:r>
         <w:rPr>
           <w:rFonts w:ascii="Arial Unicode MS" w:cs="Arial Unicode MS" w:eastAsia="Arial Unicode MS" w:hAnsi="Arial Unicode MS"/>
-          <w:color w:val="1f1f1f"/>
-          <w:rtl w:val="0"/>
-        </w:rPr>
-        <w:t xml:space="preserve">familyMembers (FamilyMember配列): 家族構成情報</w:t>
-      </w:r>
-    </w:p>
-    <w:p>
-      <w:pPr>
-        <w:numPr>
-          <w:ilvl w:val="1"/>
-          <w:numId w:val="8"/>
-        </w:numPr>
-        <w:pBdr>
-          <w:top w:space="0" w:sz="0" w:val="nil"/>
-          <w:left w:space="0" w:sz="0" w:val="nil"/>
-          <w:bottom w:space="0" w:sz="0" w:val="nil"/>
-          <w:right w:space="0" w:sz="0" w:val="nil"/>
-          <w:between w:space="0" w:sz="0" w:val="nil"/>
-        </w:pBdr>
-        <w:shd w:fill="auto" w:val="clear"/>
-        <w:spacing w:after="0" w:afterAutospacing="0" w:line="275.9999942779541" w:lineRule="auto"/>
-        <w:ind w:left="1050" w:hanging="360"/>
-      </w:pPr>
-      <w:r>
-        <w:rPr>
-          <w:rFonts w:ascii="Arial Unicode MS" w:cs="Arial Unicode MS" w:eastAsia="Arial Unicode MS" w:hAnsi="Arial Unicode MS"/>
-          <w:color w:val="1f1f1f"/>
-          <w:rtl w:val="0"/>
-        </w:rPr>
-        <w:t xml:space="preserve">配列内の各オブジェクト構造: id (string), name (string), role ('大人' | '子供'), age (number / 任意), hasPocketMoney (boolean), pocketMoneyAmount (number)</w:t>
+          <w:b w:val="1"/>
+          <w:bCs w:val="1"/>
+          <w:color w:val="1f1f1f"/>
+          <w:rtl w:val="0"/>
+        </w:rPr>
+        <w:t xml:space="preserve">パーティションキー (PK)</w:t>
+      </w:r>
+      <w:r>
+        <w:rPr>
+          <w:rFonts w:ascii="Arial Unicode MS" w:cs="Arial Unicode MS" w:eastAsia="Arial Unicode MS" w:hAnsi="Arial Unicode MS"/>
+          <w:color w:val="1f1f1f"/>
+          <w:rtl w:val="0"/>
+        </w:rPr>
+        <w:t xml:space="preserve"> : householdId (String型) ※Cognitoのsubと一致</w:t>
       </w:r>
     </w:p>
     <w:p>
@@ -356,22 +1224,444 @@
           <w:between w:space="0" w:sz="0" w:val="nil"/>
         </w:pBdr>
         <w:shd w:fill="auto" w:val="clear"/>
+        <w:spacing w:after="120" w:before="0" w:beforeAutospacing="0" w:line="275.9999942779541" w:lineRule="auto"/>
+        <w:ind w:left="570" w:hanging="360"/>
+      </w:pPr>
+      <w:r>
+        <w:rPr>
+          <w:rFonts w:ascii="Arial Unicode MS" w:cs="Arial Unicode MS" w:eastAsia="Arial Unicode MS" w:hAnsi="Arial Unicode MS"/>
+          <w:b w:val="1"/>
+          <w:bCs w:val="1"/>
+          <w:color w:val="1f1f1f"/>
+          <w:rtl w:val="0"/>
+        </w:rPr>
+        <w:t xml:space="preserve">ソートキー (SK)</w:t>
+      </w:r>
+      <w:r>
+        <w:rPr>
+          <w:rFonts w:ascii="Arial Unicode MS" w:cs="Arial Unicode MS" w:eastAsia="Arial Unicode MS" w:hAnsi="Arial Unicode MS"/>
+          <w:color w:val="1f1f1f"/>
+          <w:rtl w:val="0"/>
+        </w:rPr>
+        <w:t xml:space="preserve"> : date_id (String型)</w:t>
+      </w:r>
+    </w:p>
+    <w:p>
+      <w:pPr>
+        <w:pStyle w:val="Heading3"/>
+        <w:pBdr>
+          <w:top w:space="0" w:sz="0" w:val="nil"/>
+          <w:left w:space="0" w:sz="0" w:val="nil"/>
+          <w:bottom w:space="0" w:sz="0" w:val="nil"/>
+          <w:right w:space="0" w:sz="0" w:val="nil"/>
+          <w:between w:space="0" w:sz="0" w:val="nil"/>
+        </w:pBdr>
+        <w:shd w:fill="auto" w:val="clear"/>
+        <w:spacing w:after="120" w:line="275.9999942779541" w:lineRule="auto"/>
+        <w:rPr>
+          <w:rFonts w:ascii="Arial" w:cs="Arial" w:eastAsia="Arial" w:hAnsi="Arial"/>
+          <w:color w:val="1f1f1f"/>
+        </w:rPr>
+      </w:pPr>
+      <w:r>
+        <w:rPr>
+          <w:rFonts w:ascii="Arial Unicode MS" w:cs="Arial Unicode MS" w:eastAsia="Arial Unicode MS" w:hAnsi="Arial Unicode MS"/>
+          <w:color w:val="1f1f1f"/>
+          <w:rtl w:val="0"/>
+        </w:rPr>
+        <w:t xml:space="preserve">2.2. データスキーマ（項目属性）</w:t>
+      </w:r>
+    </w:p>
+    <w:p>
+      <w:pPr>
+        <w:numPr>
+          <w:ilvl w:val="0"/>
+          <w:numId w:val="8"/>
+        </w:numPr>
+        <w:pBdr>
+          <w:top w:space="0" w:sz="0" w:val="nil"/>
+          <w:left w:space="0" w:sz="0" w:val="nil"/>
+          <w:bottom w:space="0" w:sz="0" w:val="nil"/>
+          <w:right w:space="0" w:sz="0" w:val="nil"/>
+          <w:between w:space="0" w:sz="0" w:val="nil"/>
+        </w:pBdr>
+        <w:shd w:fill="auto" w:val="clear"/>
+        <w:spacing w:after="0" w:afterAutospacing="0" w:line="275.9999942779541" w:lineRule="auto"/>
+        <w:ind w:left="570" w:hanging="360"/>
+      </w:pPr>
+      <w:r>
+        <w:rPr>
+          <w:rFonts w:ascii="Arial" w:cs="Arial" w:eastAsia="Arial" w:hAnsi="Arial"/>
+          <w:b w:val="1"/>
+          <w:bCs w:val="1"/>
+          <w:color w:val="1f1f1f"/>
+          <w:rtl w:val="0"/>
+        </w:rPr>
+        <w:t xml:space="preserve">id</w:t>
+      </w:r>
+      <w:r>
+        <w:rPr>
+          <w:rFonts w:ascii="Arial Unicode MS" w:cs="Arial Unicode MS" w:eastAsia="Arial Unicode MS" w:hAnsi="Arial Unicode MS"/>
+          <w:color w:val="1f1f1f"/>
+          <w:rtl w:val="0"/>
+        </w:rPr>
+        <w:t xml:space="preserve"> (string): UUID等のユニークID</w:t>
+      </w:r>
+    </w:p>
+    <w:p>
+      <w:pPr>
+        <w:numPr>
+          <w:ilvl w:val="0"/>
+          <w:numId w:val="8"/>
+        </w:numPr>
+        <w:pBdr>
+          <w:top w:space="0" w:sz="0" w:val="nil"/>
+          <w:left w:space="0" w:sz="0" w:val="nil"/>
+          <w:bottom w:space="0" w:sz="0" w:val="nil"/>
+          <w:right w:space="0" w:sz="0" w:val="nil"/>
+          <w:between w:space="0" w:sz="0" w:val="nil"/>
+        </w:pBdr>
+        <w:shd w:fill="auto" w:val="clear"/>
         <w:spacing w:after="0" w:afterAutospacing="0" w:before="0" w:beforeAutospacing="0" w:line="275.9999942779541" w:lineRule="auto"/>
         <w:ind w:left="570" w:hanging="360"/>
       </w:pPr>
       <w:r>
         <w:rPr>
-          <w:rFonts w:ascii="Arial Unicode MS" w:cs="Arial Unicode MS" w:eastAsia="Arial Unicode MS" w:hAnsi="Arial Unicode MS"/>
-          <w:color w:val="1f1f1f"/>
-          <w:rtl w:val="0"/>
-        </w:rPr>
-        <w:t xml:space="preserve">categories (Category配列): カテゴリ情報</w:t>
+          <w:rFonts w:ascii="Arial" w:cs="Arial" w:eastAsia="Arial" w:hAnsi="Arial"/>
+          <w:b w:val="1"/>
+          <w:bCs w:val="1"/>
+          <w:color w:val="1f1f1f"/>
+          <w:rtl w:val="0"/>
+        </w:rPr>
+        <w:t xml:space="preserve">householdId</w:t>
+      </w:r>
+      <w:r>
+        <w:rPr>
+          <w:rFonts w:ascii="Arial Unicode MS" w:cs="Arial Unicode MS" w:eastAsia="Arial Unicode MS" w:hAnsi="Arial Unicode MS"/>
+          <w:color w:val="1f1f1f"/>
+          <w:rtl w:val="0"/>
+        </w:rPr>
+        <w:t xml:space="preserve"> (string): パーティションキー</w:t>
       </w:r>
     </w:p>
     <w:p>
       <w:pPr>
         <w:numPr>
-          <w:ilvl w:val="1"/>
+          <w:ilvl w:val="0"/>
+          <w:numId w:val="8"/>
+        </w:numPr>
+        <w:pBdr>
+          <w:top w:space="0" w:sz="0" w:val="nil"/>
+          <w:left w:space="0" w:sz="0" w:val="nil"/>
+          <w:bottom w:space="0" w:sz="0" w:val="nil"/>
+          <w:right w:space="0" w:sz="0" w:val="nil"/>
+          <w:between w:space="0" w:sz="0" w:val="nil"/>
+        </w:pBdr>
+        <w:shd w:fill="auto" w:val="clear"/>
+        <w:spacing w:after="0" w:afterAutospacing="0" w:before="0" w:beforeAutospacing="0" w:line="275.9999942779541" w:lineRule="auto"/>
+        <w:ind w:left="570" w:hanging="360"/>
+      </w:pPr>
+      <w:r>
+        <w:rPr>
+          <w:rFonts w:ascii="Arial" w:cs="Arial" w:eastAsia="Arial" w:hAnsi="Arial"/>
+          <w:b w:val="1"/>
+          <w:bCs w:val="1"/>
+          <w:color w:val="1f1f1f"/>
+          <w:rtl w:val="0"/>
+        </w:rPr>
+        <w:t xml:space="preserve">date</w:t>
+      </w:r>
+      <w:r>
+        <w:rPr>
+          <w:rFonts w:ascii="Arial Unicode MS" w:cs="Arial Unicode MS" w:eastAsia="Arial Unicode MS" w:hAnsi="Arial Unicode MS"/>
+          <w:color w:val="1f1f1f"/>
+          <w:rtl w:val="0"/>
+        </w:rPr>
+        <w:t xml:space="preserve"> (string): 支出発生日 (YYYY-MM-DD形式)</w:t>
+      </w:r>
+    </w:p>
+    <w:p>
+      <w:pPr>
+        <w:numPr>
+          <w:ilvl w:val="0"/>
+          <w:numId w:val="8"/>
+        </w:numPr>
+        <w:pBdr>
+          <w:top w:space="0" w:sz="0" w:val="nil"/>
+          <w:left w:space="0" w:sz="0" w:val="nil"/>
+          <w:bottom w:space="0" w:sz="0" w:val="nil"/>
+          <w:right w:space="0" w:sz="0" w:val="nil"/>
+          <w:between w:space="0" w:sz="0" w:val="nil"/>
+        </w:pBdr>
+        <w:shd w:fill="auto" w:val="clear"/>
+        <w:spacing w:after="0" w:afterAutospacing="0" w:before="0" w:beforeAutospacing="0" w:line="275.9999942779541" w:lineRule="auto"/>
+        <w:ind w:left="570" w:hanging="360"/>
+      </w:pPr>
+      <w:r>
+        <w:rPr>
+          <w:rFonts w:ascii="Arial" w:cs="Arial" w:eastAsia="Arial" w:hAnsi="Arial"/>
+          <w:b w:val="1"/>
+          <w:bCs w:val="1"/>
+          <w:color w:val="1f1f1f"/>
+          <w:rtl w:val="0"/>
+        </w:rPr>
+        <w:t xml:space="preserve">categoryId</w:t>
+      </w:r>
+      <w:r>
+        <w:rPr>
+          <w:rFonts w:ascii="Arial Unicode MS" w:cs="Arial Unicode MS" w:eastAsia="Arial Unicode MS" w:hAnsi="Arial Unicode MS"/>
+          <w:color w:val="1f1f1f"/>
+          <w:rtl w:val="0"/>
+        </w:rPr>
+        <w:t xml:space="preserve"> (string): カテゴリID</w:t>
+      </w:r>
+    </w:p>
+    <w:p>
+      <w:pPr>
+        <w:numPr>
+          <w:ilvl w:val="0"/>
+          <w:numId w:val="8"/>
+        </w:numPr>
+        <w:pBdr>
+          <w:top w:space="0" w:sz="0" w:val="nil"/>
+          <w:left w:space="0" w:sz="0" w:val="nil"/>
+          <w:bottom w:space="0" w:sz="0" w:val="nil"/>
+          <w:right w:space="0" w:sz="0" w:val="nil"/>
+          <w:between w:space="0" w:sz="0" w:val="nil"/>
+        </w:pBdr>
+        <w:shd w:fill="auto" w:val="clear"/>
+        <w:spacing w:after="0" w:afterAutospacing="0" w:before="0" w:beforeAutospacing="0" w:line="275.9999942779541" w:lineRule="auto"/>
+        <w:ind w:left="570" w:hanging="360"/>
+      </w:pPr>
+      <w:r>
+        <w:rPr>
+          <w:rFonts w:ascii="Arial" w:cs="Arial" w:eastAsia="Arial" w:hAnsi="Arial"/>
+          <w:b w:val="1"/>
+          <w:bCs w:val="1"/>
+          <w:color w:val="1f1f1f"/>
+          <w:rtl w:val="0"/>
+        </w:rPr>
+        <w:t xml:space="preserve">amount</w:t>
+      </w:r>
+      <w:r>
+        <w:rPr>
+          <w:rFonts w:ascii="Arial Unicode MS" w:cs="Arial Unicode MS" w:eastAsia="Arial Unicode MS" w:hAnsi="Arial Unicode MS"/>
+          <w:color w:val="1f1f1f"/>
+          <w:rtl w:val="0"/>
+        </w:rPr>
+        <w:t xml:space="preserve"> (number): 支出金額</w:t>
+      </w:r>
+    </w:p>
+    <w:p>
+      <w:pPr>
+        <w:numPr>
+          <w:ilvl w:val="0"/>
+          <w:numId w:val="8"/>
+        </w:numPr>
+        <w:pBdr>
+          <w:top w:space="0" w:sz="0" w:val="nil"/>
+          <w:left w:space="0" w:sz="0" w:val="nil"/>
+          <w:bottom w:space="0" w:sz="0" w:val="nil"/>
+          <w:right w:space="0" w:sz="0" w:val="nil"/>
+          <w:between w:space="0" w:sz="0" w:val="nil"/>
+        </w:pBdr>
+        <w:shd w:fill="auto" w:val="clear"/>
+        <w:spacing w:after="0" w:afterAutospacing="0" w:before="0" w:beforeAutospacing="0" w:line="275.9999942779541" w:lineRule="auto"/>
+        <w:ind w:left="570" w:hanging="360"/>
+      </w:pPr>
+      <w:r>
+        <w:rPr>
+          <w:rFonts w:ascii="Arial" w:cs="Arial" w:eastAsia="Arial" w:hAnsi="Arial"/>
+          <w:b w:val="1"/>
+          <w:bCs w:val="1"/>
+          <w:color w:val="1f1f1f"/>
+          <w:rtl w:val="0"/>
+        </w:rPr>
+        <w:t xml:space="preserve">paymentMethod</w:t>
+      </w:r>
+      <w:r>
+        <w:rPr>
+          <w:rFonts w:ascii="Arial Unicode MS" w:cs="Arial Unicode MS" w:eastAsia="Arial Unicode MS" w:hAnsi="Arial Unicode MS"/>
+          <w:color w:val="1f1f1f"/>
+          <w:rtl w:val="0"/>
+        </w:rPr>
+        <w:t xml:space="preserve"> (string): 支払い方法</w:t>
+      </w:r>
+    </w:p>
+    <w:p>
+      <w:pPr>
+        <w:numPr>
+          <w:ilvl w:val="0"/>
+          <w:numId w:val="8"/>
+        </w:numPr>
+        <w:pBdr>
+          <w:top w:space="0" w:sz="0" w:val="nil"/>
+          <w:left w:space="0" w:sz="0" w:val="nil"/>
+          <w:bottom w:space="0" w:sz="0" w:val="nil"/>
+          <w:right w:space="0" w:sz="0" w:val="nil"/>
+          <w:between w:space="0" w:sz="0" w:val="nil"/>
+        </w:pBdr>
+        <w:shd w:fill="auto" w:val="clear"/>
+        <w:spacing w:after="0" w:afterAutospacing="0" w:before="0" w:beforeAutospacing="0" w:line="275.9999942779541" w:lineRule="auto"/>
+        <w:ind w:left="570" w:hanging="360"/>
+      </w:pPr>
+      <w:r>
+        <w:rPr>
+          <w:rFonts w:ascii="Arial" w:cs="Arial" w:eastAsia="Arial" w:hAnsi="Arial"/>
+          <w:b w:val="1"/>
+          <w:bCs w:val="1"/>
+          <w:color w:val="1f1f1f"/>
+          <w:rtl w:val="0"/>
+        </w:rPr>
+        <w:t xml:space="preserve">storeName</w:t>
+      </w:r>
+      <w:r>
+        <w:rPr>
+          <w:rFonts w:ascii="Arial Unicode MS" w:cs="Arial Unicode MS" w:eastAsia="Arial Unicode MS" w:hAnsi="Arial Unicode MS"/>
+          <w:color w:val="1f1f1f"/>
+          <w:rtl w:val="0"/>
+        </w:rPr>
+        <w:t xml:space="preserve"> (string / 任意): 店舗名・購入先</w:t>
+      </w:r>
+    </w:p>
+    <w:p>
+      <w:pPr>
+        <w:numPr>
+          <w:ilvl w:val="0"/>
+          <w:numId w:val="8"/>
+        </w:numPr>
+        <w:pBdr>
+          <w:top w:space="0" w:sz="0" w:val="nil"/>
+          <w:left w:space="0" w:sz="0" w:val="nil"/>
+          <w:bottom w:space="0" w:sz="0" w:val="nil"/>
+          <w:right w:space="0" w:sz="0" w:val="nil"/>
+          <w:between w:space="0" w:sz="0" w:val="nil"/>
+        </w:pBdr>
+        <w:shd w:fill="auto" w:val="clear"/>
+        <w:spacing w:after="0" w:afterAutospacing="0" w:before="0" w:beforeAutospacing="0" w:line="275.9999942779541" w:lineRule="auto"/>
+        <w:ind w:left="570" w:hanging="360"/>
+      </w:pPr>
+      <w:r>
+        <w:rPr>
+          <w:rFonts w:ascii="Arial" w:cs="Arial" w:eastAsia="Arial" w:hAnsi="Arial"/>
+          <w:b w:val="1"/>
+          <w:bCs w:val="1"/>
+          <w:color w:val="1f1f1f"/>
+          <w:rtl w:val="0"/>
+        </w:rPr>
+        <w:t xml:space="preserve">memo</w:t>
+      </w:r>
+      <w:r>
+        <w:rPr>
+          <w:rFonts w:ascii="Arial Unicode MS" w:cs="Arial Unicode MS" w:eastAsia="Arial Unicode MS" w:hAnsi="Arial Unicode MS"/>
+          <w:color w:val="1f1f1f"/>
+          <w:rtl w:val="0"/>
+        </w:rPr>
+        <w:t xml:space="preserve"> (string / 任意): メモ。入力値に対してフロントエンドで .trim() が実行された値</w:t>
+      </w:r>
+    </w:p>
+    <w:p>
+      <w:pPr>
+        <w:numPr>
+          <w:ilvl w:val="0"/>
+          <w:numId w:val="8"/>
+        </w:numPr>
+        <w:pBdr>
+          <w:top w:space="0" w:sz="0" w:val="nil"/>
+          <w:left w:space="0" w:sz="0" w:val="nil"/>
+          <w:bottom w:space="0" w:sz="0" w:val="nil"/>
+          <w:right w:space="0" w:sz="0" w:val="nil"/>
+          <w:between w:space="0" w:sz="0" w:val="nil"/>
+        </w:pBdr>
+        <w:shd w:fill="auto" w:val="clear"/>
+        <w:spacing w:after="0" w:afterAutospacing="0" w:before="0" w:beforeAutospacing="0" w:line="275.9999942779541" w:lineRule="auto"/>
+        <w:ind w:left="570" w:hanging="360"/>
+      </w:pPr>
+      <w:r>
+        <w:rPr>
+          <w:rFonts w:ascii="Arial" w:cs="Arial" w:eastAsia="Arial" w:hAnsi="Arial"/>
+          <w:b w:val="1"/>
+          <w:bCs w:val="1"/>
+          <w:color w:val="1f1f1f"/>
+          <w:rtl w:val="0"/>
+        </w:rPr>
+        <w:t xml:space="preserve">date_id</w:t>
+      </w:r>
+      <w:r>
+        <w:rPr>
+          <w:rFonts w:ascii="Arial Unicode MS" w:cs="Arial Unicode MS" w:eastAsia="Arial Unicode MS" w:hAnsi="Arial Unicode MS"/>
+          <w:color w:val="1f1f1f"/>
+          <w:rtl w:val="0"/>
+        </w:rPr>
+        <w:t xml:space="preserve"> (string): ソートキー (YYYY-MM-DD#UUID の形式などを想定)</w:t>
+      </w:r>
+    </w:p>
+    <w:p>
+      <w:pPr>
+        <w:numPr>
+          <w:ilvl w:val="0"/>
+          <w:numId w:val="8"/>
+        </w:numPr>
+        <w:pBdr>
+          <w:top w:space="0" w:sz="0" w:val="nil"/>
+          <w:left w:space="0" w:sz="0" w:val="nil"/>
+          <w:bottom w:space="0" w:sz="0" w:val="nil"/>
+          <w:right w:space="0" w:sz="0" w:val="nil"/>
+          <w:between w:space="0" w:sz="0" w:val="nil"/>
+        </w:pBdr>
+        <w:shd w:fill="auto" w:val="clear"/>
+        <w:spacing w:after="120" w:before="0" w:beforeAutospacing="0" w:line="275.9999942779541" w:lineRule="auto"/>
+        <w:ind w:left="570" w:hanging="360"/>
+      </w:pPr>
+      <w:r>
+        <w:rPr>
+          <w:rFonts w:ascii="Arial" w:cs="Arial" w:eastAsia="Arial" w:hAnsi="Arial"/>
+          <w:b w:val="1"/>
+          <w:bCs w:val="1"/>
+          <w:color w:val="1f1f1f"/>
+          <w:rtl w:val="0"/>
+        </w:rPr>
+        <w:t xml:space="preserve">createdAt</w:t>
+      </w:r>
+      <w:r>
+        <w:rPr>
+          <w:rFonts w:ascii="Arial Unicode MS" w:cs="Arial Unicode MS" w:eastAsia="Arial Unicode MS" w:hAnsi="Arial Unicode MS"/>
+          <w:color w:val="1f1f1f"/>
+          <w:rtl w:val="0"/>
+        </w:rPr>
+        <w:t xml:space="preserve"> (string / 任意): POST API実行時にバックエンドで new Date().toISOString() がセットされる</w:t>
+      </w:r>
+    </w:p>
+    <w:p>
+      <w:pPr>
+        <w:pStyle w:val="Heading3"/>
+        <w:pBdr>
+          <w:top w:space="0" w:sz="0" w:val="nil"/>
+          <w:left w:space="0" w:sz="0" w:val="nil"/>
+          <w:bottom w:space="0" w:sz="0" w:val="nil"/>
+          <w:right w:space="0" w:sz="0" w:val="nil"/>
+          <w:between w:space="0" w:sz="0" w:val="nil"/>
+        </w:pBdr>
+        <w:shd w:fill="auto" w:val="clear"/>
+        <w:spacing w:after="120" w:line="275.9999942779541" w:lineRule="auto"/>
+        <w:rPr>
+          <w:rFonts w:ascii="Arial" w:cs="Arial" w:eastAsia="Arial" w:hAnsi="Arial"/>
+          <w:color w:val="1f1f1f"/>
+        </w:rPr>
+      </w:pPr>
+      <w:r>
+        <w:rPr>
+          <w:rFonts w:ascii="Arial Unicode MS" w:cs="Arial Unicode MS" w:eastAsia="Arial Unicode MS" w:hAnsi="Arial Unicode MS"/>
+          <w:color w:val="1f1f1f"/>
+          <w:rtl w:val="0"/>
+        </w:rPr>
+        <w:t xml:space="preserve">2.3. アクセスパターンとAPI仕様</w:t>
+      </w:r>
+    </w:p>
+    <w:p>
+      <w:pPr>
+        <w:numPr>
+          <w:ilvl w:val="0"/>
           <w:numId w:val="9"/>
         </w:numPr>
         <w:pBdr>
@@ -383,223 +1673,17 @@
         </w:pBdr>
         <w:shd w:fill="auto" w:val="clear"/>
         <w:spacing w:after="0" w:afterAutospacing="0" w:line="275.9999942779541" w:lineRule="auto"/>
-        <w:ind w:left="1050" w:hanging="360"/>
-      </w:pPr>
-      <w:r>
-        <w:rPr>
-          <w:rFonts w:ascii="Arial Unicode MS" w:cs="Arial Unicode MS" w:eastAsia="Arial Unicode MS" w:hAnsi="Arial Unicode MS"/>
-          <w:color w:val="1f1f1f"/>
-          <w:rtl w:val="0"/>
-        </w:rPr>
-        <w:t xml:space="preserve">配列内の各オブジェクト構造: id (string), name (string), budget (number), isFixed (boolean), isCalculationTarget (boolean / 任意)</w:t>
-      </w:r>
-    </w:p>
-    <w:p>
-      <w:pPr>
-        <w:numPr>
-          <w:ilvl w:val="0"/>
-          <w:numId w:val="7"/>
-        </w:numPr>
-        <w:pBdr>
-          <w:top w:space="0" w:sz="0" w:val="nil"/>
-          <w:left w:space="0" w:sz="0" w:val="nil"/>
-          <w:bottom w:space="0" w:sz="0" w:val="nil"/>
-          <w:right w:space="0" w:sz="0" w:val="nil"/>
-          <w:between w:space="0" w:sz="0" w:val="nil"/>
-        </w:pBdr>
-        <w:shd w:fill="auto" w:val="clear"/>
-        <w:spacing w:after="0" w:afterAutospacing="0" w:before="0" w:beforeAutospacing="0" w:line="275.9999942779541" w:lineRule="auto"/>
         <w:ind w:left="570" w:hanging="360"/>
       </w:pPr>
       <w:r>
         <w:rPr>
           <w:rFonts w:ascii="Arial Unicode MS" w:cs="Arial Unicode MS" w:eastAsia="Arial Unicode MS" w:hAnsi="Arial Unicode MS"/>
-          <w:color w:val="1f1f1f"/>
-          <w:rtl w:val="0"/>
-        </w:rPr>
-        <w:t xml:space="preserve">notificationsEnabled (boolean): 通知設定</w:t>
-      </w:r>
-    </w:p>
-    <w:p>
-      <w:pPr>
-        <w:numPr>
-          <w:ilvl w:val="0"/>
-          <w:numId w:val="7"/>
-        </w:numPr>
-        <w:pBdr>
-          <w:top w:space="0" w:sz="0" w:val="nil"/>
-          <w:left w:space="0" w:sz="0" w:val="nil"/>
-          <w:bottom w:space="0" w:sz="0" w:val="nil"/>
-          <w:right w:space="0" w:sz="0" w:val="nil"/>
-          <w:between w:space="0" w:sz="0" w:val="nil"/>
-        </w:pBdr>
-        <w:shd w:fill="auto" w:val="clear"/>
-        <w:spacing w:after="0" w:afterAutospacing="0" w:before="0" w:beforeAutospacing="0" w:line="275.9999942779541" w:lineRule="auto"/>
-        <w:ind w:left="570" w:hanging="360"/>
-      </w:pPr>
-      <w:r>
-        <w:rPr>
-          <w:rFonts w:ascii="Arial Unicode MS" w:cs="Arial Unicode MS" w:eastAsia="Arial Unicode MS" w:hAnsi="Arial Unicode MS"/>
-          <w:color w:val="1f1f1f"/>
-          <w:rtl w:val="0"/>
-        </w:rPr>
-        <w:t xml:space="preserve">updatedAt (Date | string): 最終更新日時。PUT API実行時にバックエンドで new Date().toISOString() がセットされる</w:t>
-      </w:r>
-    </w:p>
-    <w:p>
-      <w:pPr>
-        <w:numPr>
-          <w:ilvl w:val="0"/>
-          <w:numId w:val="7"/>
-        </w:numPr>
-        <w:pBdr>
-          <w:top w:space="0" w:sz="0" w:val="nil"/>
-          <w:left w:space="0" w:sz="0" w:val="nil"/>
-          <w:bottom w:space="0" w:sz="0" w:val="nil"/>
-          <w:right w:space="0" w:sz="0" w:val="nil"/>
-          <w:between w:space="0" w:sz="0" w:val="nil"/>
-        </w:pBdr>
-        <w:shd w:fill="auto" w:val="clear"/>
-        <w:spacing w:after="0" w:afterAutospacing="0" w:before="0" w:beforeAutospacing="0" w:line="275.9999942779541" w:lineRule="auto"/>
-        <w:ind w:left="570" w:hanging="360"/>
-      </w:pPr>
-      <w:r>
-        <w:rPr>
-          <w:rFonts w:ascii="Arial Unicode MS" w:cs="Arial Unicode MS" w:eastAsia="Arial Unicode MS" w:hAnsi="Arial Unicode MS"/>
-          <w:color w:val="1f1f1f"/>
-          <w:rtl w:val="0"/>
-        </w:rPr>
-        <w:t xml:space="preserve">storeNameHistory (string配列 / 任意): フロントエンドからの送信時、新規の店舗名がある場合は既存の履歴の先頭に追加され、最大50件にスライスされて保存される</w:t>
-      </w:r>
-    </w:p>
-    <w:p>
-      <w:pPr>
-        <w:numPr>
-          <w:ilvl w:val="0"/>
-          <w:numId w:val="7"/>
-        </w:numPr>
-        <w:pBdr>
-          <w:top w:space="0" w:sz="0" w:val="nil"/>
-          <w:left w:space="0" w:sz="0" w:val="nil"/>
-          <w:bottom w:space="0" w:sz="0" w:val="nil"/>
-          <w:right w:space="0" w:sz="0" w:val="nil"/>
-          <w:between w:space="0" w:sz="0" w:val="nil"/>
-        </w:pBdr>
-        <w:shd w:fill="auto" w:val="clear"/>
-        <w:spacing w:after="0" w:afterAutospacing="0" w:before="0" w:beforeAutospacing="0" w:line="275.9999942779541" w:lineRule="auto"/>
-        <w:ind w:left="570" w:hanging="360"/>
-      </w:pPr>
-      <w:r>
-        <w:rPr>
-          <w:rFonts w:ascii="Arial Unicode MS" w:cs="Arial Unicode MS" w:eastAsia="Arial Unicode MS" w:hAnsi="Arial Unicode MS"/>
-          <w:color w:val="1f1f1f"/>
-          <w:rtl w:val="0"/>
-        </w:rPr>
-        <w:t xml:space="preserve">memoHistory (string配列 / 任意): フロントエンドからの送信時、新規のメモがある場合は既存の履歴の先頭に追加され、最大50件にスライスされて保存される</w:t>
-      </w:r>
-    </w:p>
-    <w:p>
-      <w:pPr>
-        <w:numPr>
-          <w:ilvl w:val="0"/>
-          <w:numId w:val="7"/>
-        </w:numPr>
-        <w:pBdr>
-          <w:top w:space="0" w:sz="0" w:val="nil"/>
-          <w:left w:space="0" w:sz="0" w:val="nil"/>
-          <w:bottom w:space="0" w:sz="0" w:val="nil"/>
-          <w:right w:space="0" w:sz="0" w:val="nil"/>
-          <w:between w:space="0" w:sz="0" w:val="nil"/>
-        </w:pBdr>
-        <w:shd w:fill="auto" w:val="clear"/>
-        <w:spacing w:after="0" w:afterAutospacing="0" w:before="0" w:beforeAutospacing="0" w:line="275.9999942779541" w:lineRule="auto"/>
-        <w:ind w:left="570" w:hanging="360"/>
-      </w:pPr>
-      <w:r>
-        <w:rPr>
-          <w:rFonts w:ascii="Arial Unicode MS" w:cs="Arial Unicode MS" w:eastAsia="Arial Unicode MS" w:hAnsi="Arial Unicode MS"/>
-          <w:color w:val="1f1f1f"/>
-          <w:rtl w:val="0"/>
-        </w:rPr>
-        <w:t xml:space="preserve">gardenPoints (number): 庭機能のポイント</w:t>
-      </w:r>
-    </w:p>
-    <w:p>
-      <w:pPr>
-        <w:numPr>
-          <w:ilvl w:val="0"/>
-          <w:numId w:val="7"/>
-        </w:numPr>
-        <w:pBdr>
-          <w:top w:space="0" w:sz="0" w:val="nil"/>
-          <w:left w:space="0" w:sz="0" w:val="nil"/>
-          <w:bottom w:space="0" w:sz="0" w:val="nil"/>
-          <w:right w:space="0" w:sz="0" w:val="nil"/>
-          <w:between w:space="0" w:sz="0" w:val="nil"/>
-        </w:pBdr>
-        <w:shd w:fill="auto" w:val="clear"/>
-        <w:spacing w:after="0" w:afterAutospacing="0" w:before="0" w:beforeAutospacing="0" w:line="275.9999942779541" w:lineRule="auto"/>
-        <w:ind w:left="570" w:hanging="360"/>
-      </w:pPr>
-      <w:r>
-        <w:rPr>
-          <w:rFonts w:ascii="Arial Unicode MS" w:cs="Arial Unicode MS" w:eastAsia="Arial Unicode MS" w:hAnsi="Arial Unicode MS"/>
-          <w:color w:val="1f1f1f"/>
-          <w:rtl w:val="0"/>
-        </w:rPr>
-        <w:t xml:space="preserve">lastWateringDate (string | null): 最終水やり日</w:t>
-      </w:r>
-    </w:p>
-    <w:p>
-      <w:pPr>
-        <w:numPr>
-          <w:ilvl w:val="0"/>
-          <w:numId w:val="7"/>
-        </w:numPr>
-        <w:pBdr>
-          <w:top w:space="0" w:sz="0" w:val="nil"/>
-          <w:left w:space="0" w:sz="0" w:val="nil"/>
-          <w:bottom w:space="0" w:sz="0" w:val="nil"/>
-          <w:right w:space="0" w:sz="0" w:val="nil"/>
-          <w:between w:space="0" w:sz="0" w:val="nil"/>
-        </w:pBdr>
-        <w:shd w:fill="auto" w:val="clear"/>
-        <w:spacing w:after="0" w:afterAutospacing="0" w:before="0" w:beforeAutospacing="0" w:line="275.9999942779541" w:lineRule="auto"/>
-        <w:ind w:left="570" w:hanging="360"/>
-      </w:pPr>
-      <w:r>
-        <w:rPr>
-          <w:rFonts w:ascii="Arial Unicode MS" w:cs="Arial Unicode MS" w:eastAsia="Arial Unicode MS" w:hAnsi="Arial Unicode MS"/>
-          <w:color w:val="1f1f1f"/>
-          <w:rtl w:val="0"/>
-        </w:rPr>
-        <w:t xml:space="preserve">ownedGardenItemIds (string配列): 所持アイテムのID一覧</w:t>
-      </w:r>
-    </w:p>
-    <w:p>
-      <w:pPr>
-        <w:numPr>
-          <w:ilvl w:val="0"/>
-          <w:numId w:val="7"/>
-        </w:numPr>
-        <w:pBdr>
-          <w:top w:space="0" w:sz="0" w:val="nil"/>
-          <w:left w:space="0" w:sz="0" w:val="nil"/>
-          <w:bottom w:space="0" w:sz="0" w:val="nil"/>
-          <w:right w:space="0" w:sz="0" w:val="nil"/>
-          <w:between w:space="0" w:sz="0" w:val="nil"/>
-        </w:pBdr>
-        <w:shd w:fill="auto" w:val="clear"/>
-        <w:spacing w:after="0" w:afterAutospacing="0" w:before="0" w:beforeAutospacing="0" w:line="275.9999942779541" w:lineRule="auto"/>
-        <w:ind w:left="570" w:hanging="360"/>
-      </w:pPr>
-      <w:r>
-        <w:rPr>
-          <w:rFonts w:ascii="Arial Unicode MS" w:cs="Arial Unicode MS" w:eastAsia="Arial Unicode MS" w:hAnsi="Arial Unicode MS"/>
-          <w:color w:val="1f1f1f"/>
-          <w:rtl w:val="0"/>
-        </w:rPr>
-        <w:t xml:space="preserve">gardenPlacements (GardenPlacement配列 / 任意): 庭の配置情報</w:t>
+          <w:b w:val="1"/>
+          <w:bCs w:val="1"/>
+          <w:color w:val="1f1f1f"/>
+          <w:rtl w:val="0"/>
+        </w:rPr>
+        <w:t xml:space="preserve">新規作成 (POST /expenses)</w:t>
       </w:r>
     </w:p>
     <w:p>
@@ -625,14 +1709,66 @@
           <w:color w:val="1f1f1f"/>
           <w:rtl w:val="0"/>
         </w:rPr>
-        <w:t xml:space="preserve">配列内の各オブジェクト構造: itemId (string), x (number), y (number), scale (number / 任意), isFlipped (boolean / 任意)</w:t>
+        <w:t xml:space="preserve">PutCommand を使用。</w:t>
+      </w:r>
+    </w:p>
+    <w:p>
+      <w:pPr>
+        <w:numPr>
+          <w:ilvl w:val="1"/>
+          <w:numId w:val="10"/>
+        </w:numPr>
+        <w:pBdr>
+          <w:top w:space="0" w:sz="0" w:val="nil"/>
+          <w:left w:space="0" w:sz="0" w:val="nil"/>
+          <w:bottom w:space="0" w:sz="0" w:val="nil"/>
+          <w:right w:space="0" w:sz="0" w:val="nil"/>
+          <w:between w:space="0" w:sz="0" w:val="nil"/>
+        </w:pBdr>
+        <w:shd w:fill="auto" w:val="clear"/>
+        <w:spacing w:after="0" w:afterAutospacing="0" w:before="0" w:beforeAutospacing="0" w:line="275.9999942779541" w:lineRule="auto"/>
+        <w:ind w:left="1050" w:hanging="360"/>
+      </w:pPr>
+      <w:r>
+        <w:rPr>
+          <w:rFonts w:ascii="Arial Unicode MS" w:cs="Arial Unicode MS" w:eastAsia="Arial Unicode MS" w:hAnsi="Arial Unicode MS"/>
+          <w:color w:val="1f1f1f"/>
+          <w:rtl w:val="0"/>
+        </w:rPr>
+        <w:t xml:space="preserve">バリデーション: householdId, date, amount が必須。</w:t>
+      </w:r>
+    </w:p>
+    <w:p>
+      <w:pPr>
+        <w:numPr>
+          <w:ilvl w:val="1"/>
+          <w:numId w:val="10"/>
+        </w:numPr>
+        <w:pBdr>
+          <w:top w:space="0" w:sz="0" w:val="nil"/>
+          <w:left w:space="0" w:sz="0" w:val="nil"/>
+          <w:bottom w:space="0" w:sz="0" w:val="nil"/>
+          <w:right w:space="0" w:sz="0" w:val="nil"/>
+          <w:between w:space="0" w:sz="0" w:val="nil"/>
+        </w:pBdr>
+        <w:shd w:fill="auto" w:val="clear"/>
+        <w:spacing w:after="0" w:afterAutospacing="0" w:before="0" w:beforeAutospacing="0" w:line="275.9999942779541" w:lineRule="auto"/>
+        <w:ind w:left="1050" w:hanging="360"/>
+      </w:pPr>
+      <w:r>
+        <w:rPr>
+          <w:rFonts w:ascii="Arial Unicode MS" w:cs="Arial Unicode MS" w:eastAsia="Arial Unicode MS" w:hAnsi="Arial Unicode MS"/>
+          <w:color w:val="1f1f1f"/>
+          <w:rtl w:val="0"/>
+        </w:rPr>
+        <w:t xml:space="preserve">保存時に id (UUID), date_id, createdAt をサーバー側で生成し付与する。</w:t>
       </w:r>
     </w:p>
     <w:p>
       <w:pPr>
         <w:numPr>
           <w:ilvl w:val="0"/>
-          <w:numId w:val="7"/>
+          <w:numId w:val="9"/>
         </w:numPr>
         <w:pBdr>
           <w:top w:space="0" w:sz="0" w:val="nil"/>
@@ -648,17 +1784,71 @@
       <w:r>
         <w:rPr>
           <w:rFonts w:ascii="Arial Unicode MS" w:cs="Arial Unicode MS" w:eastAsia="Arial Unicode MS" w:hAnsi="Arial Unicode MS"/>
-          <w:color w:val="1f1f1f"/>
-          <w:rtl w:val="0"/>
-        </w:rPr>
-        <w:t xml:space="preserve">plantLevel (number / 任意): 知恵の木のレベル</w:t>
+          <w:b w:val="1"/>
+          <w:bCs w:val="1"/>
+          <w:color w:val="1f1f1f"/>
+          <w:rtl w:val="0"/>
+        </w:rPr>
+        <w:t xml:space="preserve">月次一覧取得 (GET /expenses/{householdId}?month={monthPrefix})</w:t>
+      </w:r>
+    </w:p>
+    <w:p>
+      <w:pPr>
+        <w:numPr>
+          <w:ilvl w:val="1"/>
+          <w:numId w:val="11"/>
+        </w:numPr>
+        <w:pBdr>
+          <w:top w:space="0" w:sz="0" w:val="nil"/>
+          <w:left w:space="0" w:sz="0" w:val="nil"/>
+          <w:bottom w:space="0" w:sz="0" w:val="nil"/>
+          <w:right w:space="0" w:sz="0" w:val="nil"/>
+          <w:between w:space="0" w:sz="0" w:val="nil"/>
+        </w:pBdr>
+        <w:shd w:fill="auto" w:val="clear"/>
+        <w:spacing w:after="0" w:afterAutospacing="0" w:line="275.9999942779541" w:lineRule="auto"/>
+        <w:ind w:left="1050" w:hanging="360"/>
+      </w:pPr>
+      <w:r>
+        <w:rPr>
+          <w:rFonts w:ascii="Arial Unicode MS" w:cs="Arial Unicode MS" w:eastAsia="Arial Unicode MS" w:hAnsi="Arial Unicode MS"/>
+          <w:color w:val="1f1f1f"/>
+          <w:rtl w:val="0"/>
+        </w:rPr>
+        <w:t xml:space="preserve">QueryCommand を使用。</w:t>
+      </w:r>
+    </w:p>
+    <w:p>
+      <w:pPr>
+        <w:numPr>
+          <w:ilvl w:val="1"/>
+          <w:numId w:val="11"/>
+        </w:numPr>
+        <w:pBdr>
+          <w:top w:space="0" w:sz="0" w:val="nil"/>
+          <w:left w:space="0" w:sz="0" w:val="nil"/>
+          <w:bottom w:space="0" w:sz="0" w:val="nil"/>
+          <w:right w:space="0" w:sz="0" w:val="nil"/>
+          <w:between w:space="0" w:sz="0" w:val="nil"/>
+        </w:pBdr>
+        <w:shd w:fill="auto" w:val="clear"/>
+        <w:spacing w:after="0" w:afterAutospacing="0" w:before="0" w:beforeAutospacing="0" w:line="275.9999942779541" w:lineRule="auto"/>
+        <w:ind w:left="1050" w:hanging="360"/>
+      </w:pPr>
+      <w:r>
+        <w:rPr>
+          <w:rFonts w:ascii="Arial Unicode MS" w:cs="Arial Unicode MS" w:eastAsia="Arial Unicode MS" w:hAnsi="Arial Unicode MS"/>
+          <w:color w:val="1f1f1f"/>
+          <w:rtl w:val="0"/>
+        </w:rPr>
+        <w:t xml:space="preserve">検索条件: householdId = :hid AND begins_with(date_id, :month)。ソートキー date_id に対する前方一致検索を行う。</w:t>
       </w:r>
     </w:p>
     <w:p>
       <w:pPr>
         <w:numPr>
           <w:ilvl w:val="0"/>
-          <w:numId w:val="7"/>
+          <w:numId w:val="9"/>
         </w:numPr>
         <w:pBdr>
           <w:top w:space="0" w:sz="0" w:val="nil"/>
@@ -674,194 +1864,12 @@
       <w:r>
         <w:rPr>
           <w:rFonts w:ascii="Arial Unicode MS" w:cs="Arial Unicode MS" w:eastAsia="Arial Unicode MS" w:hAnsi="Arial Unicode MS"/>
-          <w:color w:val="1f1f1f"/>
-          <w:rtl w:val="0"/>
-        </w:rPr>
-        <w:t xml:space="preserve">plantExp (number / 任意): 知恵の木に蓄積された経験値ポイント</w:t>
-      </w:r>
-    </w:p>
-    <w:p>
-      <w:pPr>
-        <w:numPr>
-          <w:ilvl w:val="0"/>
-          <w:numId w:val="7"/>
-        </w:numPr>
-        <w:pBdr>
-          <w:top w:space="0" w:sz="0" w:val="nil"/>
-          <w:left w:space="0" w:sz="0" w:val="nil"/>
-          <w:bottom w:space="0" w:sz="0" w:val="nil"/>
-          <w:right w:space="0" w:sz="0" w:val="nil"/>
-          <w:between w:space="0" w:sz="0" w:val="nil"/>
-        </w:pBdr>
-        <w:shd w:fill="auto" w:val="clear"/>
-        <w:spacing w:after="0" w:afterAutospacing="0" w:before="0" w:beforeAutospacing="0" w:line="275.9999942779541" w:lineRule="auto"/>
-        <w:ind w:left="570" w:hanging="360"/>
-      </w:pPr>
-      <w:r>
-        <w:rPr>
-          <w:rFonts w:ascii="Arial Unicode MS" w:cs="Arial Unicode MS" w:eastAsia="Arial Unicode MS" w:hAnsi="Arial Unicode MS"/>
-          <w:color w:val="1f1f1f"/>
-          <w:rtl w:val="0"/>
-        </w:rPr>
-        <w:t xml:space="preserve">itemLevels (Record&lt;string, number&gt; / 任意): 木ごとのレベル</w:t>
-      </w:r>
-    </w:p>
-    <w:p>
-      <w:pPr>
-        <w:numPr>
-          <w:ilvl w:val="0"/>
-          <w:numId w:val="7"/>
-        </w:numPr>
-        <w:pBdr>
-          <w:top w:space="0" w:sz="0" w:val="nil"/>
-          <w:left w:space="0" w:sz="0" w:val="nil"/>
-          <w:bottom w:space="0" w:sz="0" w:val="nil"/>
-          <w:right w:space="0" w:sz="0" w:val="nil"/>
-          <w:between w:space="0" w:sz="0" w:val="nil"/>
-        </w:pBdr>
-        <w:shd w:fill="auto" w:val="clear"/>
-        <w:spacing w:after="0" w:afterAutospacing="0" w:before="0" w:beforeAutospacing="0" w:line="275.9999942779541" w:lineRule="auto"/>
-        <w:ind w:left="570" w:hanging="360"/>
-      </w:pPr>
-      <w:r>
-        <w:rPr>
-          <w:rFonts w:ascii="Arial Unicode MS" w:cs="Arial Unicode MS" w:eastAsia="Arial Unicode MS" w:hAnsi="Arial Unicode MS"/>
-          <w:color w:val="1f1f1f"/>
-          <w:rtl w:val="0"/>
-        </w:rPr>
-        <w:t xml:space="preserve">itemExps (Record&lt;string, number&gt; / 任意): 木ごとの蓄積経験値</w:t>
-      </w:r>
-    </w:p>
-    <w:p>
-      <w:pPr>
-        <w:numPr>
-          <w:ilvl w:val="0"/>
-          <w:numId w:val="7"/>
-        </w:numPr>
-        <w:pBdr>
-          <w:top w:space="0" w:sz="0" w:val="nil"/>
-          <w:left w:space="0" w:sz="0" w:val="nil"/>
-          <w:bottom w:space="0" w:sz="0" w:val="nil"/>
-          <w:right w:space="0" w:sz="0" w:val="nil"/>
-          <w:between w:space="0" w:sz="0" w:val="nil"/>
-        </w:pBdr>
-        <w:shd w:fill="auto" w:val="clear"/>
-        <w:spacing w:after="0" w:afterAutospacing="0" w:before="0" w:beforeAutospacing="0" w:line="275.9999942779541" w:lineRule="auto"/>
-        <w:ind w:left="570" w:hanging="360"/>
-      </w:pPr>
-      <w:r>
-        <w:rPr>
-          <w:rFonts w:ascii="Arial Unicode MS" w:cs="Arial Unicode MS" w:eastAsia="Arial Unicode MS" w:hAnsi="Arial Unicode MS"/>
-          <w:color w:val="1f1f1f"/>
-          <w:rtl w:val="0"/>
-        </w:rPr>
-        <w:t xml:space="preserve">itemCounts (Record&lt;string, number&gt; / 任意): アイテムごとの所持個数</w:t>
-      </w:r>
-    </w:p>
-    <w:p>
-      <w:pPr>
-        <w:numPr>
-          <w:ilvl w:val="0"/>
-          <w:numId w:val="7"/>
-        </w:numPr>
-        <w:pBdr>
-          <w:top w:space="0" w:sz="0" w:val="nil"/>
-          <w:left w:space="0" w:sz="0" w:val="nil"/>
-          <w:bottom w:space="0" w:sz="0" w:val="nil"/>
-          <w:right w:space="0" w:sz="0" w:val="nil"/>
-          <w:between w:space="0" w:sz="0" w:val="nil"/>
-        </w:pBdr>
-        <w:shd w:fill="auto" w:val="clear"/>
-        <w:spacing w:after="0" w:afterAutospacing="0" w:before="0" w:beforeAutospacing="0" w:line="275.9999942779541" w:lineRule="auto"/>
-        <w:ind w:left="570" w:hanging="360"/>
-      </w:pPr>
-      <w:r>
-        <w:rPr>
-          <w:rFonts w:ascii="Arial Unicode MS" w:cs="Arial Unicode MS" w:eastAsia="Arial Unicode MS" w:hAnsi="Arial Unicode MS"/>
-          <w:color w:val="1f1f1f"/>
-          <w:rtl w:val="0"/>
-        </w:rPr>
-        <w:t xml:space="preserve">selectedTreeId (string / 任意): 選択中の木のID</w:t>
-      </w:r>
-    </w:p>
-    <w:p>
-      <w:pPr>
-        <w:numPr>
-          <w:ilvl w:val="0"/>
-          <w:numId w:val="7"/>
-        </w:numPr>
-        <w:pBdr>
-          <w:top w:space="0" w:sz="0" w:val="nil"/>
-          <w:left w:space="0" w:sz="0" w:val="nil"/>
-          <w:bottom w:space="0" w:sz="0" w:val="nil"/>
-          <w:right w:space="0" w:sz="0" w:val="nil"/>
-          <w:between w:space="0" w:sz="0" w:val="nil"/>
-        </w:pBdr>
-        <w:shd w:fill="auto" w:val="clear"/>
-        <w:spacing w:after="120" w:before="0" w:beforeAutospacing="0" w:line="275.9999942779541" w:lineRule="auto"/>
-        <w:ind w:left="570" w:hanging="360"/>
-      </w:pPr>
-      <w:r>
-        <w:rPr>
-          <w:rFonts w:ascii="Arial Unicode MS" w:cs="Arial Unicode MS" w:eastAsia="Arial Unicode MS" w:hAnsi="Arial Unicode MS"/>
-          <w:color w:val="1f1f1f"/>
-          <w:rtl w:val="0"/>
-        </w:rPr>
-        <w:t xml:space="preserve">selectedTileId (string / 任意): 選択中のタイルのID</w:t>
-      </w:r>
-    </w:p>
-    <w:p>
-      <w:pPr>
-        <w:pStyle w:val="Heading3"/>
-        <w:pBdr>
-          <w:top w:space="0" w:sz="0" w:val="nil"/>
-          <w:left w:space="0" w:sz="0" w:val="nil"/>
-          <w:bottom w:space="0" w:sz="0" w:val="nil"/>
-          <w:right w:space="0" w:sz="0" w:val="nil"/>
-          <w:between w:space="0" w:sz="0" w:val="nil"/>
-        </w:pBdr>
-        <w:shd w:fill="auto" w:val="clear"/>
-        <w:spacing w:after="120" w:line="275.9999942779541" w:lineRule="auto"/>
-        <w:rPr>
-          <w:rFonts w:ascii="Arial" w:cs="Arial" w:eastAsia="Arial" w:hAnsi="Arial"/>
-          <w:color w:val="1f1f1f"/>
-        </w:rPr>
-      </w:pPr>
-      <w:r>
-        <w:rPr>
-          <w:rFonts w:ascii="Arial Unicode MS" w:cs="Arial Unicode MS" w:eastAsia="Arial Unicode MS" w:hAnsi="Arial Unicode MS"/>
-          <w:color w:val="1f1f1f"/>
-          <w:rtl w:val="0"/>
-        </w:rPr>
-        <w:t xml:space="preserve">1.3. アクセスパターンとAPI仕様</w:t>
-      </w:r>
-    </w:p>
-    <w:p>
-      <w:pPr>
-        <w:numPr>
-          <w:ilvl w:val="0"/>
-          <w:numId w:val="11"/>
-        </w:numPr>
-        <w:pBdr>
-          <w:top w:space="0" w:sz="0" w:val="nil"/>
-          <w:left w:space="0" w:sz="0" w:val="nil"/>
-          <w:bottom w:space="0" w:sz="0" w:val="nil"/>
-          <w:right w:space="0" w:sz="0" w:val="nil"/>
-          <w:between w:space="0" w:sz="0" w:val="nil"/>
-        </w:pBdr>
-        <w:shd w:fill="auto" w:val="clear"/>
-        <w:spacing w:after="0" w:afterAutospacing="0" w:line="275.9999942779541" w:lineRule="auto"/>
-        <w:ind w:left="570" w:hanging="360"/>
-      </w:pPr>
-      <w:r>
-        <w:rPr>
-          <w:rFonts w:ascii="Arial Unicode MS" w:cs="Arial Unicode MS" w:eastAsia="Arial Unicode MS" w:hAnsi="Arial Unicode MS"/>
           <w:b w:val="1"/>
           <w:bCs w:val="1"/>
           <w:color w:val="1f1f1f"/>
           <w:rtl w:val="0"/>
         </w:rPr>
-        <w:t xml:space="preserve">取得 (GET /settings/{householdId})</w:t>
+        <w:t xml:space="preserve">更新 (PUT /expenses)</w:t>
       </w:r>
     </w:p>
     <w:p>
@@ -887,7 +1895,7 @@
           <w:color w:val="1f1f1f"/>
           <w:rtl w:val="0"/>
         </w:rPr>
-        <w:t xml:space="preserve">GetCommand を使用し、householdId を指定して1件取得。</w:t>
+        <w:t xml:space="preserve">PutCommand を使用。</w:t>
       </w:r>
     </w:p>
     <w:p>
@@ -913,14 +1921,14 @@
           <w:color w:val="1f1f1f"/>
           <w:rtl w:val="0"/>
         </w:rPr>
-        <w:t xml:space="preserve">データが存在しない場合は { message: 'Settings not found' } を返却。</w:t>
+        <w:t xml:space="preserve">バリデーション: householdId と date_id が必須。</w:t>
       </w:r>
     </w:p>
     <w:p>
       <w:pPr>
         <w:numPr>
           <w:ilvl w:val="0"/>
-          <w:numId w:val="11"/>
+          <w:numId w:val="9"/>
         </w:numPr>
         <w:pBdr>
           <w:top w:space="0" w:sz="0" w:val="nil"/>
@@ -941,7 +1949,7 @@
           <w:color w:val="1f1f1f"/>
           <w:rtl w:val="0"/>
         </w:rPr>
-        <w:t xml:space="preserve">保存・更新 (PUT /settings/{householdId})</w:t>
+        <w:t xml:space="preserve">削除 (DELETE /expenses/{householdId}?date_id={date_id})</w:t>
       </w:r>
     </w:p>
     <w:p>
@@ -967,7 +1975,7 @@
           <w:color w:val="1f1f1f"/>
           <w:rtl w:val="0"/>
         </w:rPr>
-        <w:t xml:space="preserve">PutCommand を使用してフルリプレイス保存。</w:t>
+        <w:t xml:space="preserve">DeleteCommand を使用。</w:t>
       </w:r>
     </w:p>
     <w:p>
@@ -993,7 +2001,7 @@
           <w:color w:val="1f1f1f"/>
           <w:rtl w:val="0"/>
         </w:rPr>
-        <w:t xml:space="preserve">保存直前にリクエストボディのデータに対し updatedAt = new Date().toISOString() と、パスから取得した householdId を強制的に上書きセットする。</w:t>
+        <w:t xml:space="preserve">削除対象の特定に householdId と date_id を使用する。</w:t>
       </w:r>
     </w:p>
     <w:p>
@@ -1024,7 +2032,7 @@
           <w:color w:val="1f1f1f"/>
           <w:rtl w:val="0"/>
         </w:rPr>
-        <w:t xml:space="preserve">2. ExpenseRecordsTable（支出記録テーブル）</w:t>
+        <w:t xml:space="preserve">3. MonthlyBudgetsTable（月次予算テーブル）</w:t>
       </w:r>
     </w:p>
     <w:p>
@@ -1050,7 +2058,7 @@
           <w:color w:val="1f1f1f"/>
           <w:rtl w:val="0"/>
         </w:rPr>
-        <w:t xml:space="preserve">2.1. インフラ定義</w:t>
+        <w:t xml:space="preserve">3.1. インフラ定義</w:t>
       </w:r>
     </w:p>
     <w:p>
@@ -1086,7 +2094,7 @@
           <w:color w:val="1f1f1f"/>
           <w:rtl w:val="0"/>
         </w:rPr>
-        <w:t xml:space="preserve">: 環境変数 EXPENSES_TABLE_NAME</w:t>
+        <w:t xml:space="preserve"> : 環境変数 MONTHLY_BUDGETS_TABLE_NAME</w:t>
       </w:r>
     </w:p>
     <w:p>
@@ -1122,7 +2130,7 @@
           <w:color w:val="1f1f1f"/>
           <w:rtl w:val="0"/>
         </w:rPr>
-        <w:t xml:space="preserve">: householdId (String型)</w:t>
+        <w:t xml:space="preserve"> : householdId (String型) ※Cognitoのsubと一致</w:t>
       </w:r>
     </w:p>
     <w:p>
@@ -1158,7 +2166,7 @@
           <w:color w:val="1f1f1f"/>
           <w:rtl w:val="0"/>
         </w:rPr>
-        <w:t xml:space="preserve">: date_id (String型)</w:t>
+        <w:t xml:space="preserve"> : month_id (String型)</w:t>
       </w:r>
     </w:p>
     <w:p>
@@ -1184,7 +2192,7 @@
           <w:color w:val="1f1f1f"/>
           <w:rtl w:val="0"/>
         </w:rPr>
-        <w:t xml:space="preserve">2.2. データスキーマ（項目属性）</w:t>
+        <w:t xml:space="preserve">3.2. データスキーマ（項目属性）</w:t>
       </w:r>
     </w:p>
     <w:p>
@@ -1209,7 +2217,7 @@
           <w:color w:val="1f1f1f"/>
           <w:rtl w:val="0"/>
         </w:rPr>
-        <w:t xml:space="preserve">TypeScriptの ExpenseRecord インターフェースに基づき、以下の属性が保存されます。</w:t>
+        <w:t xml:space="preserve">TypeScriptの MonthlyBudget インターフェースに基づき、以下の属性が保存されます。</w:t>
       </w:r>
     </w:p>
     <w:p>
@@ -1231,11 +2239,21 @@
       </w:pPr>
       <w:r>
         <w:rPr>
-          <w:rFonts w:ascii="Arial Unicode MS" w:cs="Arial Unicode MS" w:eastAsia="Arial Unicode MS" w:hAnsi="Arial Unicode MS"/>
-          <w:color w:val="1f1f1f"/>
-          <w:rtl w:val="0"/>
-        </w:rPr>
-        <w:t xml:space="preserve">householdId (string): パーティションキー</w:t>
+          <w:rFonts w:ascii="Arial" w:cs="Arial" w:eastAsia="Arial" w:hAnsi="Arial"/>
+          <w:b w:val="1"/>
+          <w:bCs w:val="1"/>
+          <w:color w:val="1f1f1f"/>
+          <w:rtl w:val="0"/>
+        </w:rPr>
+        <w:t xml:space="preserve">householdId</w:t>
+      </w:r>
+      <w:r>
+        <w:rPr>
+          <w:rFonts w:ascii="Arial Unicode MS" w:cs="Arial Unicode MS" w:eastAsia="Arial Unicode MS" w:hAnsi="Arial Unicode MS"/>
+          <w:color w:val="1f1f1f"/>
+          <w:rtl w:val="0"/>
+        </w:rPr>
+        <w:t xml:space="preserve"> (string): パーティションキー</w:t>
       </w:r>
     </w:p>
     <w:p>
@@ -1257,11 +2275,21 @@
       </w:pPr>
       <w:r>
         <w:rPr>
-          <w:rFonts w:ascii="Arial Unicode MS" w:cs="Arial Unicode MS" w:eastAsia="Arial Unicode MS" w:hAnsi="Arial Unicode MS"/>
-          <w:color w:val="1f1f1f"/>
-          <w:rtl w:val="0"/>
-        </w:rPr>
-        <w:t xml:space="preserve">date_id (string): ソートキー。POST API実行時にバックエンドで ${date}#${expenseId} の形式で生成される</w:t>
+          <w:rFonts w:ascii="Arial" w:cs="Arial" w:eastAsia="Arial" w:hAnsi="Arial"/>
+          <w:b w:val="1"/>
+          <w:bCs w:val="1"/>
+          <w:color w:val="1f1f1f"/>
+          <w:rtl w:val="0"/>
+        </w:rPr>
+        <w:t xml:space="preserve">month_id</w:t>
+      </w:r>
+      <w:r>
+        <w:rPr>
+          <w:rFonts w:ascii="Arial Unicode MS" w:cs="Arial Unicode MS" w:eastAsia="Arial Unicode MS" w:hAnsi="Arial Unicode MS"/>
+          <w:color w:val="1f1f1f"/>
+          <w:rtl w:val="0"/>
+        </w:rPr>
+        <w:t xml:space="preserve"> (string): ソートキー (YYYY-MM形式)</w:t>
       </w:r>
     </w:p>
     <w:p>
@@ -1283,11 +2311,21 @@
       </w:pPr>
       <w:r>
         <w:rPr>
-          <w:rFonts w:ascii="Arial Unicode MS" w:cs="Arial Unicode MS" w:eastAsia="Arial Unicode MS" w:hAnsi="Arial Unicode MS"/>
-          <w:color w:val="1f1f1f"/>
-          <w:rtl w:val="0"/>
-        </w:rPr>
-        <w:t xml:space="preserve">id (string): 支出レコードのUUID。POST API実行時にバックエンドで randomUUID() を用いて自動生成される</w:t>
+          <w:rFonts w:ascii="Arial" w:cs="Arial" w:eastAsia="Arial" w:hAnsi="Arial"/>
+          <w:b w:val="1"/>
+          <w:bCs w:val="1"/>
+          <w:color w:val="1f1f1f"/>
+          <w:rtl w:val="0"/>
+        </w:rPr>
+        <w:t xml:space="preserve">budgets</w:t>
+      </w:r>
+      <w:r>
+        <w:rPr>
+          <w:rFonts w:ascii="Arial Unicode MS" w:cs="Arial Unicode MS" w:eastAsia="Arial Unicode MS" w:hAnsi="Arial Unicode MS"/>
+          <w:color w:val="1f1f1f"/>
+          <w:rtl w:val="0"/>
+        </w:rPr>
+        <w:t xml:space="preserve"> (Record&lt;string, number&gt;): カテゴリごとの予算金額マップ</w:t>
       </w:r>
     </w:p>
     <w:p>
@@ -1309,11 +2347,21 @@
       </w:pPr>
       <w:r>
         <w:rPr>
-          <w:rFonts w:ascii="Arial Unicode MS" w:cs="Arial Unicode MS" w:eastAsia="Arial Unicode MS" w:hAnsi="Arial Unicode MS"/>
-          <w:color w:val="1f1f1f"/>
-          <w:rtl w:val="0"/>
-        </w:rPr>
-        <w:t xml:space="preserve">date (string): YYYY-MM-DD 形式の日付文字列</w:t>
+          <w:rFonts w:ascii="Arial" w:cs="Arial" w:eastAsia="Arial" w:hAnsi="Arial"/>
+          <w:b w:val="1"/>
+          <w:bCs w:val="1"/>
+          <w:color w:val="1f1f1f"/>
+          <w:rtl w:val="0"/>
+        </w:rPr>
+        <w:t xml:space="preserve">bonusAllocation</w:t>
+      </w:r>
+      <w:r>
+        <w:rPr>
+          <w:rFonts w:ascii="Arial Unicode MS" w:cs="Arial Unicode MS" w:eastAsia="Arial Unicode MS" w:hAnsi="Arial Unicode MS"/>
+          <w:color w:val="1f1f1f"/>
+          <w:rtl w:val="0"/>
+        </w:rPr>
+        <w:t xml:space="preserve"> (Record&lt;string, number&gt;): ボーナスの配分先マップ</w:t>
       </w:r>
     </w:p>
     <w:p>
@@ -1335,11 +2383,21 @@
       </w:pPr>
       <w:r>
         <w:rPr>
-          <w:rFonts w:ascii="Arial Unicode MS" w:cs="Arial Unicode MS" w:eastAsia="Arial Unicode MS" w:hAnsi="Arial Unicode MS"/>
-          <w:color w:val="1f1f1f"/>
-          <w:rtl w:val="0"/>
-        </w:rPr>
-        <w:t xml:space="preserve">categoryId (string): カテゴリID</w:t>
+          <w:rFonts w:ascii="Arial" w:cs="Arial" w:eastAsia="Arial" w:hAnsi="Arial"/>
+          <w:b w:val="1"/>
+          <w:bCs w:val="1"/>
+          <w:color w:val="1f1f1f"/>
+          <w:rtl w:val="0"/>
+        </w:rPr>
+        <w:t xml:space="preserve">deficitRule</w:t>
+      </w:r>
+      <w:r>
+        <w:rPr>
+          <w:rFonts w:ascii="Arial Unicode MS" w:cs="Arial Unicode MS" w:eastAsia="Arial Unicode MS" w:hAnsi="Arial Unicode MS"/>
+          <w:color w:val="1f1f1f"/>
+          <w:rtl w:val="0"/>
+        </w:rPr>
+        <w:t xml:space="preserve"> ('みんなで折半' | '配分比率でカバー' | 'お小遣いは減らさない'): 赤字時のルール</w:t>
       </w:r>
     </w:p>
     <w:p>
@@ -1356,120 +2414,57 @@
           <w:between w:space="0" w:sz="0" w:val="nil"/>
         </w:pBdr>
         <w:shd w:fill="auto" w:val="clear"/>
-        <w:spacing w:after="0" w:afterAutospacing="0" w:before="0" w:beforeAutospacing="0" w:line="275.9999942779541" w:lineRule="auto"/>
-        <w:ind w:left="570" w:hanging="360"/>
-      </w:pPr>
-      <w:r>
-        <w:rPr>
-          <w:rFonts w:ascii="Arial Unicode MS" w:cs="Arial Unicode MS" w:eastAsia="Arial Unicode MS" w:hAnsi="Arial Unicode MS"/>
-          <w:color w:val="1f1f1f"/>
-          <w:rtl w:val="0"/>
-        </w:rPr>
-        <w:t xml:space="preserve">amount (number): 金額</w:t>
-      </w:r>
-    </w:p>
-    <w:p>
-      <w:pPr>
-        <w:numPr>
-          <w:ilvl w:val="0"/>
-          <w:numId w:val="15"/>
-        </w:numPr>
-        <w:pBdr>
-          <w:top w:space="0" w:sz="0" w:val="nil"/>
-          <w:left w:space="0" w:sz="0" w:val="nil"/>
-          <w:bottom w:space="0" w:sz="0" w:val="nil"/>
-          <w:right w:space="0" w:sz="0" w:val="nil"/>
-          <w:between w:space="0" w:sz="0" w:val="nil"/>
-        </w:pBdr>
-        <w:shd w:fill="auto" w:val="clear"/>
-        <w:spacing w:after="0" w:afterAutospacing="0" w:before="0" w:beforeAutospacing="0" w:line="275.9999942779541" w:lineRule="auto"/>
-        <w:ind w:left="570" w:hanging="360"/>
-      </w:pPr>
-      <w:r>
-        <w:rPr>
-          <w:rFonts w:ascii="Arial Unicode MS" w:cs="Arial Unicode MS" w:eastAsia="Arial Unicode MS" w:hAnsi="Arial Unicode MS"/>
-          <w:color w:val="1f1f1f"/>
-          <w:rtl w:val="0"/>
-        </w:rPr>
-        <w:t xml:space="preserve">paymentMethod (string): 支払方法</w:t>
-      </w:r>
-    </w:p>
-    <w:p>
-      <w:pPr>
-        <w:numPr>
-          <w:ilvl w:val="0"/>
-          <w:numId w:val="15"/>
-        </w:numPr>
-        <w:pBdr>
-          <w:top w:space="0" w:sz="0" w:val="nil"/>
-          <w:left w:space="0" w:sz="0" w:val="nil"/>
-          <w:bottom w:space="0" w:sz="0" w:val="nil"/>
-          <w:right w:space="0" w:sz="0" w:val="nil"/>
-          <w:between w:space="0" w:sz="0" w:val="nil"/>
-        </w:pBdr>
-        <w:shd w:fill="auto" w:val="clear"/>
-        <w:spacing w:after="0" w:afterAutospacing="0" w:before="0" w:beforeAutospacing="0" w:line="275.9999942779541" w:lineRule="auto"/>
-        <w:ind w:left="570" w:hanging="360"/>
-      </w:pPr>
-      <w:r>
-        <w:rPr>
-          <w:rFonts w:ascii="Arial Unicode MS" w:cs="Arial Unicode MS" w:eastAsia="Arial Unicode MS" w:hAnsi="Arial Unicode MS"/>
-          <w:color w:val="1f1f1f"/>
-          <w:rtl w:val="0"/>
-        </w:rPr>
-        <w:t xml:space="preserve">storeName (string / 任意): 店舗名。入力値に対してフロントエンドで .trim() が実行された値</w:t>
-      </w:r>
-    </w:p>
-    <w:p>
-      <w:pPr>
-        <w:numPr>
-          <w:ilvl w:val="0"/>
-          <w:numId w:val="15"/>
-        </w:numPr>
-        <w:pBdr>
-          <w:top w:space="0" w:sz="0" w:val="nil"/>
-          <w:left w:space="0" w:sz="0" w:val="nil"/>
-          <w:bottom w:space="0" w:sz="0" w:val="nil"/>
-          <w:right w:space="0" w:sz="0" w:val="nil"/>
-          <w:between w:space="0" w:sz="0" w:val="nil"/>
-        </w:pBdr>
-        <w:shd w:fill="auto" w:val="clear"/>
-        <w:spacing w:after="0" w:afterAutospacing="0" w:before="0" w:beforeAutospacing="0" w:line="275.9999942779541" w:lineRule="auto"/>
-        <w:ind w:left="570" w:hanging="360"/>
-      </w:pPr>
-      <w:r>
-        <w:rPr>
-          <w:rFonts w:ascii="Arial Unicode MS" w:cs="Arial Unicode MS" w:eastAsia="Arial Unicode MS" w:hAnsi="Arial Unicode MS"/>
-          <w:color w:val="1f1f1f"/>
-          <w:rtl w:val="0"/>
-        </w:rPr>
-        <w:t xml:space="preserve">memo (string / 任意): メモ。入力値に対してフロントエンドで .trim() が実行された値</w:t>
-      </w:r>
-    </w:p>
-    <w:p>
-      <w:pPr>
-        <w:numPr>
-          <w:ilvl w:val="0"/>
-          <w:numId w:val="15"/>
-        </w:numPr>
-        <w:pBdr>
-          <w:top w:space="0" w:sz="0" w:val="nil"/>
-          <w:left w:space="0" w:sz="0" w:val="nil"/>
-          <w:bottom w:space="0" w:sz="0" w:val="nil"/>
-          <w:right w:space="0" w:sz="0" w:val="nil"/>
-          <w:between w:space="0" w:sz="0" w:val="nil"/>
-        </w:pBdr>
-        <w:shd w:fill="auto" w:val="clear"/>
         <w:spacing w:after="120" w:before="0" w:beforeAutospacing="0" w:line="275.9999942779541" w:lineRule="auto"/>
         <w:ind w:left="570" w:hanging="360"/>
       </w:pPr>
       <w:r>
         <w:rPr>
-          <w:rFonts w:ascii="Arial Unicode MS" w:cs="Arial Unicode MS" w:eastAsia="Arial Unicode MS" w:hAnsi="Arial Unicode MS"/>
-          <w:color w:val="1f1f1f"/>
-          <w:rtl w:val="0"/>
-        </w:rPr>
-        <w:t xml:space="preserve">createdAt (string / 任意): POST API実行時にバックエンドで new Date().toISOString() がセットされる</w:t>
+          <w:rFonts w:ascii="Arial" w:cs="Arial" w:eastAsia="Arial" w:hAnsi="Arial"/>
+          <w:b w:val="1"/>
+          <w:bCs w:val="1"/>
+          <w:color w:val="1f1f1f"/>
+          <w:rtl w:val="0"/>
+        </w:rPr>
+        <w:t xml:space="preserve">updatedAt</w:t>
+      </w:r>
+      <w:r>
+        <w:rPr>
+          <w:rFonts w:ascii="Arial Unicode MS" w:cs="Arial Unicode MS" w:eastAsia="Arial Unicode MS" w:hAnsi="Arial Unicode MS"/>
+          <w:color w:val="1f1f1f"/>
+          <w:rtl w:val="0"/>
+        </w:rPr>
+        <w:t xml:space="preserve"> (string): 最終更新日時</w:t>
+      </w:r>
+    </w:p>
+    <w:p>
+      <w:pPr>
+        <w:pStyle w:val="Heading2"/>
+        <w:pBdr>
+          <w:top w:space="0" w:sz="0" w:val="nil"/>
+          <w:left w:space="0" w:sz="0" w:val="nil"/>
+          <w:bottom w:space="0" w:sz="0" w:val="nil"/>
+          <w:right w:space="0" w:sz="0" w:val="nil"/>
+          <w:between w:space="0" w:sz="0" w:val="nil"/>
+        </w:pBdr>
+        <w:shd w:fill="auto" w:val="clear"/>
+        <w:spacing w:after="120" w:before="120" w:line="275.9999942779541" w:lineRule="auto"/>
+        <w:rPr>
+          <w:rFonts w:ascii="Arial" w:cs="Arial" w:eastAsia="Arial" w:hAnsi="Arial"/>
+          <w:color w:val="1f1f1f"/>
+        </w:rPr>
+      </w:pPr>
+      <w:r>
+        <w:pict>
+          <v:rect style="width:0.0pt;height:1.5pt" o:hr="t" o:hrstd="t" o:hralign="center" fillcolor="#A0A0A0" stroked="f"/>
+        </w:pict>
+      </w:r>
+      <w:r>
+        <w:rPr>
+          <w:rFonts w:ascii="Arial Unicode MS" w:cs="Arial Unicode MS" w:eastAsia="Arial Unicode MS" w:hAnsi="Arial Unicode MS"/>
+          <w:color w:val="1f1f1f"/>
+          <w:rtl w:val="0"/>
+        </w:rPr>
+        <w:t xml:space="preserve">4. AccountsTable（アカウント・課金情報テーブル）【新規追加】</w:t>
       </w:r>
     </w:p>
     <w:p>
@@ -1483,7 +2478,7 @@
           <w:between w:space="0" w:sz="0" w:val="nil"/>
         </w:pBdr>
         <w:shd w:fill="auto" w:val="clear"/>
-        <w:spacing w:after="120" w:line="275.9999942779541" w:lineRule="auto"/>
+        <w:spacing w:after="120" w:before="0" w:line="275.9999942779541" w:lineRule="auto"/>
         <w:rPr>
           <w:rFonts w:ascii="Arial" w:cs="Arial" w:eastAsia="Arial" w:hAnsi="Arial"/>
           <w:color w:val="1f1f1f"/>
@@ -1495,7 +2490,7 @@
           <w:color w:val="1f1f1f"/>
           <w:rtl w:val="0"/>
         </w:rPr>
-        <w:t xml:space="preserve">2.3. アクセスパターンとAPI仕様</w:t>
+        <w:t xml:space="preserve">4.1. インフラ定義</w:t>
       </w:r>
     </w:p>
     <w:p>
@@ -1523,85 +2518,15 @@
           <w:color w:val="1f1f1f"/>
           <w:rtl w:val="0"/>
         </w:rPr>
-        <w:t xml:space="preserve">新規作成 (POST /expenses)</w:t>
-      </w:r>
-    </w:p>
-    <w:p>
-      <w:pPr>
-        <w:numPr>
-          <w:ilvl w:val="1"/>
-          <w:numId w:val="17"/>
-        </w:numPr>
-        <w:pBdr>
-          <w:top w:space="0" w:sz="0" w:val="nil"/>
-          <w:left w:space="0" w:sz="0" w:val="nil"/>
-          <w:bottom w:space="0" w:sz="0" w:val="nil"/>
-          <w:right w:space="0" w:sz="0" w:val="nil"/>
-          <w:between w:space="0" w:sz="0" w:val="nil"/>
-        </w:pBdr>
-        <w:shd w:fill="auto" w:val="clear"/>
-        <w:spacing w:after="0" w:afterAutospacing="0" w:line="275.9999942779541" w:lineRule="auto"/>
-        <w:ind w:left="1050" w:hanging="360"/>
-      </w:pPr>
-      <w:r>
-        <w:rPr>
-          <w:rFonts w:ascii="Arial Unicode MS" w:cs="Arial Unicode MS" w:eastAsia="Arial Unicode MS" w:hAnsi="Arial Unicode MS"/>
-          <w:color w:val="1f1f1f"/>
-          <w:rtl w:val="0"/>
-        </w:rPr>
-        <w:t xml:space="preserve">PutCommand を使用。</w:t>
-      </w:r>
-    </w:p>
-    <w:p>
-      <w:pPr>
-        <w:numPr>
-          <w:ilvl w:val="1"/>
-          <w:numId w:val="17"/>
-        </w:numPr>
-        <w:pBdr>
-          <w:top w:space="0" w:sz="0" w:val="nil"/>
-          <w:left w:space="0" w:sz="0" w:val="nil"/>
-          <w:bottom w:space="0" w:sz="0" w:val="nil"/>
-          <w:right w:space="0" w:sz="0" w:val="nil"/>
-          <w:between w:space="0" w:sz="0" w:val="nil"/>
-        </w:pBdr>
-        <w:shd w:fill="auto" w:val="clear"/>
-        <w:spacing w:after="0" w:afterAutospacing="0" w:before="0" w:beforeAutospacing="0" w:line="275.9999942779541" w:lineRule="auto"/>
-        <w:ind w:left="1050" w:hanging="360"/>
-      </w:pPr>
-      <w:r>
-        <w:rPr>
-          <w:rFonts w:ascii="Arial Unicode MS" w:cs="Arial Unicode MS" w:eastAsia="Arial Unicode MS" w:hAnsi="Arial Unicode MS"/>
-          <w:color w:val="1f1f1f"/>
-          <w:rtl w:val="0"/>
-        </w:rPr>
-        <w:t xml:space="preserve">バリデーション: householdId, date, amount が必須。</w:t>
-      </w:r>
-    </w:p>
-    <w:p>
-      <w:pPr>
-        <w:numPr>
-          <w:ilvl w:val="1"/>
-          <w:numId w:val="17"/>
-        </w:numPr>
-        <w:pBdr>
-          <w:top w:space="0" w:sz="0" w:val="nil"/>
-          <w:left w:space="0" w:sz="0" w:val="nil"/>
-          <w:bottom w:space="0" w:sz="0" w:val="nil"/>
-          <w:right w:space="0" w:sz="0" w:val="nil"/>
-          <w:between w:space="0" w:sz="0" w:val="nil"/>
-        </w:pBdr>
-        <w:shd w:fill="auto" w:val="clear"/>
-        <w:spacing w:after="0" w:afterAutospacing="0" w:before="0" w:beforeAutospacing="0" w:line="275.9999942779541" w:lineRule="auto"/>
-        <w:ind w:left="1050" w:hanging="360"/>
-      </w:pPr>
-      <w:r>
-        <w:rPr>
-          <w:rFonts w:ascii="Arial Unicode MS" w:cs="Arial Unicode MS" w:eastAsia="Arial Unicode MS" w:hAnsi="Arial Unicode MS"/>
-          <w:color w:val="1f1f1f"/>
-          <w:rtl w:val="0"/>
-        </w:rPr>
-        <w:t xml:space="preserve">保存時に id (UUID), date_id, createdAt をサーバー側で生成し付与する。</w:t>
+        <w:t xml:space="preserve">テーブル名参照</w:t>
+      </w:r>
+      <w:r>
+        <w:rPr>
+          <w:rFonts w:ascii="Arial Unicode MS" w:cs="Arial Unicode MS" w:eastAsia="Arial Unicode MS" w:hAnsi="Arial Unicode MS"/>
+          <w:color w:val="1f1f1f"/>
+          <w:rtl w:val="0"/>
+        </w:rPr>
+        <w:t xml:space="preserve"> : 環境変数 ACCOUNTS_TABLE_NAME</w:t>
       </w:r>
     </w:p>
     <w:p>
@@ -1629,59 +2554,15 @@
           <w:color w:val="1f1f1f"/>
           <w:rtl w:val="0"/>
         </w:rPr>
-        <w:t xml:space="preserve">月次一覧取得 (GET /expenses/{householdId}?month={monthPrefix})</w:t>
-      </w:r>
-    </w:p>
-    <w:p>
-      <w:pPr>
-        <w:numPr>
-          <w:ilvl w:val="1"/>
-          <w:numId w:val="18"/>
-        </w:numPr>
-        <w:pBdr>
-          <w:top w:space="0" w:sz="0" w:val="nil"/>
-          <w:left w:space="0" w:sz="0" w:val="nil"/>
-          <w:bottom w:space="0" w:sz="0" w:val="nil"/>
-          <w:right w:space="0" w:sz="0" w:val="nil"/>
-          <w:between w:space="0" w:sz="0" w:val="nil"/>
-        </w:pBdr>
-        <w:shd w:fill="auto" w:val="clear"/>
-        <w:spacing w:after="0" w:afterAutospacing="0" w:line="275.9999942779541" w:lineRule="auto"/>
-        <w:ind w:left="1050" w:hanging="360"/>
-      </w:pPr>
-      <w:r>
-        <w:rPr>
-          <w:rFonts w:ascii="Arial Unicode MS" w:cs="Arial Unicode MS" w:eastAsia="Arial Unicode MS" w:hAnsi="Arial Unicode MS"/>
-          <w:color w:val="1f1f1f"/>
-          <w:rtl w:val="0"/>
-        </w:rPr>
-        <w:t xml:space="preserve">QueryCommand を使用。</w:t>
-      </w:r>
-    </w:p>
-    <w:p>
-      <w:pPr>
-        <w:numPr>
-          <w:ilvl w:val="1"/>
-          <w:numId w:val="18"/>
-        </w:numPr>
-        <w:pBdr>
-          <w:top w:space="0" w:sz="0" w:val="nil"/>
-          <w:left w:space="0" w:sz="0" w:val="nil"/>
-          <w:bottom w:space="0" w:sz="0" w:val="nil"/>
-          <w:right w:space="0" w:sz="0" w:val="nil"/>
-          <w:between w:space="0" w:sz="0" w:val="nil"/>
-        </w:pBdr>
-        <w:shd w:fill="auto" w:val="clear"/>
-        <w:spacing w:after="0" w:afterAutospacing="0" w:before="0" w:beforeAutospacing="0" w:line="275.9999942779541" w:lineRule="auto"/>
-        <w:ind w:left="1050" w:hanging="360"/>
-      </w:pPr>
-      <w:r>
-        <w:rPr>
-          <w:rFonts w:ascii="Arial Unicode MS" w:cs="Arial Unicode MS" w:eastAsia="Arial Unicode MS" w:hAnsi="Arial Unicode MS"/>
-          <w:color w:val="1f1f1f"/>
-          <w:rtl w:val="0"/>
-        </w:rPr>
-        <w:t xml:space="preserve">検索条件: householdId = :hid AND begins_with(date_id, :month)。ソートキー date_id に対する前方一致検索を行う。</w:t>
+        <w:t xml:space="preserve">パーティションキー (PK)</w:t>
+      </w:r>
+      <w:r>
+        <w:rPr>
+          <w:rFonts w:ascii="Arial Unicode MS" w:cs="Arial Unicode MS" w:eastAsia="Arial Unicode MS" w:hAnsi="Arial Unicode MS"/>
+          <w:color w:val="1f1f1f"/>
+          <w:rtl w:val="0"/>
+        </w:rPr>
+        <w:t xml:space="preserve"> : accountId (String型)</w:t>
       </w:r>
     </w:p>
     <w:p>
@@ -1698,77 +2579,156 @@
           <w:between w:space="0" w:sz="0" w:val="nil"/>
         </w:pBdr>
         <w:shd w:fill="auto" w:val="clear"/>
+        <w:spacing w:after="120" w:before="0" w:beforeAutospacing="0" w:line="275.9999942779541" w:lineRule="auto"/>
+        <w:ind w:left="570" w:hanging="360"/>
+      </w:pPr>
+      <w:r>
+        <w:rPr>
+          <w:rFonts w:ascii="Arial Unicode MS" w:cs="Arial Unicode MS" w:eastAsia="Arial Unicode MS" w:hAnsi="Arial Unicode MS"/>
+          <w:b w:val="1"/>
+          <w:bCs w:val="1"/>
+          <w:color w:val="1f1f1f"/>
+          <w:rtl w:val="0"/>
+        </w:rPr>
+        <w:t xml:space="preserve">ソートキー (SK)</w:t>
+      </w:r>
+      <w:r>
+        <w:rPr>
+          <w:rFonts w:ascii="Arial Unicode MS" w:cs="Arial Unicode MS" w:eastAsia="Arial Unicode MS" w:hAnsi="Arial Unicode MS"/>
+          <w:color w:val="1f1f1f"/>
+          <w:rtl w:val="0"/>
+        </w:rPr>
+        <w:t xml:space="preserve"> : なし</w:t>
+      </w:r>
+    </w:p>
+    <w:p>
+      <w:pPr>
+        <w:pStyle w:val="Heading3"/>
+        <w:pBdr>
+          <w:top w:space="0" w:sz="0" w:val="nil"/>
+          <w:left w:space="0" w:sz="0" w:val="nil"/>
+          <w:bottom w:space="0" w:sz="0" w:val="nil"/>
+          <w:right w:space="0" w:sz="0" w:val="nil"/>
+          <w:between w:space="0" w:sz="0" w:val="nil"/>
+        </w:pBdr>
+        <w:shd w:fill="auto" w:val="clear"/>
+        <w:spacing w:after="120" w:line="275.9999942779541" w:lineRule="auto"/>
+        <w:rPr>
+          <w:rFonts w:ascii="Arial" w:cs="Arial" w:eastAsia="Arial" w:hAnsi="Arial"/>
+          <w:color w:val="1f1f1f"/>
+        </w:rPr>
+      </w:pPr>
+      <w:r>
+        <w:rPr>
+          <w:rFonts w:ascii="Arial Unicode MS" w:cs="Arial Unicode MS" w:eastAsia="Arial Unicode MS" w:hAnsi="Arial Unicode MS"/>
+          <w:color w:val="1f1f1f"/>
+          <w:rtl w:val="0"/>
+        </w:rPr>
+        <w:t xml:space="preserve">4.2. データスキーマ（項目属性）</w:t>
+      </w:r>
+    </w:p>
+    <w:p>
+      <w:pPr>
+        <w:pBdr>
+          <w:top w:space="0" w:sz="0" w:val="nil"/>
+          <w:left w:space="0" w:sz="0" w:val="nil"/>
+          <w:bottom w:space="0" w:sz="0" w:val="nil"/>
+          <w:right w:space="0" w:sz="0" w:val="nil"/>
+          <w:between w:space="0" w:sz="0" w:val="nil"/>
+        </w:pBdr>
+        <w:shd w:fill="auto" w:val="clear"/>
+        <w:spacing w:after="150" w:line="275.9999942779541" w:lineRule="auto"/>
+        <w:rPr>
+          <w:rFonts w:ascii="Arial" w:cs="Arial" w:eastAsia="Arial" w:hAnsi="Arial"/>
+          <w:color w:val="1f1f1f"/>
+        </w:rPr>
+      </w:pPr>
+      <w:r>
+        <w:rPr>
+          <w:rFonts w:ascii="Arial Unicode MS" w:cs="Arial Unicode MS" w:eastAsia="Arial Unicode MS" w:hAnsi="Arial Unicode MS"/>
+          <w:color w:val="1f1f1f"/>
+          <w:rtl w:val="0"/>
+        </w:rPr>
+        <w:t xml:space="preserve">TypeScriptの AccountInfo インターフェースに基づき、アカウント固有のビジネスロジックや拡張性（マネタイズ等）を管理するための属性が保存されます。</w:t>
+      </w:r>
+    </w:p>
+    <w:p>
+      <w:pPr>
+        <w:numPr>
+          <w:ilvl w:val="0"/>
+          <w:numId w:val="17"/>
+        </w:numPr>
+        <w:pBdr>
+          <w:top w:space="0" w:sz="0" w:val="nil"/>
+          <w:left w:space="0" w:sz="0" w:val="nil"/>
+          <w:bottom w:space="0" w:sz="0" w:val="nil"/>
+          <w:right w:space="0" w:sz="0" w:val="nil"/>
+          <w:between w:space="0" w:sz="0" w:val="nil"/>
+        </w:pBdr>
+        <w:shd w:fill="auto" w:val="clear"/>
+        <w:spacing w:after="0" w:afterAutospacing="0" w:line="275.9999942779541" w:lineRule="auto"/>
+        <w:ind w:left="570" w:hanging="360"/>
+      </w:pPr>
+      <w:r>
+        <w:rPr>
+          <w:rFonts w:ascii="Arial" w:cs="Arial" w:eastAsia="Arial" w:hAnsi="Arial"/>
+          <w:b w:val="1"/>
+          <w:bCs w:val="1"/>
+          <w:color w:val="1f1f1f"/>
+          <w:rtl w:val="0"/>
+        </w:rPr>
+        <w:t xml:space="preserve">accountId</w:t>
+      </w:r>
+      <w:r>
+        <w:rPr>
+          <w:rFonts w:ascii="Arial Unicode MS" w:cs="Arial Unicode MS" w:eastAsia="Arial Unicode MS" w:hAnsi="Arial Unicode MS"/>
+          <w:color w:val="1f1f1f"/>
+          <w:rtl w:val="0"/>
+        </w:rPr>
+        <w:t xml:space="preserve"> (string): パーティションキー。Cognitoから発行される一意のユーザーID（sub）と完全に一致させる。他テーブルの householdId と同義。</w:t>
+      </w:r>
+    </w:p>
+    <w:p>
+      <w:pPr>
+        <w:numPr>
+          <w:ilvl w:val="0"/>
+          <w:numId w:val="17"/>
+        </w:numPr>
+        <w:pBdr>
+          <w:top w:space="0" w:sz="0" w:val="nil"/>
+          <w:left w:space="0" w:sz="0" w:val="nil"/>
+          <w:bottom w:space="0" w:sz="0" w:val="nil"/>
+          <w:right w:space="0" w:sz="0" w:val="nil"/>
+          <w:between w:space="0" w:sz="0" w:val="nil"/>
+        </w:pBdr>
+        <w:shd w:fill="auto" w:val="clear"/>
         <w:spacing w:after="0" w:afterAutospacing="0" w:before="0" w:beforeAutospacing="0" w:line="275.9999942779541" w:lineRule="auto"/>
         <w:ind w:left="570" w:hanging="360"/>
       </w:pPr>
       <w:r>
         <w:rPr>
-          <w:rFonts w:ascii="Arial Unicode MS" w:cs="Arial Unicode MS" w:eastAsia="Arial Unicode MS" w:hAnsi="Arial Unicode MS"/>
+          <w:rFonts w:ascii="Arial" w:cs="Arial" w:eastAsia="Arial" w:hAnsi="Arial"/>
           <w:b w:val="1"/>
           <w:bCs w:val="1"/>
           <w:color w:val="1f1f1f"/>
           <w:rtl w:val="0"/>
         </w:rPr>
-        <w:t xml:space="preserve">更新 (PUT /expenses)</w:t>
-      </w:r>
-    </w:p>
-    <w:p>
-      <w:pPr>
-        <w:numPr>
-          <w:ilvl w:val="1"/>
-          <w:numId w:val="19"/>
-        </w:numPr>
-        <w:pBdr>
-          <w:top w:space="0" w:sz="0" w:val="nil"/>
-          <w:left w:space="0" w:sz="0" w:val="nil"/>
-          <w:bottom w:space="0" w:sz="0" w:val="nil"/>
-          <w:right w:space="0" w:sz="0" w:val="nil"/>
-          <w:between w:space="0" w:sz="0" w:val="nil"/>
-        </w:pBdr>
-        <w:shd w:fill="auto" w:val="clear"/>
-        <w:spacing w:after="0" w:afterAutospacing="0" w:line="275.9999942779541" w:lineRule="auto"/>
-        <w:ind w:left="1050" w:hanging="360"/>
-      </w:pPr>
-      <w:r>
-        <w:rPr>
-          <w:rFonts w:ascii="Arial Unicode MS" w:cs="Arial Unicode MS" w:eastAsia="Arial Unicode MS" w:hAnsi="Arial Unicode MS"/>
-          <w:color w:val="1f1f1f"/>
-          <w:rtl w:val="0"/>
-        </w:rPr>
-        <w:t xml:space="preserve">PutCommand を使用。</w:t>
-      </w:r>
-    </w:p>
-    <w:p>
-      <w:pPr>
-        <w:numPr>
-          <w:ilvl w:val="1"/>
-          <w:numId w:val="19"/>
-        </w:numPr>
-        <w:pBdr>
-          <w:top w:space="0" w:sz="0" w:val="nil"/>
-          <w:left w:space="0" w:sz="0" w:val="nil"/>
-          <w:bottom w:space="0" w:sz="0" w:val="nil"/>
-          <w:right w:space="0" w:sz="0" w:val="nil"/>
-          <w:between w:space="0" w:sz="0" w:val="nil"/>
-        </w:pBdr>
-        <w:shd w:fill="auto" w:val="clear"/>
-        <w:spacing w:after="0" w:afterAutospacing="0" w:before="0" w:beforeAutospacing="0" w:line="275.9999942779541" w:lineRule="auto"/>
-        <w:ind w:left="1050" w:hanging="360"/>
-      </w:pPr>
-      <w:r>
-        <w:rPr>
-          <w:rFonts w:ascii="Arial Unicode MS" w:cs="Arial Unicode MS" w:eastAsia="Arial Unicode MS" w:hAnsi="Arial Unicode MS"/>
-          <w:color w:val="1f1f1f"/>
-          <w:rtl w:val="0"/>
-        </w:rPr>
-        <w:t xml:space="preserve">バリデーション: householdId と date_id が必須。</w:t>
+        <w:t xml:space="preserve">email</w:t>
+      </w:r>
+      <w:r>
+        <w:rPr>
+          <w:rFonts w:ascii="Arial Unicode MS" w:cs="Arial Unicode MS" w:eastAsia="Arial Unicode MS" w:hAnsi="Arial Unicode MS"/>
+          <w:color w:val="1f1f1f"/>
+          <w:rtl w:val="0"/>
+        </w:rPr>
+        <w:t xml:space="preserve"> (string): 登録されたメールアドレス</w:t>
       </w:r>
     </w:p>
     <w:p>
       <w:pPr>
         <w:numPr>
           <w:ilvl w:val="0"/>
-          <w:numId w:val="16"/>
+          <w:numId w:val="17"/>
         </w:numPr>
         <w:pBdr>
           <w:top w:space="0" w:sz="0" w:val="nil"/>
@@ -1783,20 +2743,28 @@
       </w:pPr>
       <w:r>
         <w:rPr>
-          <w:rFonts w:ascii="Arial Unicode MS" w:cs="Arial Unicode MS" w:eastAsia="Arial Unicode MS" w:hAnsi="Arial Unicode MS"/>
+          <w:rFonts w:ascii="Arial" w:cs="Arial" w:eastAsia="Arial" w:hAnsi="Arial"/>
           <w:b w:val="1"/>
           <w:bCs w:val="1"/>
           <w:color w:val="1f1f1f"/>
           <w:rtl w:val="0"/>
         </w:rPr>
-        <w:t xml:space="preserve">削除 (DELETE /expenses/{householdId}?date_id={date_id})</w:t>
+        <w:t xml:space="preserve">subscriptionPlan</w:t>
+      </w:r>
+      <w:r>
+        <w:rPr>
+          <w:rFonts w:ascii="Arial Unicode MS" w:cs="Arial Unicode MS" w:eastAsia="Arial Unicode MS" w:hAnsi="Arial Unicode MS"/>
+          <w:color w:val="1f1f1f"/>
+          <w:rtl w:val="0"/>
+        </w:rPr>
+        <w:t xml:space="preserve"> ('FREE' | 'PREMIUM'): 現在の契約プランステータス。将来的な広告非表示や機能制限の制御に使用される。</w:t>
       </w:r>
     </w:p>
     <w:p>
       <w:pPr>
         <w:numPr>
-          <w:ilvl w:val="1"/>
-          <w:numId w:val="20"/>
+          <w:ilvl w:val="0"/>
+          <w:numId w:val="17"/>
         </w:numPr>
         <w:pBdr>
           <w:top w:space="0" w:sz="0" w:val="nil"/>
@@ -1806,73 +2774,26 @@
           <w:between w:space="0" w:sz="0" w:val="nil"/>
         </w:pBdr>
         <w:shd w:fill="auto" w:val="clear"/>
-        <w:spacing w:after="0" w:afterAutospacing="0" w:line="275.9999942779541" w:lineRule="auto"/>
-        <w:ind w:left="1050" w:hanging="360"/>
-      </w:pPr>
-      <w:r>
-        <w:rPr>
-          <w:rFonts w:ascii="Arial Unicode MS" w:cs="Arial Unicode MS" w:eastAsia="Arial Unicode MS" w:hAnsi="Arial Unicode MS"/>
-          <w:color w:val="1f1f1f"/>
-          <w:rtl w:val="0"/>
-        </w:rPr>
-        <w:t xml:space="preserve">DeleteCommand を使用。</w:t>
-      </w:r>
-    </w:p>
-    <w:p>
-      <w:pPr>
-        <w:numPr>
-          <w:ilvl w:val="1"/>
-          <w:numId w:val="20"/>
-        </w:numPr>
-        <w:pBdr>
-          <w:top w:space="0" w:sz="0" w:val="nil"/>
-          <w:left w:space="0" w:sz="0" w:val="nil"/>
-          <w:bottom w:space="0" w:sz="0" w:val="nil"/>
-          <w:right w:space="0" w:sz="0" w:val="nil"/>
-          <w:between w:space="0" w:sz="0" w:val="nil"/>
-        </w:pBdr>
-        <w:shd w:fill="auto" w:val="clear"/>
         <w:spacing w:after="120" w:before="0" w:beforeAutospacing="0" w:line="275.9999942779541" w:lineRule="auto"/>
-        <w:ind w:left="1050" w:hanging="360"/>
-      </w:pPr>
-      <w:r>
-        <w:rPr>
-          <w:rFonts w:ascii="Arial Unicode MS" w:cs="Arial Unicode MS" w:eastAsia="Arial Unicode MS" w:hAnsi="Arial Unicode MS"/>
-          <w:color w:val="1f1f1f"/>
-          <w:rtl w:val="0"/>
-        </w:rPr>
-        <w:t xml:space="preserve">削除対象の特定に householdId と date_id を使用する。</w:t>
-      </w:r>
-    </w:p>
-    <w:p>
-      <w:pPr>
-        <w:pStyle w:val="Heading2"/>
-        <w:pBdr>
-          <w:top w:space="0" w:sz="0" w:val="nil"/>
-          <w:left w:space="0" w:sz="0" w:val="nil"/>
-          <w:bottom w:space="0" w:sz="0" w:val="nil"/>
-          <w:right w:space="0" w:sz="0" w:val="nil"/>
-          <w:between w:space="0" w:sz="0" w:val="nil"/>
-        </w:pBdr>
-        <w:shd w:fill="auto" w:val="clear"/>
-        <w:spacing w:after="120" w:before="120" w:line="275.9999942779541" w:lineRule="auto"/>
+        <w:ind w:left="570" w:hanging="360"/>
+      </w:pPr>
+      <w:r>
         <w:rPr>
           <w:rFonts w:ascii="Arial" w:cs="Arial" w:eastAsia="Arial" w:hAnsi="Arial"/>
-          <w:color w:val="1f1f1f"/>
-        </w:rPr>
-      </w:pPr>
-      <w:r>
-        <w:pict>
-          <v:rect style="width:0.0pt;height:1.5pt" o:hr="t" o:hrstd="t" o:hralign="center" fillcolor="#A0A0A0" stroked="f"/>
-        </w:pict>
-      </w:r>
-      <w:r>
-        <w:rPr>
-          <w:rFonts w:ascii="Arial Unicode MS" w:cs="Arial Unicode MS" w:eastAsia="Arial Unicode MS" w:hAnsi="Arial Unicode MS"/>
-          <w:color w:val="1f1f1f"/>
-          <w:rtl w:val="0"/>
-        </w:rPr>
-        <w:t xml:space="preserve">3. MonthlyBudgetsTable（月次予算テーブル）</w:t>
+          <w:b w:val="1"/>
+          <w:bCs w:val="1"/>
+          <w:color w:val="1f1f1f"/>
+          <w:rtl w:val="0"/>
+        </w:rPr>
+        <w:t xml:space="preserve">createdAt</w:t>
+      </w:r>
+      <w:r>
+        <w:rPr>
+          <w:rFonts w:ascii="Arial Unicode MS" w:cs="Arial Unicode MS" w:eastAsia="Arial Unicode MS" w:hAnsi="Arial Unicode MS"/>
+          <w:color w:val="1f1f1f"/>
+          <w:rtl w:val="0"/>
+        </w:rPr>
+        <w:t xml:space="preserve"> (string): アカウント（レコード）作成日時。ISO 8601形式で記録される。</w:t>
       </w:r>
     </w:p>
     <w:p>
@@ -1886,7 +2807,7 @@
           <w:between w:space="0" w:sz="0" w:val="nil"/>
         </w:pBdr>
         <w:shd w:fill="auto" w:val="clear"/>
-        <w:spacing w:after="120" w:before="0" w:line="275.9999942779541" w:lineRule="auto"/>
+        <w:spacing w:after="120" w:line="275.9999942779541" w:lineRule="auto"/>
         <w:rPr>
           <w:rFonts w:ascii="Arial" w:cs="Arial" w:eastAsia="Arial" w:hAnsi="Arial"/>
           <w:color w:val="1f1f1f"/>
@@ -1898,7 +2819,7 @@
           <w:color w:val="1f1f1f"/>
           <w:rtl w:val="0"/>
         </w:rPr>
-        <w:t xml:space="preserve">3.1. インフラ定義</w:t>
+        <w:t xml:space="preserve">4.3. アクセスパターンとトリガー仕様</w:t>
       </w:r>
     </w:p>
     <w:p>
@@ -1926,144 +2847,13 @@
           <w:color w:val="1f1f1f"/>
           <w:rtl w:val="0"/>
         </w:rPr>
-        <w:t xml:space="preserve">テーブル名参照</w:t>
-      </w:r>
-      <w:r>
-        <w:rPr>
-          <w:rFonts w:ascii="Arial Unicode MS" w:cs="Arial Unicode MS" w:eastAsia="Arial Unicode MS" w:hAnsi="Arial Unicode MS"/>
-          <w:color w:val="1f1f1f"/>
-          <w:rtl w:val="0"/>
-        </w:rPr>
-        <w:t xml:space="preserve">: 環境変数 MONTHLY_BUDGETS_TABLE_NAME</w:t>
+        <w:t xml:space="preserve">新規作成（Cognito Post Confirmation トリガーによる自動作成）</w:t>
       </w:r>
     </w:p>
     <w:p>
       <w:pPr>
         <w:numPr>
-          <w:ilvl w:val="0"/>
-          <w:numId w:val="2"/>
-        </w:numPr>
-        <w:pBdr>
-          <w:top w:space="0" w:sz="0" w:val="nil"/>
-          <w:left w:space="0" w:sz="0" w:val="nil"/>
-          <w:bottom w:space="0" w:sz="0" w:val="nil"/>
-          <w:right w:space="0" w:sz="0" w:val="nil"/>
-          <w:between w:space="0" w:sz="0" w:val="nil"/>
-        </w:pBdr>
-        <w:shd w:fill="auto" w:val="clear"/>
-        <w:spacing w:after="0" w:afterAutospacing="0" w:before="0" w:beforeAutospacing="0" w:line="275.9999942779541" w:lineRule="auto"/>
-        <w:ind w:left="570" w:hanging="360"/>
-      </w:pPr>
-      <w:r>
-        <w:rPr>
-          <w:rFonts w:ascii="Arial Unicode MS" w:cs="Arial Unicode MS" w:eastAsia="Arial Unicode MS" w:hAnsi="Arial Unicode MS"/>
-          <w:b w:val="1"/>
-          <w:bCs w:val="1"/>
-          <w:color w:val="1f1f1f"/>
-          <w:rtl w:val="0"/>
-        </w:rPr>
-        <w:t xml:space="preserve">パーティションキー (PK)</w:t>
-      </w:r>
-      <w:r>
-        <w:rPr>
-          <w:rFonts w:ascii="Arial Unicode MS" w:cs="Arial Unicode MS" w:eastAsia="Arial Unicode MS" w:hAnsi="Arial Unicode MS"/>
-          <w:color w:val="1f1f1f"/>
-          <w:rtl w:val="0"/>
-        </w:rPr>
-        <w:t xml:space="preserve">: householdId (String型)</w:t>
-      </w:r>
-    </w:p>
-    <w:p>
-      <w:pPr>
-        <w:numPr>
-          <w:ilvl w:val="0"/>
-          <w:numId w:val="2"/>
-        </w:numPr>
-        <w:pBdr>
-          <w:top w:space="0" w:sz="0" w:val="nil"/>
-          <w:left w:space="0" w:sz="0" w:val="nil"/>
-          <w:bottom w:space="0" w:sz="0" w:val="nil"/>
-          <w:right w:space="0" w:sz="0" w:val="nil"/>
-          <w:between w:space="0" w:sz="0" w:val="nil"/>
-        </w:pBdr>
-        <w:shd w:fill="auto" w:val="clear"/>
-        <w:spacing w:after="120" w:before="0" w:beforeAutospacing="0" w:line="275.9999942779541" w:lineRule="auto"/>
-        <w:ind w:left="570" w:hanging="360"/>
-      </w:pPr>
-      <w:r>
-        <w:rPr>
-          <w:rFonts w:ascii="Arial Unicode MS" w:cs="Arial Unicode MS" w:eastAsia="Arial Unicode MS" w:hAnsi="Arial Unicode MS"/>
-          <w:b w:val="1"/>
-          <w:bCs w:val="1"/>
-          <w:color w:val="1f1f1f"/>
-          <w:rtl w:val="0"/>
-        </w:rPr>
-        <w:t xml:space="preserve">ソートキー (SK)</w:t>
-      </w:r>
-      <w:r>
-        <w:rPr>
-          <w:rFonts w:ascii="Arial Unicode MS" w:cs="Arial Unicode MS" w:eastAsia="Arial Unicode MS" w:hAnsi="Arial Unicode MS"/>
-          <w:color w:val="1f1f1f"/>
-          <w:rtl w:val="0"/>
-        </w:rPr>
-        <w:t xml:space="preserve">: month_id (String型)</w:t>
-      </w:r>
-    </w:p>
-    <w:p>
-      <w:pPr>
-        <w:pStyle w:val="Heading3"/>
-        <w:pBdr>
-          <w:top w:space="0" w:sz="0" w:val="nil"/>
-          <w:left w:space="0" w:sz="0" w:val="nil"/>
-          <w:bottom w:space="0" w:sz="0" w:val="nil"/>
-          <w:right w:space="0" w:sz="0" w:val="nil"/>
-          <w:between w:space="0" w:sz="0" w:val="nil"/>
-        </w:pBdr>
-        <w:shd w:fill="auto" w:val="clear"/>
-        <w:spacing w:after="120" w:line="275.9999942779541" w:lineRule="auto"/>
-        <w:rPr>
-          <w:rFonts w:ascii="Arial" w:cs="Arial" w:eastAsia="Arial" w:hAnsi="Arial"/>
-          <w:color w:val="1f1f1f"/>
-        </w:rPr>
-      </w:pPr>
-      <w:r>
-        <w:rPr>
-          <w:rFonts w:ascii="Arial Unicode MS" w:cs="Arial Unicode MS" w:eastAsia="Arial Unicode MS" w:hAnsi="Arial Unicode MS"/>
-          <w:color w:val="1f1f1f"/>
-          <w:rtl w:val="0"/>
-        </w:rPr>
-        <w:t xml:space="preserve">3.2. データスキーマ（項目属性）</w:t>
-      </w:r>
-    </w:p>
-    <w:p>
-      <w:pPr>
-        <w:pBdr>
-          <w:top w:space="0" w:sz="0" w:val="nil"/>
-          <w:left w:space="0" w:sz="0" w:val="nil"/>
-          <w:bottom w:space="0" w:sz="0" w:val="nil"/>
-          <w:right w:space="0" w:sz="0" w:val="nil"/>
-          <w:between w:space="0" w:sz="0" w:val="nil"/>
-        </w:pBdr>
-        <w:shd w:fill="auto" w:val="clear"/>
-        <w:spacing w:after="150" w:line="275.9999942779541" w:lineRule="auto"/>
-        <w:rPr>
-          <w:rFonts w:ascii="Arial" w:cs="Arial" w:eastAsia="Arial" w:hAnsi="Arial"/>
-          <w:color w:val="1f1f1f"/>
-        </w:rPr>
-      </w:pPr>
-      <w:r>
-        <w:rPr>
-          <w:rFonts w:ascii="Arial Unicode MS" w:cs="Arial Unicode MS" w:eastAsia="Arial Unicode MS" w:hAnsi="Arial Unicode MS"/>
-          <w:color w:val="1f1f1f"/>
-          <w:rtl w:val="0"/>
-        </w:rPr>
-        <w:t xml:space="preserve">TypeScriptの MonthlyBudget インターフェースに基づき、以下の属性が保存されます。</w:t>
-      </w:r>
-    </w:p>
-    <w:p>
-      <w:pPr>
-        <w:numPr>
-          <w:ilvl w:val="0"/>
+          <w:ilvl w:val="1"/>
           <w:numId w:val="3"/>
         </w:numPr>
         <w:pBdr>
@@ -2075,21 +2865,21 @@
         </w:pBdr>
         <w:shd w:fill="auto" w:val="clear"/>
         <w:spacing w:after="0" w:afterAutospacing="0" w:line="275.9999942779541" w:lineRule="auto"/>
-        <w:ind w:left="570" w:hanging="360"/>
-      </w:pPr>
-      <w:r>
-        <w:rPr>
-          <w:rFonts w:ascii="Arial Unicode MS" w:cs="Arial Unicode MS" w:eastAsia="Arial Unicode MS" w:hAnsi="Arial Unicode MS"/>
-          <w:color w:val="1f1f1f"/>
-          <w:rtl w:val="0"/>
-        </w:rPr>
-        <w:t xml:space="preserve">householdId (string): パーティションキー</w:t>
+        <w:ind w:left="1050" w:hanging="360"/>
+      </w:pPr>
+      <w:r>
+        <w:rPr>
+          <w:rFonts w:ascii="Arial Unicode MS" w:cs="Arial Unicode MS" w:eastAsia="Arial Unicode MS" w:hAnsi="Arial Unicode MS"/>
+          <w:color w:val="1f1f1f"/>
+          <w:rtl w:val="0"/>
+        </w:rPr>
+        <w:t xml:space="preserve">ユーザーがフロントエンドから新規登録（サインアップ）を行い、メールの確認コードによる検証を完了した直後に、Cognitoの「Post Confirmation（確認後のトリガー）」機能によってバックエンドの専用Lambda関数が非同期で発火する。</w:t>
       </w:r>
     </w:p>
     <w:p>
       <w:pPr>
         <w:numPr>
-          <w:ilvl w:val="0"/>
+          <w:ilvl w:val="1"/>
           <w:numId w:val="3"/>
         </w:numPr>
         <w:pBdr>
@@ -2101,21 +2891,21 @@
         </w:pBdr>
         <w:shd w:fill="auto" w:val="clear"/>
         <w:spacing w:after="0" w:afterAutospacing="0" w:before="0" w:beforeAutospacing="0" w:line="275.9999942779541" w:lineRule="auto"/>
-        <w:ind w:left="570" w:hanging="360"/>
-      </w:pPr>
-      <w:r>
-        <w:rPr>
-          <w:rFonts w:ascii="Arial Unicode MS" w:cs="Arial Unicode MS" w:eastAsia="Arial Unicode MS" w:hAnsi="Arial Unicode MS"/>
-          <w:color w:val="1f1f1f"/>
-          <w:rtl w:val="0"/>
-        </w:rPr>
-        <w:t xml:space="preserve">month_id (string): ソートキー</w:t>
+        <w:ind w:left="1050" w:hanging="360"/>
+      </w:pPr>
+      <w:r>
+        <w:rPr>
+          <w:rFonts w:ascii="Arial Unicode MS" w:cs="Arial Unicode MS" w:eastAsia="Arial Unicode MS" w:hAnsi="Arial Unicode MS"/>
+          <w:color w:val="1f1f1f"/>
+          <w:rtl w:val="0"/>
+        </w:rPr>
+        <w:t xml:space="preserve">このLambda関数が、DynamoDBの AccountsTable に対して初期レコード（subscriptionPlan: 'FREE' 等）の PutCommand を実行し、データを自動作成する。</w:t>
       </w:r>
     </w:p>
     <w:p>
       <w:pPr>
         <w:numPr>
-          <w:ilvl w:val="0"/>
+          <w:ilvl w:val="1"/>
           <w:numId w:val="3"/>
         </w:numPr>
         <w:pBdr>
@@ -2126,270 +2916,6 @@
           <w:between w:space="0" w:sz="0" w:val="nil"/>
         </w:pBdr>
         <w:shd w:fill="auto" w:val="clear"/>
-        <w:spacing w:after="0" w:afterAutospacing="0" w:before="0" w:beforeAutospacing="0" w:line="275.9999942779541" w:lineRule="auto"/>
-        <w:ind w:left="570" w:hanging="360"/>
-      </w:pPr>
-      <w:r>
-        <w:rPr>
-          <w:rFonts w:ascii="Arial Unicode MS" w:cs="Arial Unicode MS" w:eastAsia="Arial Unicode MS" w:hAnsi="Arial Unicode MS"/>
-          <w:color w:val="1f1f1f"/>
-          <w:rtl w:val="0"/>
-        </w:rPr>
-        <w:t xml:space="preserve">budgets (Record&lt;string, number&gt;): カテゴリごとの予算金額マップ</w:t>
-      </w:r>
-    </w:p>
-    <w:p>
-      <w:pPr>
-        <w:numPr>
-          <w:ilvl w:val="0"/>
-          <w:numId w:val="3"/>
-        </w:numPr>
-        <w:pBdr>
-          <w:top w:space="0" w:sz="0" w:val="nil"/>
-          <w:left w:space="0" w:sz="0" w:val="nil"/>
-          <w:bottom w:space="0" w:sz="0" w:val="nil"/>
-          <w:right w:space="0" w:sz="0" w:val="nil"/>
-          <w:between w:space="0" w:sz="0" w:val="nil"/>
-        </w:pBdr>
-        <w:shd w:fill="auto" w:val="clear"/>
-        <w:spacing w:after="0" w:afterAutospacing="0" w:before="0" w:beforeAutospacing="0" w:line="275.9999942779541" w:lineRule="auto"/>
-        <w:ind w:left="570" w:hanging="360"/>
-      </w:pPr>
-      <w:r>
-        <w:rPr>
-          <w:rFonts w:ascii="Arial Unicode MS" w:cs="Arial Unicode MS" w:eastAsia="Arial Unicode MS" w:hAnsi="Arial Unicode MS"/>
-          <w:color w:val="1f1f1f"/>
-          <w:rtl w:val="0"/>
-        </w:rPr>
-        <w:t xml:space="preserve">bonusAllocation (Record&lt;string, number&gt;): ボーナスの配分先マップ</w:t>
-      </w:r>
-    </w:p>
-    <w:p>
-      <w:pPr>
-        <w:numPr>
-          <w:ilvl w:val="0"/>
-          <w:numId w:val="3"/>
-        </w:numPr>
-        <w:pBdr>
-          <w:top w:space="0" w:sz="0" w:val="nil"/>
-          <w:left w:space="0" w:sz="0" w:val="nil"/>
-          <w:bottom w:space="0" w:sz="0" w:val="nil"/>
-          <w:right w:space="0" w:sz="0" w:val="nil"/>
-          <w:between w:space="0" w:sz="0" w:val="nil"/>
-        </w:pBdr>
-        <w:shd w:fill="auto" w:val="clear"/>
-        <w:spacing w:after="0" w:afterAutospacing="0" w:before="0" w:beforeAutospacing="0" w:line="275.9999942779541" w:lineRule="auto"/>
-        <w:ind w:left="570" w:hanging="360"/>
-      </w:pPr>
-      <w:r>
-        <w:rPr>
-          <w:rFonts w:ascii="Arial Unicode MS" w:cs="Arial Unicode MS" w:eastAsia="Arial Unicode MS" w:hAnsi="Arial Unicode MS"/>
-          <w:color w:val="1f1f1f"/>
-          <w:rtl w:val="0"/>
-        </w:rPr>
-        <w:t xml:space="preserve">deficitRule ('みんなで折半' | '配分比率でカバー' | 'お小遣いは減らさない'): 赤字時のルール</w:t>
-      </w:r>
-    </w:p>
-    <w:p>
-      <w:pPr>
-        <w:numPr>
-          <w:ilvl w:val="0"/>
-          <w:numId w:val="3"/>
-        </w:numPr>
-        <w:pBdr>
-          <w:top w:space="0" w:sz="0" w:val="nil"/>
-          <w:left w:space="0" w:sz="0" w:val="nil"/>
-          <w:bottom w:space="0" w:sz="0" w:val="nil"/>
-          <w:right w:space="0" w:sz="0" w:val="nil"/>
-          <w:between w:space="0" w:sz="0" w:val="nil"/>
-        </w:pBdr>
-        <w:shd w:fill="auto" w:val="clear"/>
-        <w:spacing w:after="120" w:before="0" w:beforeAutospacing="0" w:line="275.9999942779541" w:lineRule="auto"/>
-        <w:ind w:left="570" w:hanging="360"/>
-      </w:pPr>
-      <w:r>
-        <w:rPr>
-          <w:rFonts w:ascii="Arial Unicode MS" w:cs="Arial Unicode MS" w:eastAsia="Arial Unicode MS" w:hAnsi="Arial Unicode MS"/>
-          <w:color w:val="1f1f1f"/>
-          <w:rtl w:val="0"/>
-        </w:rPr>
-        <w:t xml:space="preserve">updatedAt (string): 最終更新日時。PUT API実行時にバックエンドで new Date().toISOString() がセットされる</w:t>
-      </w:r>
-    </w:p>
-    <w:p>
-      <w:pPr>
-        <w:pStyle w:val="Heading3"/>
-        <w:pBdr>
-          <w:top w:space="0" w:sz="0" w:val="nil"/>
-          <w:left w:space="0" w:sz="0" w:val="nil"/>
-          <w:bottom w:space="0" w:sz="0" w:val="nil"/>
-          <w:right w:space="0" w:sz="0" w:val="nil"/>
-          <w:between w:space="0" w:sz="0" w:val="nil"/>
-        </w:pBdr>
-        <w:shd w:fill="auto" w:val="clear"/>
-        <w:spacing w:after="120" w:line="275.9999942779541" w:lineRule="auto"/>
-        <w:rPr>
-          <w:rFonts w:ascii="Arial" w:cs="Arial" w:eastAsia="Arial" w:hAnsi="Arial"/>
-          <w:color w:val="1f1f1f"/>
-        </w:rPr>
-      </w:pPr>
-      <w:r>
-        <w:rPr>
-          <w:rFonts w:ascii="Arial Unicode MS" w:cs="Arial Unicode MS" w:eastAsia="Arial Unicode MS" w:hAnsi="Arial Unicode MS"/>
-          <w:color w:val="1f1f1f"/>
-          <w:rtl w:val="0"/>
-        </w:rPr>
-        <w:t xml:space="preserve">3.3. アクセスパターンとAPI仕様</w:t>
-      </w:r>
-    </w:p>
-    <w:p>
-      <w:pPr>
-        <w:numPr>
-          <w:ilvl w:val="0"/>
-          <w:numId w:val="4"/>
-        </w:numPr>
-        <w:pBdr>
-          <w:top w:space="0" w:sz="0" w:val="nil"/>
-          <w:left w:space="0" w:sz="0" w:val="nil"/>
-          <w:bottom w:space="0" w:sz="0" w:val="nil"/>
-          <w:right w:space="0" w:sz="0" w:val="nil"/>
-          <w:between w:space="0" w:sz="0" w:val="nil"/>
-        </w:pBdr>
-        <w:shd w:fill="auto" w:val="clear"/>
-        <w:spacing w:after="0" w:afterAutospacing="0" w:line="275.9999942779541" w:lineRule="auto"/>
-        <w:ind w:left="570" w:hanging="360"/>
-      </w:pPr>
-      <w:r>
-        <w:rPr>
-          <w:rFonts w:ascii="Arial Unicode MS" w:cs="Arial Unicode MS" w:eastAsia="Arial Unicode MS" w:hAnsi="Arial Unicode MS"/>
-          <w:b w:val="1"/>
-          <w:bCs w:val="1"/>
-          <w:color w:val="1f1f1f"/>
-          <w:rtl w:val="0"/>
-        </w:rPr>
-        <w:t xml:space="preserve">取得 (GET /budgets/{householdId}?month={month_id})</w:t>
-      </w:r>
-    </w:p>
-    <w:p>
-      <w:pPr>
-        <w:numPr>
-          <w:ilvl w:val="1"/>
-          <w:numId w:val="5"/>
-        </w:numPr>
-        <w:pBdr>
-          <w:top w:space="0" w:sz="0" w:val="nil"/>
-          <w:left w:space="0" w:sz="0" w:val="nil"/>
-          <w:bottom w:space="0" w:sz="0" w:val="nil"/>
-          <w:right w:space="0" w:sz="0" w:val="nil"/>
-          <w:between w:space="0" w:sz="0" w:val="nil"/>
-        </w:pBdr>
-        <w:shd w:fill="auto" w:val="clear"/>
-        <w:spacing w:after="0" w:afterAutospacing="0" w:line="275.9999942779541" w:lineRule="auto"/>
-        <w:ind w:left="1050" w:hanging="360"/>
-      </w:pPr>
-      <w:r>
-        <w:rPr>
-          <w:rFonts w:ascii="Arial Unicode MS" w:cs="Arial Unicode MS" w:eastAsia="Arial Unicode MS" w:hAnsi="Arial Unicode MS"/>
-          <w:color w:val="1f1f1f"/>
-          <w:rtl w:val="0"/>
-        </w:rPr>
-        <w:t xml:space="preserve">GetCommand を使用し、householdId と month_id を指定して1件取得。</w:t>
-      </w:r>
-    </w:p>
-    <w:p>
-      <w:pPr>
-        <w:numPr>
-          <w:ilvl w:val="1"/>
-          <w:numId w:val="5"/>
-        </w:numPr>
-        <w:pBdr>
-          <w:top w:space="0" w:sz="0" w:val="nil"/>
-          <w:left w:space="0" w:sz="0" w:val="nil"/>
-          <w:bottom w:space="0" w:sz="0" w:val="nil"/>
-          <w:right w:space="0" w:sz="0" w:val="nil"/>
-          <w:between w:space="0" w:sz="0" w:val="nil"/>
-        </w:pBdr>
-        <w:shd w:fill="auto" w:val="clear"/>
-        <w:spacing w:after="0" w:afterAutospacing="0" w:before="0" w:beforeAutospacing="0" w:line="275.9999942779541" w:lineRule="auto"/>
-        <w:ind w:left="1050" w:hanging="360"/>
-      </w:pPr>
-      <w:r>
-        <w:rPr>
-          <w:rFonts w:ascii="Arial Unicode MS" w:cs="Arial Unicode MS" w:eastAsia="Arial Unicode MS" w:hAnsi="Arial Unicode MS"/>
-          <w:color w:val="1f1f1f"/>
-          <w:rtl w:val="0"/>
-        </w:rPr>
-        <w:t xml:space="preserve">データが存在しない場合は、フロントエンドのクラッシュを防ぐためのフォールバックとして { householdId, month_id, budgets: {} } を返却する。</w:t>
-      </w:r>
-    </w:p>
-    <w:p>
-      <w:pPr>
-        <w:numPr>
-          <w:ilvl w:val="0"/>
-          <w:numId w:val="4"/>
-        </w:numPr>
-        <w:pBdr>
-          <w:top w:space="0" w:sz="0" w:val="nil"/>
-          <w:left w:space="0" w:sz="0" w:val="nil"/>
-          <w:bottom w:space="0" w:sz="0" w:val="nil"/>
-          <w:right w:space="0" w:sz="0" w:val="nil"/>
-          <w:between w:space="0" w:sz="0" w:val="nil"/>
-        </w:pBdr>
-        <w:shd w:fill="auto" w:val="clear"/>
-        <w:spacing w:after="0" w:afterAutospacing="0" w:before="0" w:beforeAutospacing="0" w:line="275.9999942779541" w:lineRule="auto"/>
-        <w:ind w:left="570" w:hanging="360"/>
-      </w:pPr>
-      <w:r>
-        <w:rPr>
-          <w:rFonts w:ascii="Arial Unicode MS" w:cs="Arial Unicode MS" w:eastAsia="Arial Unicode MS" w:hAnsi="Arial Unicode MS"/>
-          <w:b w:val="1"/>
-          <w:bCs w:val="1"/>
-          <w:color w:val="1f1f1f"/>
-          <w:rtl w:val="0"/>
-        </w:rPr>
-        <w:t xml:space="preserve">保存・更新 (PUT /budgets/{householdId})</w:t>
-      </w:r>
-    </w:p>
-    <w:p>
-      <w:pPr>
-        <w:numPr>
-          <w:ilvl w:val="1"/>
-          <w:numId w:val="6"/>
-        </w:numPr>
-        <w:pBdr>
-          <w:top w:space="0" w:sz="0" w:val="nil"/>
-          <w:left w:space="0" w:sz="0" w:val="nil"/>
-          <w:bottom w:space="0" w:sz="0" w:val="nil"/>
-          <w:right w:space="0" w:sz="0" w:val="nil"/>
-          <w:between w:space="0" w:sz="0" w:val="nil"/>
-        </w:pBdr>
-        <w:shd w:fill="auto" w:val="clear"/>
-        <w:spacing w:after="0" w:afterAutospacing="0" w:line="275.9999942779541" w:lineRule="auto"/>
-        <w:ind w:left="1050" w:hanging="360"/>
-      </w:pPr>
-      <w:r>
-        <w:rPr>
-          <w:rFonts w:ascii="Arial Unicode MS" w:cs="Arial Unicode MS" w:eastAsia="Arial Unicode MS" w:hAnsi="Arial Unicode MS"/>
-          <w:color w:val="1f1f1f"/>
-          <w:rtl w:val="0"/>
-        </w:rPr>
-        <w:t xml:space="preserve">PutCommand を使用してフルリプレイス保存。</w:t>
-      </w:r>
-    </w:p>
-    <w:p>
-      <w:pPr>
-        <w:numPr>
-          <w:ilvl w:val="1"/>
-          <w:numId w:val="6"/>
-        </w:numPr>
-        <w:pBdr>
-          <w:top w:space="0" w:sz="0" w:val="nil"/>
-          <w:left w:space="0" w:sz="0" w:val="nil"/>
-          <w:bottom w:space="0" w:sz="0" w:val="nil"/>
-          <w:right w:space="0" w:sz="0" w:val="nil"/>
-          <w:between w:space="0" w:sz="0" w:val="nil"/>
-        </w:pBdr>
-        <w:shd w:fill="auto" w:val="clear"/>
         <w:spacing w:after="120" w:before="0" w:beforeAutospacing="0" w:line="275.9999942779541" w:lineRule="auto"/>
         <w:ind w:left="1050" w:hanging="360"/>
       </w:pPr>
@@ -2399,7 +2925,7 @@
           <w:color w:val="1f1f1f"/>
           <w:rtl w:val="0"/>
         </w:rPr>
-        <w:t xml:space="preserve">保存直前にリクエストボディのデータに対し updatedAt = new Date().toISOString() と、パスから取得した householdId を強制的に上書きセットする。</w:t>
+        <w:t xml:space="preserve">フロントエンドからのAPI呼び出しに依存しないため、ネットワークエラー等による「Cognitoには登録されたがDBにはデータがない」という不整合を完全に防止し、確実なデータ同期を担保する。</w:t>
       </w:r>
     </w:p>
     <w:sectPr>
@@ -2662,7 +3188,7 @@
       <w:lvlText w:val="○"/>
       <w:lvlJc w:val="left"/>
       <w:pPr>
-        <w:ind w:left="1440" w:hanging="360"/>
+        <w:ind w:left="1050" w:hanging="360"/>
       </w:pPr>
       <w:rPr>
         <w:rFonts w:ascii="Arial" w:cs="Arial" w:eastAsia="Arial" w:hAnsi="Arial"/>
@@ -2880,7 +3406,7 @@
       <w:lvlText w:val="○"/>
       <w:lvlJc w:val="left"/>
       <w:pPr>
-        <w:ind w:left="1440" w:hanging="360"/>
+        <w:ind w:left="1050" w:hanging="360"/>
       </w:pPr>
       <w:rPr>
         <w:rFonts w:ascii="Arial" w:cs="Arial" w:eastAsia="Arial" w:hAnsi="Arial"/>
@@ -3752,7 +4278,7 @@
       <w:lvlText w:val="○"/>
       <w:lvlJc w:val="left"/>
       <w:pPr>
-        <w:ind w:left="1050" w:hanging="360"/>
+        <w:ind w:left="1440" w:hanging="360"/>
       </w:pPr>
       <w:rPr>
         <w:rFonts w:ascii="Arial" w:cs="Arial" w:eastAsia="Arial" w:hAnsi="Arial"/>
@@ -3970,7 +4496,7 @@
       <w:lvlText w:val="○"/>
       <w:lvlJc w:val="left"/>
       <w:pPr>
-        <w:ind w:left="1050" w:hanging="360"/>
+        <w:ind w:left="1440" w:hanging="360"/>
       </w:pPr>
       <w:rPr>
         <w:rFonts w:ascii="Arial" w:cs="Arial" w:eastAsia="Arial" w:hAnsi="Arial"/>
@@ -5714,7 +6240,7 @@
       <w:lvlText w:val="○"/>
       <w:lvlJc w:val="left"/>
       <w:pPr>
-        <w:ind w:left="1050" w:hanging="360"/>
+        <w:ind w:left="1440" w:hanging="360"/>
       </w:pPr>
       <w:rPr>
         <w:rFonts w:ascii="Arial" w:cs="Arial" w:eastAsia="Arial" w:hAnsi="Arial"/>
@@ -5932,661 +6458,7 @@
       <w:lvlText w:val="○"/>
       <w:lvlJc w:val="left"/>
       <w:pPr>
-        <w:ind w:left="1050" w:hanging="360"/>
-      </w:pPr>
-      <w:rPr>
-        <w:rFonts w:ascii="Arial" w:cs="Arial" w:eastAsia="Arial" w:hAnsi="Arial"/>
-        <w:b w:val="0"/>
-        <w:bCs w:val="0"/>
-        <w:i w:val="0"/>
-        <w:iCs w:val="0"/>
-        <w:smallCaps w:val="0"/>
-        <w:strike w:val="0"/>
-        <w:color w:val="000000"/>
-        <w:sz w:val="22"/>
-        <w:szCs w:val="22"/>
-        <w:u w:val="none"/>
-        <w:shd w:fill="auto" w:val="clear"/>
-        <w:vertAlign w:val="baseline"/>
-      </w:rPr>
-    </w:lvl>
-    <w:lvl w:ilvl="2">
-      <w:start w:val="1"/>
-      <w:numFmt w:val="bullet"/>
-      <w:lvlText w:val="■"/>
-      <w:lvlJc w:val="left"/>
-      <w:pPr>
-        <w:ind w:left="2160" w:hanging="360"/>
-      </w:pPr>
-      <w:rPr>
-        <w:rFonts w:ascii="Arial" w:cs="Arial" w:eastAsia="Arial" w:hAnsi="Arial"/>
-        <w:b w:val="0"/>
-        <w:bCs w:val="0"/>
-        <w:i w:val="0"/>
-        <w:iCs w:val="0"/>
-        <w:smallCaps w:val="0"/>
-        <w:strike w:val="0"/>
-        <w:color w:val="000000"/>
-        <w:sz w:val="22"/>
-        <w:szCs w:val="22"/>
-        <w:u w:val="none"/>
-        <w:shd w:fill="auto" w:val="clear"/>
-        <w:vertAlign w:val="baseline"/>
-      </w:rPr>
-    </w:lvl>
-    <w:lvl w:ilvl="3">
-      <w:start w:val="1"/>
-      <w:numFmt w:val="bullet"/>
-      <w:lvlText w:val="■"/>
-      <w:lvlJc w:val="left"/>
-      <w:pPr>
-        <w:ind w:left="2880" w:hanging="360"/>
-      </w:pPr>
-      <w:rPr>
-        <w:rFonts w:ascii="Arial" w:cs="Arial" w:eastAsia="Arial" w:hAnsi="Arial"/>
-        <w:b w:val="0"/>
-        <w:bCs w:val="0"/>
-        <w:i w:val="0"/>
-        <w:iCs w:val="0"/>
-        <w:smallCaps w:val="0"/>
-        <w:strike w:val="0"/>
-        <w:color w:val="000000"/>
-        <w:sz w:val="22"/>
-        <w:szCs w:val="22"/>
-        <w:u w:val="none"/>
-        <w:shd w:fill="auto" w:val="clear"/>
-        <w:vertAlign w:val="baseline"/>
-      </w:rPr>
-    </w:lvl>
-    <w:lvl w:ilvl="4">
-      <w:start w:val="1"/>
-      <w:numFmt w:val="bullet"/>
-      <w:lvlText w:val="■"/>
-      <w:lvlJc w:val="left"/>
-      <w:pPr>
-        <w:ind w:left="3600" w:hanging="360"/>
-      </w:pPr>
-      <w:rPr>
-        <w:rFonts w:ascii="Arial" w:cs="Arial" w:eastAsia="Arial" w:hAnsi="Arial"/>
-        <w:b w:val="0"/>
-        <w:bCs w:val="0"/>
-        <w:i w:val="0"/>
-        <w:iCs w:val="0"/>
-        <w:smallCaps w:val="0"/>
-        <w:strike w:val="0"/>
-        <w:color w:val="000000"/>
-        <w:sz w:val="22"/>
-        <w:szCs w:val="22"/>
-        <w:u w:val="none"/>
-        <w:shd w:fill="auto" w:val="clear"/>
-        <w:vertAlign w:val="baseline"/>
-      </w:rPr>
-    </w:lvl>
-    <w:lvl w:ilvl="5">
-      <w:start w:val="1"/>
-      <w:numFmt w:val="bullet"/>
-      <w:lvlText w:val="■"/>
-      <w:lvlJc w:val="left"/>
-      <w:pPr>
-        <w:ind w:left="4320" w:hanging="360"/>
-      </w:pPr>
-      <w:rPr>
-        <w:rFonts w:ascii="Arial" w:cs="Arial" w:eastAsia="Arial" w:hAnsi="Arial"/>
-        <w:b w:val="0"/>
-        <w:bCs w:val="0"/>
-        <w:i w:val="0"/>
-        <w:iCs w:val="0"/>
-        <w:smallCaps w:val="0"/>
-        <w:strike w:val="0"/>
-        <w:color w:val="000000"/>
-        <w:sz w:val="22"/>
-        <w:szCs w:val="22"/>
-        <w:u w:val="none"/>
-        <w:shd w:fill="auto" w:val="clear"/>
-        <w:vertAlign w:val="baseline"/>
-      </w:rPr>
-    </w:lvl>
-    <w:lvl w:ilvl="6">
-      <w:start w:val="1"/>
-      <w:numFmt w:val="bullet"/>
-      <w:lvlText w:val="■"/>
-      <w:lvlJc w:val="left"/>
-      <w:pPr>
-        <w:ind w:left="5040" w:hanging="360"/>
-      </w:pPr>
-      <w:rPr>
-        <w:rFonts w:ascii="Arial" w:cs="Arial" w:eastAsia="Arial" w:hAnsi="Arial"/>
-        <w:b w:val="0"/>
-        <w:bCs w:val="0"/>
-        <w:i w:val="0"/>
-        <w:iCs w:val="0"/>
-        <w:smallCaps w:val="0"/>
-        <w:strike w:val="0"/>
-        <w:color w:val="000000"/>
-        <w:sz w:val="22"/>
-        <w:szCs w:val="22"/>
-        <w:u w:val="none"/>
-        <w:shd w:fill="auto" w:val="clear"/>
-        <w:vertAlign w:val="baseline"/>
-      </w:rPr>
-    </w:lvl>
-    <w:lvl w:ilvl="7">
-      <w:start w:val="1"/>
-      <w:numFmt w:val="bullet"/>
-      <w:lvlText w:val="■"/>
-      <w:lvlJc w:val="left"/>
-      <w:pPr>
-        <w:ind w:left="5760" w:hanging="360"/>
-      </w:pPr>
-      <w:rPr>
-        <w:rFonts w:ascii="Arial" w:cs="Arial" w:eastAsia="Arial" w:hAnsi="Arial"/>
-        <w:b w:val="0"/>
-        <w:bCs w:val="0"/>
-        <w:i w:val="0"/>
-        <w:iCs w:val="0"/>
-        <w:smallCaps w:val="0"/>
-        <w:strike w:val="0"/>
-        <w:color w:val="000000"/>
-        <w:sz w:val="22"/>
-        <w:szCs w:val="22"/>
-        <w:u w:val="none"/>
-        <w:shd w:fill="auto" w:val="clear"/>
-        <w:vertAlign w:val="baseline"/>
-      </w:rPr>
-    </w:lvl>
-    <w:lvl w:ilvl="8">
-      <w:start w:val="1"/>
-      <w:numFmt w:val="bullet"/>
-      <w:lvlText w:val="■"/>
-      <w:lvlJc w:val="left"/>
-      <w:pPr>
-        <w:ind w:left="6480" w:hanging="360"/>
-      </w:pPr>
-      <w:rPr>
-        <w:rFonts w:ascii="Arial" w:cs="Arial" w:eastAsia="Arial" w:hAnsi="Arial"/>
-        <w:b w:val="0"/>
-        <w:bCs w:val="0"/>
-        <w:i w:val="0"/>
-        <w:iCs w:val="0"/>
-        <w:smallCaps w:val="0"/>
-        <w:strike w:val="0"/>
-        <w:color w:val="000000"/>
-        <w:sz w:val="22"/>
-        <w:szCs w:val="22"/>
-        <w:u w:val="none"/>
-        <w:shd w:fill="auto" w:val="clear"/>
-        <w:vertAlign w:val="baseline"/>
-      </w:rPr>
-    </w:lvl>
-  </w:abstractNum>
-  <w:abstractNum w:abstractNumId="18">
-    <w:lvl w:ilvl="0">
-      <w:start w:val="1"/>
-      <w:numFmt w:val="bullet"/>
-      <w:lvlText w:val="●"/>
-      <w:lvlJc w:val="left"/>
-      <w:pPr>
-        <w:ind w:left="570" w:hanging="360"/>
-      </w:pPr>
-      <w:rPr>
-        <w:rFonts w:ascii="Arial" w:cs="Arial" w:eastAsia="Arial" w:hAnsi="Arial"/>
-        <w:b w:val="0"/>
-        <w:bCs w:val="0"/>
-        <w:i w:val="0"/>
-        <w:iCs w:val="0"/>
-        <w:smallCaps w:val="0"/>
-        <w:strike w:val="0"/>
-        <w:color w:val="000000"/>
-        <w:sz w:val="22"/>
-        <w:szCs w:val="22"/>
-        <w:u w:val="none"/>
-        <w:shd w:fill="auto" w:val="clear"/>
-        <w:vertAlign w:val="baseline"/>
-      </w:rPr>
-    </w:lvl>
-    <w:lvl w:ilvl="1">
-      <w:start w:val="1"/>
-      <w:numFmt w:val="bullet"/>
-      <w:lvlText w:val="○"/>
-      <w:lvlJc w:val="left"/>
-      <w:pPr>
-        <w:ind w:left="1050" w:hanging="360"/>
-      </w:pPr>
-      <w:rPr>
-        <w:rFonts w:ascii="Arial" w:cs="Arial" w:eastAsia="Arial" w:hAnsi="Arial"/>
-        <w:b w:val="0"/>
-        <w:bCs w:val="0"/>
-        <w:i w:val="0"/>
-        <w:iCs w:val="0"/>
-        <w:smallCaps w:val="0"/>
-        <w:strike w:val="0"/>
-        <w:color w:val="000000"/>
-        <w:sz w:val="22"/>
-        <w:szCs w:val="22"/>
-        <w:u w:val="none"/>
-        <w:shd w:fill="auto" w:val="clear"/>
-        <w:vertAlign w:val="baseline"/>
-      </w:rPr>
-    </w:lvl>
-    <w:lvl w:ilvl="2">
-      <w:start w:val="1"/>
-      <w:numFmt w:val="bullet"/>
-      <w:lvlText w:val="■"/>
-      <w:lvlJc w:val="left"/>
-      <w:pPr>
-        <w:ind w:left="2160" w:hanging="360"/>
-      </w:pPr>
-      <w:rPr>
-        <w:rFonts w:ascii="Arial" w:cs="Arial" w:eastAsia="Arial" w:hAnsi="Arial"/>
-        <w:b w:val="0"/>
-        <w:bCs w:val="0"/>
-        <w:i w:val="0"/>
-        <w:iCs w:val="0"/>
-        <w:smallCaps w:val="0"/>
-        <w:strike w:val="0"/>
-        <w:color w:val="000000"/>
-        <w:sz w:val="22"/>
-        <w:szCs w:val="22"/>
-        <w:u w:val="none"/>
-        <w:shd w:fill="auto" w:val="clear"/>
-        <w:vertAlign w:val="baseline"/>
-      </w:rPr>
-    </w:lvl>
-    <w:lvl w:ilvl="3">
-      <w:start w:val="1"/>
-      <w:numFmt w:val="bullet"/>
-      <w:lvlText w:val="■"/>
-      <w:lvlJc w:val="left"/>
-      <w:pPr>
-        <w:ind w:left="2880" w:hanging="360"/>
-      </w:pPr>
-      <w:rPr>
-        <w:rFonts w:ascii="Arial" w:cs="Arial" w:eastAsia="Arial" w:hAnsi="Arial"/>
-        <w:b w:val="0"/>
-        <w:bCs w:val="0"/>
-        <w:i w:val="0"/>
-        <w:iCs w:val="0"/>
-        <w:smallCaps w:val="0"/>
-        <w:strike w:val="0"/>
-        <w:color w:val="000000"/>
-        <w:sz w:val="22"/>
-        <w:szCs w:val="22"/>
-        <w:u w:val="none"/>
-        <w:shd w:fill="auto" w:val="clear"/>
-        <w:vertAlign w:val="baseline"/>
-      </w:rPr>
-    </w:lvl>
-    <w:lvl w:ilvl="4">
-      <w:start w:val="1"/>
-      <w:numFmt w:val="bullet"/>
-      <w:lvlText w:val="■"/>
-      <w:lvlJc w:val="left"/>
-      <w:pPr>
-        <w:ind w:left="3600" w:hanging="360"/>
-      </w:pPr>
-      <w:rPr>
-        <w:rFonts w:ascii="Arial" w:cs="Arial" w:eastAsia="Arial" w:hAnsi="Arial"/>
-        <w:b w:val="0"/>
-        <w:bCs w:val="0"/>
-        <w:i w:val="0"/>
-        <w:iCs w:val="0"/>
-        <w:smallCaps w:val="0"/>
-        <w:strike w:val="0"/>
-        <w:color w:val="000000"/>
-        <w:sz w:val="22"/>
-        <w:szCs w:val="22"/>
-        <w:u w:val="none"/>
-        <w:shd w:fill="auto" w:val="clear"/>
-        <w:vertAlign w:val="baseline"/>
-      </w:rPr>
-    </w:lvl>
-    <w:lvl w:ilvl="5">
-      <w:start w:val="1"/>
-      <w:numFmt w:val="bullet"/>
-      <w:lvlText w:val="■"/>
-      <w:lvlJc w:val="left"/>
-      <w:pPr>
-        <w:ind w:left="4320" w:hanging="360"/>
-      </w:pPr>
-      <w:rPr>
-        <w:rFonts w:ascii="Arial" w:cs="Arial" w:eastAsia="Arial" w:hAnsi="Arial"/>
-        <w:b w:val="0"/>
-        <w:bCs w:val="0"/>
-        <w:i w:val="0"/>
-        <w:iCs w:val="0"/>
-        <w:smallCaps w:val="0"/>
-        <w:strike w:val="0"/>
-        <w:color w:val="000000"/>
-        <w:sz w:val="22"/>
-        <w:szCs w:val="22"/>
-        <w:u w:val="none"/>
-        <w:shd w:fill="auto" w:val="clear"/>
-        <w:vertAlign w:val="baseline"/>
-      </w:rPr>
-    </w:lvl>
-    <w:lvl w:ilvl="6">
-      <w:start w:val="1"/>
-      <w:numFmt w:val="bullet"/>
-      <w:lvlText w:val="■"/>
-      <w:lvlJc w:val="left"/>
-      <w:pPr>
-        <w:ind w:left="5040" w:hanging="360"/>
-      </w:pPr>
-      <w:rPr>
-        <w:rFonts w:ascii="Arial" w:cs="Arial" w:eastAsia="Arial" w:hAnsi="Arial"/>
-        <w:b w:val="0"/>
-        <w:bCs w:val="0"/>
-        <w:i w:val="0"/>
-        <w:iCs w:val="0"/>
-        <w:smallCaps w:val="0"/>
-        <w:strike w:val="0"/>
-        <w:color w:val="000000"/>
-        <w:sz w:val="22"/>
-        <w:szCs w:val="22"/>
-        <w:u w:val="none"/>
-        <w:shd w:fill="auto" w:val="clear"/>
-        <w:vertAlign w:val="baseline"/>
-      </w:rPr>
-    </w:lvl>
-    <w:lvl w:ilvl="7">
-      <w:start w:val="1"/>
-      <w:numFmt w:val="bullet"/>
-      <w:lvlText w:val="■"/>
-      <w:lvlJc w:val="left"/>
-      <w:pPr>
-        <w:ind w:left="5760" w:hanging="360"/>
-      </w:pPr>
-      <w:rPr>
-        <w:rFonts w:ascii="Arial" w:cs="Arial" w:eastAsia="Arial" w:hAnsi="Arial"/>
-        <w:b w:val="0"/>
-        <w:bCs w:val="0"/>
-        <w:i w:val="0"/>
-        <w:iCs w:val="0"/>
-        <w:smallCaps w:val="0"/>
-        <w:strike w:val="0"/>
-        <w:color w:val="000000"/>
-        <w:sz w:val="22"/>
-        <w:szCs w:val="22"/>
-        <w:u w:val="none"/>
-        <w:shd w:fill="auto" w:val="clear"/>
-        <w:vertAlign w:val="baseline"/>
-      </w:rPr>
-    </w:lvl>
-    <w:lvl w:ilvl="8">
-      <w:start w:val="1"/>
-      <w:numFmt w:val="bullet"/>
-      <w:lvlText w:val="■"/>
-      <w:lvlJc w:val="left"/>
-      <w:pPr>
-        <w:ind w:left="6480" w:hanging="360"/>
-      </w:pPr>
-      <w:rPr>
-        <w:rFonts w:ascii="Arial" w:cs="Arial" w:eastAsia="Arial" w:hAnsi="Arial"/>
-        <w:b w:val="0"/>
-        <w:bCs w:val="0"/>
-        <w:i w:val="0"/>
-        <w:iCs w:val="0"/>
-        <w:smallCaps w:val="0"/>
-        <w:strike w:val="0"/>
-        <w:color w:val="000000"/>
-        <w:sz w:val="22"/>
-        <w:szCs w:val="22"/>
-        <w:u w:val="none"/>
-        <w:shd w:fill="auto" w:val="clear"/>
-        <w:vertAlign w:val="baseline"/>
-      </w:rPr>
-    </w:lvl>
-  </w:abstractNum>
-  <w:abstractNum w:abstractNumId="19">
-    <w:lvl w:ilvl="0">
-      <w:start w:val="1"/>
-      <w:numFmt w:val="bullet"/>
-      <w:lvlText w:val="●"/>
-      <w:lvlJc w:val="left"/>
-      <w:pPr>
-        <w:ind w:left="570" w:hanging="360"/>
-      </w:pPr>
-      <w:rPr>
-        <w:rFonts w:ascii="Arial" w:cs="Arial" w:eastAsia="Arial" w:hAnsi="Arial"/>
-        <w:b w:val="0"/>
-        <w:bCs w:val="0"/>
-        <w:i w:val="0"/>
-        <w:iCs w:val="0"/>
-        <w:smallCaps w:val="0"/>
-        <w:strike w:val="0"/>
-        <w:color w:val="000000"/>
-        <w:sz w:val="22"/>
-        <w:szCs w:val="22"/>
-        <w:u w:val="none"/>
-        <w:shd w:fill="auto" w:val="clear"/>
-        <w:vertAlign w:val="baseline"/>
-      </w:rPr>
-    </w:lvl>
-    <w:lvl w:ilvl="1">
-      <w:start w:val="1"/>
-      <w:numFmt w:val="bullet"/>
-      <w:lvlText w:val="○"/>
-      <w:lvlJc w:val="left"/>
-      <w:pPr>
-        <w:ind w:left="1050" w:hanging="360"/>
-      </w:pPr>
-      <w:rPr>
-        <w:rFonts w:ascii="Arial" w:cs="Arial" w:eastAsia="Arial" w:hAnsi="Arial"/>
-        <w:b w:val="0"/>
-        <w:bCs w:val="0"/>
-        <w:i w:val="0"/>
-        <w:iCs w:val="0"/>
-        <w:smallCaps w:val="0"/>
-        <w:strike w:val="0"/>
-        <w:color w:val="000000"/>
-        <w:sz w:val="22"/>
-        <w:szCs w:val="22"/>
-        <w:u w:val="none"/>
-        <w:shd w:fill="auto" w:val="clear"/>
-        <w:vertAlign w:val="baseline"/>
-      </w:rPr>
-    </w:lvl>
-    <w:lvl w:ilvl="2">
-      <w:start w:val="1"/>
-      <w:numFmt w:val="bullet"/>
-      <w:lvlText w:val="■"/>
-      <w:lvlJc w:val="left"/>
-      <w:pPr>
-        <w:ind w:left="2160" w:hanging="360"/>
-      </w:pPr>
-      <w:rPr>
-        <w:rFonts w:ascii="Arial" w:cs="Arial" w:eastAsia="Arial" w:hAnsi="Arial"/>
-        <w:b w:val="0"/>
-        <w:bCs w:val="0"/>
-        <w:i w:val="0"/>
-        <w:iCs w:val="0"/>
-        <w:smallCaps w:val="0"/>
-        <w:strike w:val="0"/>
-        <w:color w:val="000000"/>
-        <w:sz w:val="22"/>
-        <w:szCs w:val="22"/>
-        <w:u w:val="none"/>
-        <w:shd w:fill="auto" w:val="clear"/>
-        <w:vertAlign w:val="baseline"/>
-      </w:rPr>
-    </w:lvl>
-    <w:lvl w:ilvl="3">
-      <w:start w:val="1"/>
-      <w:numFmt w:val="bullet"/>
-      <w:lvlText w:val="■"/>
-      <w:lvlJc w:val="left"/>
-      <w:pPr>
-        <w:ind w:left="2880" w:hanging="360"/>
-      </w:pPr>
-      <w:rPr>
-        <w:rFonts w:ascii="Arial" w:cs="Arial" w:eastAsia="Arial" w:hAnsi="Arial"/>
-        <w:b w:val="0"/>
-        <w:bCs w:val="0"/>
-        <w:i w:val="0"/>
-        <w:iCs w:val="0"/>
-        <w:smallCaps w:val="0"/>
-        <w:strike w:val="0"/>
-        <w:color w:val="000000"/>
-        <w:sz w:val="22"/>
-        <w:szCs w:val="22"/>
-        <w:u w:val="none"/>
-        <w:shd w:fill="auto" w:val="clear"/>
-        <w:vertAlign w:val="baseline"/>
-      </w:rPr>
-    </w:lvl>
-    <w:lvl w:ilvl="4">
-      <w:start w:val="1"/>
-      <w:numFmt w:val="bullet"/>
-      <w:lvlText w:val="■"/>
-      <w:lvlJc w:val="left"/>
-      <w:pPr>
-        <w:ind w:left="3600" w:hanging="360"/>
-      </w:pPr>
-      <w:rPr>
-        <w:rFonts w:ascii="Arial" w:cs="Arial" w:eastAsia="Arial" w:hAnsi="Arial"/>
-        <w:b w:val="0"/>
-        <w:bCs w:val="0"/>
-        <w:i w:val="0"/>
-        <w:iCs w:val="0"/>
-        <w:smallCaps w:val="0"/>
-        <w:strike w:val="0"/>
-        <w:color w:val="000000"/>
-        <w:sz w:val="22"/>
-        <w:szCs w:val="22"/>
-        <w:u w:val="none"/>
-        <w:shd w:fill="auto" w:val="clear"/>
-        <w:vertAlign w:val="baseline"/>
-      </w:rPr>
-    </w:lvl>
-    <w:lvl w:ilvl="5">
-      <w:start w:val="1"/>
-      <w:numFmt w:val="bullet"/>
-      <w:lvlText w:val="■"/>
-      <w:lvlJc w:val="left"/>
-      <w:pPr>
-        <w:ind w:left="4320" w:hanging="360"/>
-      </w:pPr>
-      <w:rPr>
-        <w:rFonts w:ascii="Arial" w:cs="Arial" w:eastAsia="Arial" w:hAnsi="Arial"/>
-        <w:b w:val="0"/>
-        <w:bCs w:val="0"/>
-        <w:i w:val="0"/>
-        <w:iCs w:val="0"/>
-        <w:smallCaps w:val="0"/>
-        <w:strike w:val="0"/>
-        <w:color w:val="000000"/>
-        <w:sz w:val="22"/>
-        <w:szCs w:val="22"/>
-        <w:u w:val="none"/>
-        <w:shd w:fill="auto" w:val="clear"/>
-        <w:vertAlign w:val="baseline"/>
-      </w:rPr>
-    </w:lvl>
-    <w:lvl w:ilvl="6">
-      <w:start w:val="1"/>
-      <w:numFmt w:val="bullet"/>
-      <w:lvlText w:val="■"/>
-      <w:lvlJc w:val="left"/>
-      <w:pPr>
-        <w:ind w:left="5040" w:hanging="360"/>
-      </w:pPr>
-      <w:rPr>
-        <w:rFonts w:ascii="Arial" w:cs="Arial" w:eastAsia="Arial" w:hAnsi="Arial"/>
-        <w:b w:val="0"/>
-        <w:bCs w:val="0"/>
-        <w:i w:val="0"/>
-        <w:iCs w:val="0"/>
-        <w:smallCaps w:val="0"/>
-        <w:strike w:val="0"/>
-        <w:color w:val="000000"/>
-        <w:sz w:val="22"/>
-        <w:szCs w:val="22"/>
-        <w:u w:val="none"/>
-        <w:shd w:fill="auto" w:val="clear"/>
-        <w:vertAlign w:val="baseline"/>
-      </w:rPr>
-    </w:lvl>
-    <w:lvl w:ilvl="7">
-      <w:start w:val="1"/>
-      <w:numFmt w:val="bullet"/>
-      <w:lvlText w:val="■"/>
-      <w:lvlJc w:val="left"/>
-      <w:pPr>
-        <w:ind w:left="5760" w:hanging="360"/>
-      </w:pPr>
-      <w:rPr>
-        <w:rFonts w:ascii="Arial" w:cs="Arial" w:eastAsia="Arial" w:hAnsi="Arial"/>
-        <w:b w:val="0"/>
-        <w:bCs w:val="0"/>
-        <w:i w:val="0"/>
-        <w:iCs w:val="0"/>
-        <w:smallCaps w:val="0"/>
-        <w:strike w:val="0"/>
-        <w:color w:val="000000"/>
-        <w:sz w:val="22"/>
-        <w:szCs w:val="22"/>
-        <w:u w:val="none"/>
-        <w:shd w:fill="auto" w:val="clear"/>
-        <w:vertAlign w:val="baseline"/>
-      </w:rPr>
-    </w:lvl>
-    <w:lvl w:ilvl="8">
-      <w:start w:val="1"/>
-      <w:numFmt w:val="bullet"/>
-      <w:lvlText w:val="■"/>
-      <w:lvlJc w:val="left"/>
-      <w:pPr>
-        <w:ind w:left="6480" w:hanging="360"/>
-      </w:pPr>
-      <w:rPr>
-        <w:rFonts w:ascii="Arial" w:cs="Arial" w:eastAsia="Arial" w:hAnsi="Arial"/>
-        <w:b w:val="0"/>
-        <w:bCs w:val="0"/>
-        <w:i w:val="0"/>
-        <w:iCs w:val="0"/>
-        <w:smallCaps w:val="0"/>
-        <w:strike w:val="0"/>
-        <w:color w:val="000000"/>
-        <w:sz w:val="22"/>
-        <w:szCs w:val="22"/>
-        <w:u w:val="none"/>
-        <w:shd w:fill="auto" w:val="clear"/>
-        <w:vertAlign w:val="baseline"/>
-      </w:rPr>
-    </w:lvl>
-  </w:abstractNum>
-  <w:abstractNum w:abstractNumId="20">
-    <w:lvl w:ilvl="0">
-      <w:start w:val="1"/>
-      <w:numFmt w:val="bullet"/>
-      <w:lvlText w:val="●"/>
-      <w:lvlJc w:val="left"/>
-      <w:pPr>
-        <w:ind w:left="570" w:hanging="360"/>
-      </w:pPr>
-      <w:rPr>
-        <w:rFonts w:ascii="Arial" w:cs="Arial" w:eastAsia="Arial" w:hAnsi="Arial"/>
-        <w:b w:val="0"/>
-        <w:bCs w:val="0"/>
-        <w:i w:val="0"/>
-        <w:iCs w:val="0"/>
-        <w:smallCaps w:val="0"/>
-        <w:strike w:val="0"/>
-        <w:color w:val="000000"/>
-        <w:sz w:val="22"/>
-        <w:szCs w:val="22"/>
-        <w:u w:val="none"/>
-        <w:shd w:fill="auto" w:val="clear"/>
-        <w:vertAlign w:val="baseline"/>
-      </w:rPr>
-    </w:lvl>
-    <w:lvl w:ilvl="1">
-      <w:start w:val="1"/>
-      <w:numFmt w:val="bullet"/>
-      <w:lvlText w:val="○"/>
-      <w:lvlJc w:val="left"/>
-      <w:pPr>
-        <w:ind w:left="1050" w:hanging="360"/>
+        <w:ind w:left="1440" w:hanging="360"/>
       </w:pPr>
       <w:rPr>
         <w:rFonts w:ascii="Arial" w:cs="Arial" w:eastAsia="Arial" w:hAnsi="Arial"/>
@@ -6823,15 +6695,6 @@
   </w:num>
   <w:num w:numId="17">
     <w:abstractNumId w:val="17"/>
-  </w:num>
-  <w:num w:numId="18">
-    <w:abstractNumId w:val="18"/>
-  </w:num>
-  <w:num w:numId="19">
-    <w:abstractNumId w:val="19"/>
-  </w:num>
-  <w:num w:numId="20">
-    <w:abstractNumId w:val="20"/>
   </w:num>
 </w:numbering>
 </file>
